--- a/downloads/inspection-report-template-general.docx
+++ b/downloads/inspection-report-template-general.docx
@@ -597,14 +597,7 @@
               <w:rPr>
                 <w:rFonts w:ascii="Arial" w:hAnsi="Arial" w:cs="Arial"/>
               </w:rPr>
-              <w:t xml:space="preserve"> / </w:t>
-            </w:r>
-            <w:proofErr w:type="gramStart"/>
-            <w:r>
-              <w:rPr>
-                <w:rFonts w:ascii="Arial" w:hAnsi="Arial" w:cs="Arial"/>
-              </w:rPr>
-              <w:t>CTN</w:t>
+              <w:t xml:space="preserve"> / CTN</w:t>
             </w:r>
             <w:r>
               <w:rPr>
@@ -612,7 +605,6 @@
               </w:rPr>
               <w:t>s :</w:t>
             </w:r>
-            <w:proofErr w:type="gramEnd"/>
           </w:p>
         </w:tc>
         <w:tc>
@@ -1368,18 +1360,10 @@
             <w:bookmarkStart w:id="0" w:name="_Inspection_Result_"/>
             <w:bookmarkEnd w:id="0"/>
             <w:r>
-              <w:t xml:space="preserve">Inspection </w:t>
-            </w:r>
-            <w:proofErr w:type="gramStart"/>
-            <w:r>
-              <w:t xml:space="preserve">Result </w:t>
-            </w:r>
-            <w:r>
-              <w:t xml:space="preserve"> Breakdown</w:t>
-            </w:r>
-            <w:proofErr w:type="gramEnd"/>
-            <w:r>
-              <w:t xml:space="preserve"> Summary:</w:t>
+              <w:t xml:space="preserve">Inspection Result </w:t>
+            </w:r>
+            <w:r>
+              <w:t xml:space="preserve"> Breakdown Summary:</w:t>
             </w:r>
           </w:p>
         </w:tc>
@@ -2125,94 +2109,6 @@
                 <w:lang w:eastAsia="zh-CN"/>
               </w:rPr>
             </w:pPr>
-            <w:r>
-              <w:rPr>
-                <w:rFonts w:ascii="Arial" w:hAnsi="Arial" w:cs="Arial" w:hint="eastAsia"/>
-                <w:color w:val="EE0000"/>
-                <w:lang w:eastAsia="zh-CN"/>
-              </w:rPr>
-              <w:t>凡是</w:t>
-            </w:r>
-            <w:r>
-              <w:rPr>
-                <w:rFonts w:ascii="Arial" w:hAnsi="Arial" w:cs="Arial" w:hint="eastAsia"/>
-                <w:color w:val="EE0000"/>
-                <w:lang w:eastAsia="zh-CN"/>
-              </w:rPr>
-              <w:t xml:space="preserve"> Fail </w:t>
-            </w:r>
-            <w:r>
-              <w:rPr>
-                <w:rFonts w:ascii="Arial" w:hAnsi="Arial" w:cs="Arial" w:hint="eastAsia"/>
-                <w:color w:val="EE0000"/>
-                <w:lang w:eastAsia="zh-CN"/>
-              </w:rPr>
-              <w:t>或</w:t>
-            </w:r>
-            <w:r>
-              <w:rPr>
-                <w:rFonts w:ascii="Arial" w:hAnsi="Arial" w:cs="Arial" w:hint="eastAsia"/>
-                <w:color w:val="EE0000"/>
-                <w:lang w:eastAsia="zh-CN"/>
-              </w:rPr>
-              <w:t xml:space="preserve"> Pending</w:t>
-            </w:r>
-            <w:r>
-              <w:rPr>
-                <w:rFonts w:ascii="Arial" w:hAnsi="Arial" w:cs="Arial" w:hint="eastAsia"/>
-                <w:color w:val="EE0000"/>
-                <w:lang w:eastAsia="zh-CN"/>
-              </w:rPr>
-              <w:t>的，</w:t>
-            </w:r>
-            <w:r>
-              <w:rPr>
-                <w:rFonts w:ascii="Arial" w:hAnsi="Arial" w:cs="Arial" w:hint="eastAsia"/>
-                <w:color w:val="EE0000"/>
-                <w:lang w:eastAsia="zh-CN"/>
-              </w:rPr>
-              <w:t xml:space="preserve"> </w:t>
-            </w:r>
-            <w:r>
-              <w:rPr>
-                <w:rFonts w:ascii="Arial" w:hAnsi="Arial" w:cs="Arial" w:hint="eastAsia"/>
-                <w:color w:val="EE0000"/>
-                <w:lang w:eastAsia="zh-CN"/>
-              </w:rPr>
-              <w:t>请描红字体，</w:t>
-            </w:r>
-            <w:r>
-              <w:rPr>
-                <w:rFonts w:ascii="Arial" w:hAnsi="Arial" w:cs="Arial" w:hint="eastAsia"/>
-                <w:color w:val="EE0000"/>
-                <w:lang w:eastAsia="zh-CN"/>
-              </w:rPr>
-              <w:t xml:space="preserve">  Pass</w:t>
-            </w:r>
-            <w:r>
-              <w:rPr>
-                <w:rFonts w:ascii="Arial" w:hAnsi="Arial" w:cs="Arial" w:hint="eastAsia"/>
-                <w:color w:val="EE0000"/>
-                <w:lang w:eastAsia="zh-CN"/>
-              </w:rPr>
-              <w:t>的保持黑色就行，</w:t>
-            </w:r>
-            <w:r>
-              <w:rPr>
-                <w:rFonts w:ascii="Arial" w:hAnsi="Arial" w:cs="Arial" w:hint="eastAsia"/>
-                <w:color w:val="EE0000"/>
-                <w:lang w:eastAsia="zh-CN"/>
-              </w:rPr>
-              <w:t xml:space="preserve"> </w:t>
-            </w:r>
-            <w:r>
-              <w:rPr>
-                <w:rFonts w:ascii="Arial" w:hAnsi="Arial" w:cs="Arial" w:hint="eastAsia"/>
-                <w:color w:val="EE0000"/>
-                <w:lang w:eastAsia="zh-CN"/>
-              </w:rPr>
-              <w:t>谢谢！</w:t>
-            </w:r>
           </w:p>
         </w:tc>
       </w:tr>
@@ -4848,9 +4744,8 @@
                 <w:sz w:val="20"/>
                 <w:szCs w:val="20"/>
               </w:rPr>
-              <w:t xml:space="preserve">Randomly </w:t>
-            </w:r>
-            <w:proofErr w:type="gramStart"/>
+              <w:t>Randomly select</w:t>
+            </w:r>
             <w:r>
               <w:rPr>
                 <w:rFonts w:ascii="Arial" w:hAnsi="Arial" w:cs="Arial"/>
@@ -4858,7 +4753,7 @@
                 <w:sz w:val="20"/>
                 <w:szCs w:val="20"/>
               </w:rPr>
-              <w:t>select</w:t>
+              <w:t>ed</w:t>
             </w:r>
             <w:r>
               <w:rPr>
@@ -4867,7 +4762,16 @@
                 <w:sz w:val="20"/>
                 <w:szCs w:val="20"/>
               </w:rPr>
-              <w:t>ed</w:t>
+              <w:t xml:space="preserve"> </w:t>
+            </w:r>
+            <w:r>
+              <w:rPr>
+                <w:rFonts w:ascii="Arial" w:hAnsi="Arial" w:cs="Arial"/>
+                <w:color w:val="FF0000"/>
+                <w:sz w:val="20"/>
+                <w:szCs w:val="20"/>
+              </w:rPr>
+              <w:t>?</w:t>
             </w:r>
             <w:r>
               <w:rPr>
@@ -4876,7 +4780,7 @@
                 <w:sz w:val="20"/>
                 <w:szCs w:val="20"/>
               </w:rPr>
-              <w:t xml:space="preserve"> </w:t>
+              <w:t xml:space="preserve"> CTNs, inspected carton NO.: </w:t>
             </w:r>
             <w:r>
               <w:rPr>
@@ -4887,36 +4791,6 @@
               </w:rPr>
               <w:t>?</w:t>
             </w:r>
-            <w:proofErr w:type="gramEnd"/>
-            <w:r>
-              <w:rPr>
-                <w:rFonts w:ascii="Arial" w:hAnsi="Arial" w:cs="Arial"/>
-                <w:color w:val="auto"/>
-                <w:sz w:val="20"/>
-                <w:szCs w:val="20"/>
-              </w:rPr>
-              <w:t xml:space="preserve"> CTNs, inspected carton NO.</w:t>
-            </w:r>
-            <w:proofErr w:type="gramStart"/>
-            <w:r>
-              <w:rPr>
-                <w:rFonts w:ascii="Arial" w:hAnsi="Arial" w:cs="Arial"/>
-                <w:color w:val="auto"/>
-                <w:sz w:val="20"/>
-                <w:szCs w:val="20"/>
-              </w:rPr>
-              <w:t xml:space="preserve">: </w:t>
-            </w:r>
-            <w:r>
-              <w:rPr>
-                <w:rFonts w:ascii="Arial" w:hAnsi="Arial" w:cs="Arial"/>
-                <w:color w:val="FF0000"/>
-                <w:sz w:val="20"/>
-                <w:szCs w:val="20"/>
-              </w:rPr>
-              <w:t>?</w:t>
-            </w:r>
-            <w:proofErr w:type="gramEnd"/>
           </w:p>
         </w:tc>
       </w:tr>
@@ -10465,25 +10339,7 @@
                 <w:sz w:val="20"/>
                 <w:lang w:val="en-US" w:eastAsia="zh-CN"/>
               </w:rPr>
-              <w:t xml:space="preserve">Carton </w:t>
-            </w:r>
-            <w:proofErr w:type="gramStart"/>
-            <w:r>
-              <w:rPr>
-                <w:rFonts w:ascii="Arial" w:hAnsi="Arial" w:cs="Arial"/>
-                <w:sz w:val="20"/>
-                <w:lang w:val="en-US" w:eastAsia="zh-CN"/>
-              </w:rPr>
-              <w:t>drop</w:t>
-            </w:r>
-            <w:proofErr w:type="gramEnd"/>
-            <w:r>
-              <w:rPr>
-                <w:rFonts w:ascii="Arial" w:hAnsi="Arial" w:cs="Arial"/>
-                <w:sz w:val="20"/>
-                <w:lang w:val="en-US" w:eastAsia="zh-CN"/>
-              </w:rPr>
-              <w:t xml:space="preserve"> test</w:t>
+              <w:t>Carton drop test</w:t>
             </w:r>
           </w:p>
         </w:tc>
@@ -11906,25 +11762,7 @@
                 <w:sz w:val="20"/>
                 <w:lang w:val="en-US" w:eastAsia="zh-CN"/>
               </w:rPr>
-              <w:t xml:space="preserve">Seam </w:t>
-            </w:r>
-            <w:proofErr w:type="gramStart"/>
-            <w:r>
-              <w:rPr>
-                <w:rFonts w:ascii="Arial" w:hAnsi="Arial" w:cs="Arial"/>
-                <w:sz w:val="20"/>
-                <w:lang w:val="en-US" w:eastAsia="zh-CN"/>
-              </w:rPr>
-              <w:t>pull</w:t>
-            </w:r>
-            <w:proofErr w:type="gramEnd"/>
-            <w:r>
-              <w:rPr>
-                <w:rFonts w:ascii="Arial" w:hAnsi="Arial" w:cs="Arial"/>
-                <w:sz w:val="20"/>
-                <w:lang w:val="en-US" w:eastAsia="zh-CN"/>
-              </w:rPr>
-              <w:t xml:space="preserve"> by hand</w:t>
+              <w:t>Seam pull by hand</w:t>
             </w:r>
           </w:p>
         </w:tc>
@@ -13729,23 +13567,13 @@
                 <w:lang w:val="en-US" w:eastAsia="zh-CN"/>
               </w:rPr>
             </w:pPr>
-            <w:proofErr w:type="gramStart"/>
             <w:r>
               <w:rPr>
                 <w:rFonts w:ascii="Arial" w:hAnsi="Arial" w:cs="Arial"/>
                 <w:sz w:val="20"/>
                 <w:lang w:val="en-US" w:eastAsia="zh-CN"/>
               </w:rPr>
-              <w:t>Other</w:t>
-            </w:r>
-            <w:proofErr w:type="gramEnd"/>
-            <w:r>
-              <w:rPr>
-                <w:rFonts w:ascii="Arial" w:hAnsi="Arial" w:cs="Arial"/>
-                <w:sz w:val="20"/>
-                <w:lang w:val="en-US" w:eastAsia="zh-CN"/>
-              </w:rPr>
-              <w:t xml:space="preserve"> test?</w:t>
+              <w:t>Other test?</w:t>
             </w:r>
           </w:p>
         </w:tc>
@@ -13940,98 +13768,6 @@
                 <w:lang w:eastAsia="zh-CN"/>
               </w:rPr>
               <w:t>S</w:t>
-            </w:r>
-          </w:p>
-        </w:tc>
-      </w:tr>
-      <w:tr>
-        <w:tblPrEx>
-          <w:shd w:val="clear" w:color="auto" w:fill="FF9900"/>
-        </w:tblPrEx>
-        <w:trPr>
-          <w:trHeight w:val="284"/>
-        </w:trPr>
-        <w:tc>
-          <w:tcPr>
-            <w:tcW w:w="10800" w:type="dxa"/>
-            <w:gridSpan w:val="2"/>
-            <w:vAlign w:val="center"/>
-          </w:tcPr>
-          <w:p>
-            <w:pPr>
-              <w:pStyle w:val="Header"/>
-              <w:jc w:val="center"/>
-              <w:rPr>
-                <w:rFonts w:ascii="Arial" w:eastAsia="等线" w:hAnsi="Arial" w:cs="Arial"/>
-                <w:color w:val="000000"/>
-                <w:sz w:val="20"/>
-                <w:lang w:eastAsia="zh-CN"/>
-              </w:rPr>
-            </w:pPr>
-            <w:r>
-              <w:rPr>
-                <w:rFonts w:ascii="Arial" w:hAnsi="Arial" w:cs="Arial"/>
-                <w:sz w:val="18"/>
-                <w:lang w:eastAsia="zh-CN"/>
-              </w:rPr>
-              <w:t xml:space="preserve"> </w:t>
-            </w:r>
-            <w:r>
-              <w:rPr>
-                <w:rFonts w:ascii="Arial" w:eastAsia="等线" w:hAnsi="Arial" w:cs="Arial"/>
-                <w:color w:val="000000"/>
-                <w:sz w:val="20"/>
-                <w:highlight w:val="yellow"/>
-                <w:lang w:eastAsia="zh-CN"/>
-              </w:rPr>
-              <w:t>只有测试图片</w:t>
-            </w:r>
-            <w:r>
-              <w:rPr>
-                <w:rFonts w:ascii="Arial" w:eastAsia="等线" w:hAnsi="Arial" w:cs="Arial"/>
-                <w:color w:val="000000"/>
-                <w:sz w:val="20"/>
-                <w:highlight w:val="yellow"/>
-                <w:lang w:eastAsia="zh-CN"/>
-              </w:rPr>
-              <w:t xml:space="preserve"> </w:t>
-            </w:r>
-            <w:r>
-              <w:rPr>
-                <w:rFonts w:ascii="Arial" w:eastAsia="等线" w:hAnsi="Arial" w:cs="Arial"/>
-                <w:color w:val="000000"/>
-                <w:sz w:val="20"/>
-                <w:highlight w:val="yellow"/>
-                <w:lang w:eastAsia="zh-CN"/>
-              </w:rPr>
-              <w:t>需要描述</w:t>
-            </w:r>
-            <w:r>
-              <w:rPr>
-                <w:rFonts w:ascii="Arial" w:eastAsia="等线" w:hAnsi="Arial" w:cs="Arial" w:hint="eastAsia"/>
-                <w:color w:val="000000"/>
-                <w:sz w:val="20"/>
-                <w:lang w:eastAsia="zh-CN"/>
-              </w:rPr>
-              <w:t xml:space="preserve">   </w:t>
-            </w:r>
-            <w:r>
-              <w:rPr>
-                <w:rFonts w:ascii="Arial" w:eastAsia="等线" w:hAnsi="Arial" w:cs="Arial" w:hint="eastAsia"/>
-                <w:color w:val="EE0000"/>
-                <w:sz w:val="20"/>
-                <w:lang w:eastAsia="zh-CN"/>
-              </w:rPr>
-              <w:t xml:space="preserve">Loading test </w:t>
-            </w:r>
-            <w:r>
-              <w:rPr>
-                <w:rFonts w:ascii="Arial" w:eastAsia="等线" w:hAnsi="Arial" w:cs="Arial" w:hint="eastAsia"/>
-                <w:color w:val="EE0000"/>
-                <w:sz w:val="20"/>
-                <w:lang w:eastAsia="zh-CN"/>
-              </w:rPr>
-              <w:t>要写明重量</w:t>
             </w:r>
           </w:p>
         </w:tc>
@@ -18840,14 +18576,7 @@
         <w:rFonts w:hint="eastAsia"/>
         <w:lang w:eastAsia="zh-CN"/>
       </w:rPr>
-      <w:t xml:space="preserve">2015 </w:t>
-    </w:r>
-    <w:r>
-      <w:rPr>
-        <w:rFonts w:hint="eastAsia"/>
-        <w:lang w:eastAsia="zh-CN"/>
-      </w:rPr>
-      <w:t>Version</w:t>
+      <w:t>2015 Version</w:t>
     </w:r>
   </w:p>
   <w:p>
@@ -25320,6 +25049,7 @@
     <w:rsid w:val="00057DFF"/>
     <w:rsid w:val="00126AE8"/>
     <w:rsid w:val="001432C8"/>
+    <w:rsid w:val="00163832"/>
     <w:rsid w:val="001F1A60"/>
     <w:rsid w:val="00285E2F"/>
     <w:rsid w:val="00344966"/>
@@ -25338,6 +25068,7 @@
     <w:rsid w:val="006A0F3E"/>
     <w:rsid w:val="00761851"/>
     <w:rsid w:val="007A5DC5"/>
+    <w:rsid w:val="007A796C"/>
     <w:rsid w:val="00822B44"/>
     <w:rsid w:val="008E18F2"/>
     <w:rsid w:val="008E6244"/>

--- a/downloads/inspection-report-template-general.docx
+++ b/downloads/inspection-report-template-general.docx
@@ -597,7 +597,14 @@
               <w:rPr>
                 <w:rFonts w:ascii="Arial" w:hAnsi="Arial" w:cs="Arial"/>
               </w:rPr>
-              <w:t xml:space="preserve"> / CTN</w:t>
+              <w:t xml:space="preserve"> / </w:t>
+            </w:r>
+            <w:proofErr w:type="gramStart"/>
+            <w:r>
+              <w:rPr>
+                <w:rFonts w:ascii="Arial" w:hAnsi="Arial" w:cs="Arial"/>
+              </w:rPr>
+              <w:t>CTN</w:t>
             </w:r>
             <w:r>
               <w:rPr>
@@ -605,6 +612,7 @@
               </w:rPr>
               <w:t>s :</w:t>
             </w:r>
+            <w:proofErr w:type="gramEnd"/>
           </w:p>
         </w:tc>
         <w:tc>
@@ -1360,10 +1368,18 @@
             <w:bookmarkStart w:id="0" w:name="_Inspection_Result_"/>
             <w:bookmarkEnd w:id="0"/>
             <w:r>
-              <w:t xml:space="preserve">Inspection Result </w:t>
-            </w:r>
-            <w:r>
-              <w:t xml:space="preserve"> Breakdown Summary:</w:t>
+              <w:t xml:space="preserve">Inspection </w:t>
+            </w:r>
+            <w:proofErr w:type="gramStart"/>
+            <w:r>
+              <w:t xml:space="preserve">Result </w:t>
+            </w:r>
+            <w:r>
+              <w:t xml:space="preserve"> Breakdown</w:t>
+            </w:r>
+            <w:proofErr w:type="gramEnd"/>
+            <w:r>
+              <w:t xml:space="preserve"> Summary:</w:t>
             </w:r>
           </w:p>
         </w:tc>
@@ -4744,8 +4760,9 @@
                 <w:sz w:val="20"/>
                 <w:szCs w:val="20"/>
               </w:rPr>
-              <w:t>Randomly select</w:t>
-            </w:r>
+              <w:t xml:space="preserve">Randomly </w:t>
+            </w:r>
+            <w:proofErr w:type="gramStart"/>
             <w:r>
               <w:rPr>
                 <w:rFonts w:ascii="Arial" w:hAnsi="Arial" w:cs="Arial"/>
@@ -4753,6 +4770,15 @@
                 <w:sz w:val="20"/>
                 <w:szCs w:val="20"/>
               </w:rPr>
+              <w:t>select</w:t>
+            </w:r>
+            <w:r>
+              <w:rPr>
+                <w:rFonts w:ascii="Arial" w:hAnsi="Arial" w:cs="Arial"/>
+                <w:color w:val="auto"/>
+                <w:sz w:val="20"/>
+                <w:szCs w:val="20"/>
+              </w:rPr>
               <w:t>ed</w:t>
             </w:r>
             <w:r>
@@ -4773,6 +4799,7 @@
               </w:rPr>
               <w:t>?</w:t>
             </w:r>
+            <w:proofErr w:type="gramEnd"/>
             <w:r>
               <w:rPr>
                 <w:rFonts w:ascii="Arial" w:hAnsi="Arial" w:cs="Arial"/>
@@ -4780,7 +4807,17 @@
                 <w:sz w:val="20"/>
                 <w:szCs w:val="20"/>
               </w:rPr>
-              <w:t xml:space="preserve"> CTNs, inspected carton NO.: </w:t>
+              <w:t xml:space="preserve"> CTNs, inspected carton NO.</w:t>
+            </w:r>
+            <w:proofErr w:type="gramStart"/>
+            <w:r>
+              <w:rPr>
+                <w:rFonts w:ascii="Arial" w:hAnsi="Arial" w:cs="Arial"/>
+                <w:color w:val="auto"/>
+                <w:sz w:val="20"/>
+                <w:szCs w:val="20"/>
+              </w:rPr>
+              <w:t xml:space="preserve">: </w:t>
             </w:r>
             <w:r>
               <w:rPr>
@@ -4791,6 +4828,7 @@
               </w:rPr>
               <w:t>?</w:t>
             </w:r>
+            <w:proofErr w:type="gramEnd"/>
           </w:p>
         </w:tc>
       </w:tr>
@@ -10339,7 +10377,25 @@
                 <w:sz w:val="20"/>
                 <w:lang w:val="en-US" w:eastAsia="zh-CN"/>
               </w:rPr>
-              <w:t>Carton drop test</w:t>
+              <w:t xml:space="preserve">Carton </w:t>
+            </w:r>
+            <w:proofErr w:type="gramStart"/>
+            <w:r>
+              <w:rPr>
+                <w:rFonts w:ascii="Arial" w:hAnsi="Arial" w:cs="Arial"/>
+                <w:sz w:val="20"/>
+                <w:lang w:val="en-US" w:eastAsia="zh-CN"/>
+              </w:rPr>
+              <w:t>drop</w:t>
+            </w:r>
+            <w:proofErr w:type="gramEnd"/>
+            <w:r>
+              <w:rPr>
+                <w:rFonts w:ascii="Arial" w:hAnsi="Arial" w:cs="Arial"/>
+                <w:sz w:val="20"/>
+                <w:lang w:val="en-US" w:eastAsia="zh-CN"/>
+              </w:rPr>
+              <w:t xml:space="preserve"> test</w:t>
             </w:r>
           </w:p>
         </w:tc>
@@ -11762,7 +11818,25 @@
                 <w:sz w:val="20"/>
                 <w:lang w:val="en-US" w:eastAsia="zh-CN"/>
               </w:rPr>
-              <w:t>Seam pull by hand</w:t>
+              <w:t xml:space="preserve">Seam </w:t>
+            </w:r>
+            <w:proofErr w:type="gramStart"/>
+            <w:r>
+              <w:rPr>
+                <w:rFonts w:ascii="Arial" w:hAnsi="Arial" w:cs="Arial"/>
+                <w:sz w:val="20"/>
+                <w:lang w:val="en-US" w:eastAsia="zh-CN"/>
+              </w:rPr>
+              <w:t>pull</w:t>
+            </w:r>
+            <w:proofErr w:type="gramEnd"/>
+            <w:r>
+              <w:rPr>
+                <w:rFonts w:ascii="Arial" w:hAnsi="Arial" w:cs="Arial"/>
+                <w:sz w:val="20"/>
+                <w:lang w:val="en-US" w:eastAsia="zh-CN"/>
+              </w:rPr>
+              <w:t xml:space="preserve"> by hand</w:t>
             </w:r>
           </w:p>
         </w:tc>
@@ -13567,13 +13641,23 @@
                 <w:lang w:val="en-US" w:eastAsia="zh-CN"/>
               </w:rPr>
             </w:pPr>
+            <w:proofErr w:type="gramStart"/>
             <w:r>
               <w:rPr>
                 <w:rFonts w:ascii="Arial" w:hAnsi="Arial" w:cs="Arial"/>
                 <w:sz w:val="20"/>
                 <w:lang w:val="en-US" w:eastAsia="zh-CN"/>
               </w:rPr>
-              <w:t>Other test?</w:t>
+              <w:t>Other</w:t>
+            </w:r>
+            <w:proofErr w:type="gramEnd"/>
+            <w:r>
+              <w:rPr>
+                <w:rFonts w:ascii="Arial" w:hAnsi="Arial" w:cs="Arial"/>
+                <w:sz w:val="20"/>
+                <w:lang w:val="en-US" w:eastAsia="zh-CN"/>
+              </w:rPr>
+              <w:t xml:space="preserve"> test?</w:t>
             </w:r>
           </w:p>
         </w:tc>
@@ -18353,7 +18437,25 @@
         <w:sz w:val="18"/>
         <w:lang w:eastAsia="zh-CN"/>
       </w:rPr>
-      <w:t xml:space="preserve">            </w:t>
+      <w:t xml:space="preserve">      </w:t>
+    </w:r>
+    <w:r>
+      <w:rPr>
+        <w:rFonts w:ascii="Akkurat Light Pro" w:hAnsi="Akkurat Light Pro" w:hint="eastAsia"/>
+        <w:noProof/>
+        <w:sz w:val="18"/>
+        <w:lang w:eastAsia="zh-CN"/>
+      </w:rPr>
+      <w:t xml:space="preserve">   </w:t>
+    </w:r>
+    <w:r>
+      <w:rPr>
+        <w:rFonts w:ascii="Akkurat Light Pro" w:hAnsi="Akkurat Light Pro" w:hint="eastAsia"/>
+        <w:noProof/>
+        <w:sz w:val="18"/>
+        <w:lang w:eastAsia="zh-CN"/>
+      </w:rPr>
+      <w:t xml:space="preserve">      </w:t>
     </w:r>
     <w:r>
       <w:rPr>
@@ -25058,6 +25160,7 @@
     <w:rsid w:val="00396AC6"/>
     <w:rsid w:val="003E21BE"/>
     <w:rsid w:val="0049283F"/>
+    <w:rsid w:val="004F532A"/>
     <w:rsid w:val="00527E79"/>
     <w:rsid w:val="00546AE7"/>
     <w:rsid w:val="00547260"/>
@@ -25066,6 +25169,7 @@
     <w:rsid w:val="00685600"/>
     <w:rsid w:val="00692191"/>
     <w:rsid w:val="006A0F3E"/>
+    <w:rsid w:val="006C339F"/>
     <w:rsid w:val="00761851"/>
     <w:rsid w:val="007A5DC5"/>
     <w:rsid w:val="007A796C"/>

--- a/downloads/inspection-report-template-general.docx
+++ b/downloads/inspection-report-template-general.docx
@@ -10,11 +10,9 @@
         <w:tblLook w:val="0000" w:firstRow="0" w:lastRow="0" w:firstColumn="0" w:lastColumn="0" w:noHBand="0" w:noVBand="0"/>
       </w:tblPr>
       <w:tblGrid>
-        <w:gridCol w:w="2381"/>
-        <w:gridCol w:w="3582"/>
-        <w:gridCol w:w="1096"/>
-        <w:gridCol w:w="51"/>
-        <w:gridCol w:w="3690"/>
+        <w:gridCol w:w="5400"/>
+        <w:gridCol w:w="1800"/>
+        <w:gridCol w:w="3600"/>
       </w:tblGrid>
       <w:tr>
         <w:trPr>
@@ -22,169 +20,617 @@
         </w:trPr>
         <w:tc>
           <w:tcPr>
-            <w:tcW w:w="5963" w:type="dxa"/>
-            <w:gridSpan w:val="2"/>
-            <w:tcBorders>
-              <w:top w:val="single" w:sz="4" w:space="0" w:color="auto"/>
-              <w:left w:val="single" w:sz="4" w:space="0" w:color="auto"/>
-              <w:bottom w:val="single" w:sz="4" w:space="0" w:color="auto"/>
-            </w:tcBorders>
-            <w:shd w:val="clear" w:color="auto" w:fill="BFBFBF"/>
-            <w:vAlign w:val="center"/>
-          </w:tcPr>
-          <w:p>
-            <w:pPr>
-              <w:pStyle w:val="Default"/>
-              <w:rPr>
-                <w:rFonts w:ascii="Arial" w:hAnsi="Arial" w:cs="Arial"/>
-                <w:color w:val="auto"/>
-              </w:rPr>
-            </w:pPr>
-            <w:r>
-              <w:rPr>
-                <w:rFonts w:ascii="Arial" w:hAnsi="Arial" w:cs="Arial"/>
-                <w:b/>
-                <w:color w:val="auto"/>
-              </w:rPr>
-              <w:t>General Information</w:t>
-            </w:r>
-          </w:p>
-        </w:tc>
-        <w:tc>
-          <w:tcPr>
-            <w:tcW w:w="1096" w:type="dxa"/>
-            <w:tcBorders>
-              <w:top w:val="single" w:sz="4" w:space="0" w:color="auto"/>
-              <w:bottom w:val="single" w:sz="4" w:space="0" w:color="auto"/>
-            </w:tcBorders>
-            <w:shd w:val="clear" w:color="auto" w:fill="F2F2F2"/>
-            <w:vAlign w:val="center"/>
-          </w:tcPr>
-          <w:p>
-            <w:pPr>
-              <w:pStyle w:val="Default"/>
-              <w:rPr>
-                <w:rFonts w:ascii="Arial" w:hAnsi="Arial" w:cs="Arial"/>
-                <w:color w:val="auto"/>
-                <w:sz w:val="20"/>
-                <w:szCs w:val="20"/>
-              </w:rPr>
-            </w:pPr>
-            <w:r>
-              <w:rPr>
-                <w:rFonts w:ascii="Arial" w:hAnsi="Arial" w:cs="Arial"/>
-                <w:color w:val="auto"/>
-                <w:sz w:val="20"/>
-                <w:szCs w:val="20"/>
-              </w:rPr>
-              <w:t>Client:</w:t>
-            </w:r>
-          </w:p>
-        </w:tc>
-        <w:tc>
-          <w:tcPr>
-            <w:tcW w:w="3741" w:type="dxa"/>
-            <w:gridSpan w:val="2"/>
-            <w:tcBorders>
-              <w:top w:val="single" w:sz="4" w:space="0" w:color="auto"/>
-              <w:bottom w:val="single" w:sz="4" w:space="0" w:color="auto"/>
-              <w:right w:val="single" w:sz="4" w:space="0" w:color="auto"/>
-            </w:tcBorders>
-            <w:shd w:val="clear" w:color="auto" w:fill="F2F2F2"/>
-            <w:vAlign w:val="center"/>
-          </w:tcPr>
-          <w:p>
-            <w:pPr>
-              <w:pStyle w:val="Default"/>
-              <w:rPr>
-                <w:rFonts w:ascii="Arial" w:hAnsi="Arial" w:cs="Arial"/>
-                <w:color w:val="auto"/>
-                <w:sz w:val="20"/>
-                <w:szCs w:val="20"/>
-              </w:rPr>
-            </w:pPr>
-          </w:p>
-        </w:tc>
-      </w:tr>
-      <w:tr>
-        <w:trPr>
-          <w:trHeight w:val="353"/>
-        </w:trPr>
-        <w:tc>
-          <w:tcPr>
-            <w:tcW w:w="2381" w:type="dxa"/>
+            <w:tcW w:w="5400" w:type="dxa"/>
             <w:tcBorders>
               <w:top w:val="single" w:sz="4" w:space="0" w:color="auto"/>
               <w:left w:val="single" w:sz="4" w:space="0" w:color="auto"/>
               <w:bottom w:val="single" w:sz="4" w:space="0" w:color="auto"/>
               <w:right w:val="single" w:sz="4" w:space="0" w:color="auto"/>
             </w:tcBorders>
-            <w:shd w:val="clear" w:color="auto" w:fill="F2F2F2"/>
-            <w:vAlign w:val="center"/>
-          </w:tcPr>
-          <w:p>
-            <w:pPr>
-              <w:rPr>
-                <w:rFonts w:ascii="Arial" w:hAnsi="Arial" w:cs="Arial"/>
-              </w:rPr>
-            </w:pPr>
-            <w:r>
-              <w:rPr>
-                <w:rFonts w:ascii="Arial" w:hAnsi="Arial" w:cs="Arial"/>
-              </w:rPr>
-              <w:t>Vender:</w:t>
-            </w:r>
-          </w:p>
-        </w:tc>
-        <w:tc>
-          <w:tcPr>
-            <w:tcW w:w="3582" w:type="dxa"/>
+            <w:shd w:val="clear" w:color="auto" w:fill="BFBFBF"/>
+            <w:vAlign w:val="center"/>
+          </w:tcPr>
+          <w:p>
+            <w:pPr>
+              <w:pStyle w:val="Default"/>
+              <w:rPr>
+                <w:rFonts w:ascii="Arial" w:hAnsi="Arial" w:cs="Arial"/>
+                <w:color w:val="auto"/>
+              </w:rPr>
+            </w:pPr>
+            <w:r>
+              <w:rPr>
+                <w:rFonts w:ascii="Arial" w:hAnsi="Arial" w:cs="Arial"/>
+                <w:b/>
+                <w:color w:val="auto"/>
+              </w:rPr>
+              <w:t>General Information</w:t>
+            </w:r>
+          </w:p>
+        </w:tc>
+        <w:tc>
+          <w:tcPr>
+            <w:tcW w:w="1800" w:type="dxa"/>
             <w:tcBorders>
               <w:top w:val="single" w:sz="4" w:space="0" w:color="auto"/>
               <w:left w:val="single" w:sz="4" w:space="0" w:color="auto"/>
               <w:bottom w:val="single" w:sz="4" w:space="0" w:color="auto"/>
+            </w:tcBorders>
+            <w:shd w:val="clear" w:color="auto" w:fill="F2F2F2"/>
+            <w:vAlign w:val="center"/>
+          </w:tcPr>
+          <w:p>
+            <w:pPr>
+              <w:pStyle w:val="Default"/>
+              <w:jc w:val="center"/>
+              <w:rPr>
+                <w:rFonts w:ascii="Arial" w:hAnsi="Arial" w:cs="Arial"/>
+                <w:color w:val="auto"/>
+                <w:sz w:val="20"/>
+                <w:szCs w:val="20"/>
+              </w:rPr>
+            </w:pPr>
+            <w:r>
+              <w:rPr>
+                <w:rFonts w:ascii="Arial" w:hAnsi="Arial" w:cs="Arial"/>
+                <w:color w:val="auto"/>
+                <w:sz w:val="20"/>
+                <w:szCs w:val="20"/>
+              </w:rPr>
+              <w:t>Client:</w:t>
+            </w:r>
+          </w:p>
+        </w:tc>
+        <w:tc>
+          <w:tcPr>
+            <w:tcW w:w="3600" w:type="dxa"/>
+            <w:tcBorders>
+              <w:top w:val="single" w:sz="4" w:space="0" w:color="auto"/>
+              <w:bottom w:val="single" w:sz="4" w:space="0" w:color="auto"/>
               <w:right w:val="single" w:sz="4" w:space="0" w:color="auto"/>
             </w:tcBorders>
-            <w:vAlign w:val="center"/>
-          </w:tcPr>
-          <w:p>
-            <w:pPr>
-              <w:keepNext/>
-              <w:keepLines/>
-              <w:tabs>
-                <w:tab w:val="left" w:pos="1701"/>
-                <w:tab w:val="left" w:pos="2127"/>
-              </w:tabs>
-              <w:spacing w:before="120"/>
-              <w:jc w:val="both"/>
-              <w:rPr>
-                <w:rFonts w:ascii="Arial" w:hAnsi="Arial" w:cs="Arial"/>
-                <w:lang w:eastAsia="zh-CN"/>
-              </w:rPr>
-            </w:pPr>
-          </w:p>
-        </w:tc>
-        <w:tc>
-          <w:tcPr>
-            <w:tcW w:w="4837" w:type="dxa"/>
-            <w:gridSpan w:val="3"/>
-            <w:vMerge w:val="restart"/>
+            <w:shd w:val="clear" w:color="auto" w:fill="F2F2F2"/>
+            <w:vAlign w:val="center"/>
+          </w:tcPr>
+          <w:p>
+            <w:pPr>
+              <w:pStyle w:val="Default"/>
+              <w:rPr>
+                <w:rFonts w:ascii="Arial" w:hAnsi="Arial" w:cs="Arial"/>
+                <w:color w:val="auto"/>
+                <w:sz w:val="20"/>
+                <w:szCs w:val="20"/>
+              </w:rPr>
+            </w:pPr>
+          </w:p>
+        </w:tc>
+      </w:tr>
+    </w:tbl>
+    <w:tbl>
+      <w:tblPr>
+        <w:tblStyle w:val="TableGrid"/>
+        <w:tblW w:w="10795" w:type="dxa"/>
+        <w:tblLayout w:type="fixed"/>
+        <w:tblLook w:val="04A0" w:firstRow="1" w:lastRow="0" w:firstColumn="1" w:lastColumn="0" w:noHBand="0" w:noVBand="1"/>
+      </w:tblPr>
+      <w:tblGrid>
+        <w:gridCol w:w="1885"/>
+        <w:gridCol w:w="3510"/>
+        <w:gridCol w:w="1710"/>
+        <w:gridCol w:w="1980"/>
+        <w:gridCol w:w="1710"/>
+      </w:tblGrid>
+      <w:tr>
+        <w:tc>
+          <w:tcPr>
+            <w:tcW w:w="1885" w:type="dxa"/>
+            <w:shd w:val="clear" w:color="auto" w:fill="F2F2F2" w:themeFill="background1" w:themeFillShade="F2"/>
+          </w:tcPr>
+          <w:p>
+            <w:pPr>
+              <w:spacing w:beforeLines="50" w:before="120" w:line="360" w:lineRule="auto"/>
+              <w:jc w:val="left"/>
+              <w:rPr>
+                <w:rFonts w:ascii="Arial" w:hAnsi="Arial" w:cs="Arial" w:hint="eastAsia"/>
+                <w:lang w:eastAsia="zh-CN"/>
+              </w:rPr>
+            </w:pPr>
+            <w:r>
+              <w:rPr>
+                <w:rFonts w:ascii="Arial" w:hAnsi="Arial" w:cs="Arial"/>
+                <w:lang w:eastAsia="zh-CN"/>
+              </w:rPr>
+              <w:t xml:space="preserve">Report </w:t>
+            </w:r>
+            <w:r>
+              <w:rPr>
+                <w:rFonts w:ascii="Arial" w:hAnsi="Arial" w:cs="Arial"/>
+                <w:lang w:eastAsia="zh-CN"/>
+              </w:rPr>
+              <w:t>Number</w:t>
+            </w:r>
+          </w:p>
+        </w:tc>
+        <w:tc>
+          <w:tcPr>
+            <w:tcW w:w="3510" w:type="dxa"/>
+          </w:tcPr>
+          <w:p>
+            <w:pPr>
+              <w:spacing w:beforeLines="50" w:before="120" w:line="360" w:lineRule="auto"/>
+              <w:jc w:val="left"/>
+              <w:rPr>
+                <w:rFonts w:ascii="Arial" w:hAnsi="Arial" w:cs="Arial"/>
+              </w:rPr>
+            </w:pPr>
+          </w:p>
+        </w:tc>
+        <w:tc>
+          <w:tcPr>
+            <w:tcW w:w="1710" w:type="dxa"/>
             <w:tcBorders>
               <w:top w:val="single" w:sz="4" w:space="0" w:color="auto"/>
-              <w:left w:val="single" w:sz="4" w:space="0" w:color="auto"/>
-              <w:right w:val="single" w:sz="4" w:space="0" w:color="auto"/>
-            </w:tcBorders>
-          </w:tcPr>
-          <w:p>
-            <w:pPr>
-              <w:keepNext/>
-              <w:keepLines/>
-              <w:tabs>
-                <w:tab w:val="left" w:pos="1701"/>
-                <w:tab w:val="left" w:pos="2127"/>
-              </w:tabs>
-              <w:spacing w:before="120"/>
-              <w:ind w:left="2410" w:right="1512" w:hanging="2410"/>
+            </w:tcBorders>
+            <w:shd w:val="clear" w:color="auto" w:fill="F2F2F2" w:themeFill="background1" w:themeFillShade="F2"/>
+          </w:tcPr>
+          <w:p>
+            <w:pPr>
+              <w:spacing w:beforeLines="50" w:before="120" w:line="360" w:lineRule="auto"/>
+              <w:rPr>
+                <w:rFonts w:ascii="Arial" w:hAnsi="Arial" w:cs="Arial"/>
+              </w:rPr>
+            </w:pPr>
+            <w:r>
+              <w:rPr>
+                <w:rFonts w:ascii="Arial" w:hAnsi="Arial" w:cs="Arial"/>
+              </w:rPr>
+              <w:t>Order quantity</w:t>
+            </w:r>
+          </w:p>
+        </w:tc>
+        <w:tc>
+          <w:tcPr>
+            <w:tcW w:w="3690" w:type="dxa"/>
+            <w:gridSpan w:val="2"/>
+            <w:tcBorders>
+              <w:top w:val="single" w:sz="4" w:space="0" w:color="auto"/>
+            </w:tcBorders>
+          </w:tcPr>
+          <w:p>
+            <w:pPr>
+              <w:spacing w:beforeLines="50" w:before="120" w:line="360" w:lineRule="auto"/>
+              <w:rPr>
+                <w:rFonts w:ascii="Arial" w:hAnsi="Arial" w:cs="Arial"/>
+              </w:rPr>
+            </w:pPr>
+          </w:p>
+        </w:tc>
+      </w:tr>
+      <w:tr>
+        <w:tc>
+          <w:tcPr>
+            <w:tcW w:w="1885" w:type="dxa"/>
+            <w:shd w:val="clear" w:color="auto" w:fill="F2F2F2" w:themeFill="background1" w:themeFillShade="F2"/>
+          </w:tcPr>
+          <w:p>
+            <w:pPr>
+              <w:spacing w:beforeLines="50" w:before="120" w:line="360" w:lineRule="auto"/>
+              <w:jc w:val="left"/>
+              <w:rPr>
+                <w:rFonts w:ascii="Arial" w:hAnsi="Arial" w:cs="Arial"/>
+              </w:rPr>
+            </w:pPr>
+            <w:r>
+              <w:rPr>
+                <w:rFonts w:ascii="Arial" w:hAnsi="Arial" w:cs="Arial"/>
+              </w:rPr>
+              <w:t>PO No.</w:t>
+            </w:r>
+          </w:p>
+        </w:tc>
+        <w:tc>
+          <w:tcPr>
+            <w:tcW w:w="3510" w:type="dxa"/>
+          </w:tcPr>
+          <w:p>
+            <w:pPr>
+              <w:spacing w:beforeLines="50" w:before="120" w:line="360" w:lineRule="auto"/>
+              <w:rPr>
+                <w:rFonts w:ascii="Arial" w:hAnsi="Arial" w:cs="Arial"/>
+              </w:rPr>
+            </w:pPr>
+          </w:p>
+        </w:tc>
+        <w:tc>
+          <w:tcPr>
+            <w:tcW w:w="1710" w:type="dxa"/>
+            <w:shd w:val="clear" w:color="auto" w:fill="F2F2F2" w:themeFill="background1" w:themeFillShade="F2"/>
+          </w:tcPr>
+          <w:p>
+            <w:pPr>
+              <w:spacing w:beforeLines="50" w:before="120" w:line="360" w:lineRule="auto"/>
+              <w:rPr>
+                <w:rFonts w:ascii="Arial" w:hAnsi="Arial" w:cs="Arial"/>
+              </w:rPr>
+            </w:pPr>
+            <w:r>
+              <w:rPr>
+                <w:rFonts w:ascii="Arial" w:hAnsi="Arial" w:cs="Arial" w:hint="eastAsia"/>
+                <w:lang w:eastAsia="zh-CN"/>
+              </w:rPr>
+              <w:t>Ready</w:t>
+            </w:r>
+            <w:r>
+              <w:rPr>
+                <w:rFonts w:ascii="Arial" w:hAnsi="Arial" w:cs="Arial"/>
+              </w:rPr>
+              <w:t xml:space="preserve"> quantity</w:t>
+            </w:r>
+          </w:p>
+        </w:tc>
+        <w:tc>
+          <w:tcPr>
+            <w:tcW w:w="3690" w:type="dxa"/>
+            <w:gridSpan w:val="2"/>
+          </w:tcPr>
+          <w:p>
+            <w:pPr>
+              <w:spacing w:beforeLines="50" w:before="120" w:line="360" w:lineRule="auto"/>
+              <w:rPr>
+                <w:rFonts w:ascii="Arial" w:hAnsi="Arial" w:cs="Arial"/>
+              </w:rPr>
+            </w:pPr>
+          </w:p>
+        </w:tc>
+      </w:tr>
+      <w:tr>
+        <w:tc>
+          <w:tcPr>
+            <w:tcW w:w="1885" w:type="dxa"/>
+            <w:shd w:val="clear" w:color="auto" w:fill="F2F2F2" w:themeFill="background1" w:themeFillShade="F2"/>
+          </w:tcPr>
+          <w:p>
+            <w:pPr>
+              <w:spacing w:beforeLines="50" w:before="120" w:line="360" w:lineRule="auto"/>
+              <w:jc w:val="left"/>
+              <w:rPr>
+                <w:rFonts w:ascii="Arial" w:hAnsi="Arial" w:cs="Arial"/>
+              </w:rPr>
+            </w:pPr>
+            <w:r>
+              <w:rPr>
+                <w:rFonts w:ascii="Arial" w:hAnsi="Arial" w:cs="Arial"/>
+                <w:lang w:eastAsia="zh-CN"/>
+              </w:rPr>
+              <w:t xml:space="preserve">Model / </w:t>
+            </w:r>
+            <w:proofErr w:type="spellStart"/>
+            <w:r>
+              <w:rPr>
+                <w:rFonts w:ascii="Arial" w:hAnsi="Arial" w:cs="Arial"/>
+                <w:lang w:eastAsia="zh-CN"/>
+              </w:rPr>
+              <w:t>Sku</w:t>
+            </w:r>
+            <w:proofErr w:type="spellEnd"/>
+            <w:r>
+              <w:rPr>
+                <w:rFonts w:ascii="Arial" w:hAnsi="Arial" w:cs="Arial"/>
+                <w:lang w:eastAsia="zh-CN"/>
+              </w:rPr>
+              <w:t xml:space="preserve"> No.</w:t>
+            </w:r>
+          </w:p>
+        </w:tc>
+        <w:tc>
+          <w:tcPr>
+            <w:tcW w:w="3510" w:type="dxa"/>
+          </w:tcPr>
+          <w:p>
+            <w:pPr>
+              <w:spacing w:beforeLines="50" w:before="120" w:line="360" w:lineRule="auto"/>
+              <w:rPr>
+                <w:rFonts w:ascii="Arial" w:hAnsi="Arial" w:cs="Arial"/>
+              </w:rPr>
+            </w:pPr>
+          </w:p>
+        </w:tc>
+        <w:tc>
+          <w:tcPr>
+            <w:tcW w:w="1710" w:type="dxa"/>
+            <w:shd w:val="clear" w:color="auto" w:fill="F2F2F2" w:themeFill="background1" w:themeFillShade="F2"/>
+          </w:tcPr>
+          <w:p>
+            <w:pPr>
+              <w:spacing w:beforeLines="50" w:before="120" w:line="360" w:lineRule="auto"/>
+              <w:rPr>
+                <w:rFonts w:ascii="Arial" w:hAnsi="Arial" w:cs="Arial"/>
+              </w:rPr>
+            </w:pPr>
+            <w:r>
+              <w:rPr>
+                <w:rFonts w:ascii="Arial" w:hAnsi="Arial" w:cs="Arial" w:hint="eastAsia"/>
+                <w:lang w:eastAsia="zh-CN"/>
+              </w:rPr>
+              <w:t xml:space="preserve">Product </w:t>
+            </w:r>
+            <w:r>
+              <w:rPr>
+                <w:rFonts w:ascii="Arial" w:hAnsi="Arial" w:cs="Arial"/>
+              </w:rPr>
+              <w:t>Description</w:t>
+            </w:r>
+          </w:p>
+        </w:tc>
+        <w:tc>
+          <w:tcPr>
+            <w:tcW w:w="3690" w:type="dxa"/>
+            <w:gridSpan w:val="2"/>
+          </w:tcPr>
+          <w:p>
+            <w:pPr>
+              <w:spacing w:beforeLines="50" w:before="120" w:line="360" w:lineRule="auto"/>
+              <w:rPr>
+                <w:rFonts w:ascii="Arial" w:hAnsi="Arial" w:cs="Arial"/>
+              </w:rPr>
+            </w:pPr>
+          </w:p>
+        </w:tc>
+      </w:tr>
+      <w:tr>
+        <w:tc>
+          <w:tcPr>
+            <w:tcW w:w="1885" w:type="dxa"/>
+            <w:shd w:val="clear" w:color="auto" w:fill="F2F2F2" w:themeFill="background1" w:themeFillShade="F2"/>
+          </w:tcPr>
+          <w:p>
+            <w:pPr>
+              <w:spacing w:beforeLines="50" w:before="120" w:line="360" w:lineRule="auto"/>
+              <w:jc w:val="left"/>
+              <w:rPr>
+                <w:rFonts w:ascii="Arial" w:hAnsi="Arial" w:cs="Arial"/>
+              </w:rPr>
+            </w:pPr>
+            <w:r>
+              <w:rPr>
+                <w:rFonts w:ascii="Arial" w:hAnsi="Arial" w:cs="Arial" w:hint="eastAsia"/>
+                <w:lang w:eastAsia="zh-CN"/>
+              </w:rPr>
+              <w:t>Supplier</w:t>
+            </w:r>
+            <w:r>
+              <w:rPr>
+                <w:rFonts w:ascii="Arial" w:hAnsi="Arial" w:cs="Arial" w:hint="eastAsia"/>
+                <w:lang w:eastAsia="zh-CN"/>
+              </w:rPr>
+              <w:t xml:space="preserve"> name</w:t>
+            </w:r>
+          </w:p>
+        </w:tc>
+        <w:tc>
+          <w:tcPr>
+            <w:tcW w:w="3510" w:type="dxa"/>
+          </w:tcPr>
+          <w:p>
+            <w:pPr>
+              <w:spacing w:beforeLines="50" w:before="120" w:line="360" w:lineRule="auto"/>
+              <w:rPr>
+                <w:rFonts w:ascii="Arial" w:hAnsi="Arial" w:cs="Arial"/>
+              </w:rPr>
+            </w:pPr>
+          </w:p>
+        </w:tc>
+        <w:tc>
+          <w:tcPr>
+            <w:tcW w:w="1710" w:type="dxa"/>
+            <w:shd w:val="clear" w:color="auto" w:fill="F2F2F2" w:themeFill="background1" w:themeFillShade="F2"/>
+          </w:tcPr>
+          <w:p>
+            <w:pPr>
+              <w:spacing w:beforeLines="50" w:before="120" w:line="360" w:lineRule="auto"/>
+              <w:rPr>
+                <w:rFonts w:ascii="Arial" w:hAnsi="Arial" w:cs="Arial"/>
+              </w:rPr>
+            </w:pPr>
+            <w:r>
+              <w:rPr>
+                <w:rFonts w:ascii="Arial" w:hAnsi="Arial" w:cs="Arial"/>
+              </w:rPr>
+              <w:t>Factory</w:t>
+            </w:r>
+            <w:r>
+              <w:rPr>
+                <w:rFonts w:ascii="Arial" w:hAnsi="Arial" w:cs="Arial" w:hint="eastAsia"/>
+                <w:lang w:eastAsia="zh-CN"/>
+              </w:rPr>
+              <w:t xml:space="preserve"> name</w:t>
+            </w:r>
+          </w:p>
+        </w:tc>
+        <w:tc>
+          <w:tcPr>
+            <w:tcW w:w="3690" w:type="dxa"/>
+            <w:gridSpan w:val="2"/>
+          </w:tcPr>
+          <w:p>
+            <w:pPr>
+              <w:spacing w:beforeLines="50" w:before="120" w:line="360" w:lineRule="auto"/>
+              <w:rPr>
+                <w:rFonts w:ascii="Arial" w:hAnsi="Arial" w:cs="Arial"/>
+              </w:rPr>
+            </w:pPr>
+          </w:p>
+        </w:tc>
+      </w:tr>
+      <w:tr>
+        <w:tc>
+          <w:tcPr>
+            <w:tcW w:w="1885" w:type="dxa"/>
+            <w:shd w:val="clear" w:color="auto" w:fill="F2F2F2" w:themeFill="background1" w:themeFillShade="F2"/>
+          </w:tcPr>
+          <w:p>
+            <w:pPr>
+              <w:spacing w:beforeLines="50" w:before="120" w:line="360" w:lineRule="auto"/>
+              <w:jc w:val="left"/>
+              <w:rPr>
+                <w:rFonts w:ascii="Arial" w:hAnsi="Arial" w:cs="Arial"/>
+              </w:rPr>
+            </w:pPr>
+            <w:r>
+              <w:rPr>
+                <w:rFonts w:ascii="Arial" w:hAnsi="Arial" w:cs="Arial" w:hint="eastAsia"/>
+                <w:lang w:eastAsia="zh-CN"/>
+              </w:rPr>
+              <w:t>Supplier contact</w:t>
+            </w:r>
+          </w:p>
+        </w:tc>
+        <w:tc>
+          <w:tcPr>
+            <w:tcW w:w="3510" w:type="dxa"/>
+            <w:tcBorders>
+              <w:bottom w:val="single" w:sz="4" w:space="0" w:color="auto"/>
+            </w:tcBorders>
+          </w:tcPr>
+          <w:p>
+            <w:pPr>
+              <w:spacing w:beforeLines="50" w:before="120" w:line="360" w:lineRule="auto"/>
+              <w:rPr>
+                <w:rFonts w:ascii="Arial" w:hAnsi="Arial" w:cs="Arial"/>
+              </w:rPr>
+            </w:pPr>
+          </w:p>
+        </w:tc>
+        <w:tc>
+          <w:tcPr>
+            <w:tcW w:w="1710" w:type="dxa"/>
+            <w:tcBorders>
+              <w:bottom w:val="single" w:sz="4" w:space="0" w:color="auto"/>
+            </w:tcBorders>
+            <w:shd w:val="clear" w:color="auto" w:fill="F2F2F2" w:themeFill="background1" w:themeFillShade="F2"/>
+          </w:tcPr>
+          <w:p>
+            <w:pPr>
+              <w:spacing w:beforeLines="50" w:before="120" w:line="360" w:lineRule="auto"/>
+              <w:rPr>
+                <w:rFonts w:ascii="Arial" w:hAnsi="Arial" w:cs="Arial"/>
+                <w:lang w:eastAsia="zh-CN"/>
+              </w:rPr>
+            </w:pPr>
+            <w:r>
+              <w:rPr>
+                <w:rFonts w:ascii="Arial" w:hAnsi="Arial" w:cs="Arial" w:hint="eastAsia"/>
+                <w:lang w:eastAsia="zh-CN"/>
+              </w:rPr>
+              <w:t xml:space="preserve">Factory </w:t>
+            </w:r>
+            <w:r>
+              <w:rPr>
+                <w:rFonts w:ascii="Arial" w:hAnsi="Arial" w:cs="Arial"/>
+              </w:rPr>
+              <w:t>Location</w:t>
+            </w:r>
+          </w:p>
+        </w:tc>
+        <w:tc>
+          <w:tcPr>
+            <w:tcW w:w="3690" w:type="dxa"/>
+            <w:gridSpan w:val="2"/>
+            <w:tcBorders>
+              <w:bottom w:val="single" w:sz="4" w:space="0" w:color="auto"/>
+            </w:tcBorders>
+          </w:tcPr>
+          <w:p>
+            <w:pPr>
+              <w:spacing w:beforeLines="50" w:before="120" w:line="360" w:lineRule="auto"/>
+              <w:rPr>
+                <w:rFonts w:ascii="Arial" w:hAnsi="Arial" w:cs="Arial"/>
+              </w:rPr>
+            </w:pPr>
+          </w:p>
+        </w:tc>
+      </w:tr>
+      <w:tr>
+        <w:tc>
+          <w:tcPr>
+            <w:tcW w:w="1885" w:type="dxa"/>
+            <w:shd w:val="clear" w:color="auto" w:fill="F2F2F2" w:themeFill="background1" w:themeFillShade="F2"/>
+          </w:tcPr>
+          <w:p>
+            <w:pPr>
+              <w:spacing w:beforeLines="50" w:before="120" w:line="360" w:lineRule="auto"/>
+              <w:jc w:val="left"/>
+              <w:rPr>
+                <w:rFonts w:ascii="Arial" w:hAnsi="Arial" w:cs="Arial"/>
+                <w:lang w:eastAsia="zh-CN"/>
+              </w:rPr>
+            </w:pPr>
+            <w:r>
+              <w:rPr>
+                <w:rFonts w:ascii="Arial" w:hAnsi="Arial" w:cs="Arial"/>
+              </w:rPr>
+              <w:t>Report Reviewe</w:t>
+            </w:r>
+            <w:r>
+              <w:rPr>
+                <w:rFonts w:ascii="Arial" w:hAnsi="Arial" w:cs="Arial" w:hint="eastAsia"/>
+                <w:lang w:eastAsia="zh-CN"/>
+              </w:rPr>
+              <w:t>r</w:t>
+            </w:r>
+          </w:p>
+        </w:tc>
+        <w:tc>
+          <w:tcPr>
+            <w:tcW w:w="3510" w:type="dxa"/>
+            <w:tcBorders>
+              <w:bottom w:val="single" w:sz="4" w:space="0" w:color="auto"/>
+            </w:tcBorders>
+          </w:tcPr>
+          <w:p>
+            <w:pPr>
+              <w:spacing w:beforeLines="50" w:before="120" w:line="360" w:lineRule="auto"/>
+              <w:rPr>
+                <w:rFonts w:ascii="Arial" w:hAnsi="Arial" w:cs="Arial"/>
+              </w:rPr>
+            </w:pPr>
+          </w:p>
+        </w:tc>
+        <w:tc>
+          <w:tcPr>
+            <w:tcW w:w="1710" w:type="dxa"/>
+            <w:tcBorders>
+              <w:bottom w:val="single" w:sz="4" w:space="0" w:color="auto"/>
+            </w:tcBorders>
+            <w:shd w:val="clear" w:color="auto" w:fill="F2F2F2" w:themeFill="background1" w:themeFillShade="F2"/>
+          </w:tcPr>
+          <w:p>
+            <w:pPr>
+              <w:spacing w:beforeLines="50" w:before="120" w:line="360" w:lineRule="auto"/>
+              <w:rPr>
+                <w:rFonts w:ascii="Arial" w:hAnsi="Arial" w:cs="Arial"/>
+              </w:rPr>
+            </w:pPr>
+            <w:r>
+              <w:rPr>
+                <w:rFonts w:ascii="Arial" w:hAnsi="Arial" w:cs="Arial"/>
+                <w:lang w:eastAsia="zh-CN"/>
+              </w:rPr>
+              <w:t>Inspection Date</w:t>
+            </w:r>
+          </w:p>
+        </w:tc>
+        <w:tc>
+          <w:tcPr>
+            <w:tcW w:w="3690" w:type="dxa"/>
+            <w:gridSpan w:val="2"/>
+            <w:tcBorders>
+              <w:bottom w:val="single" w:sz="4" w:space="0" w:color="auto"/>
+            </w:tcBorders>
+          </w:tcPr>
+          <w:p>
+            <w:pPr>
+              <w:spacing w:beforeLines="50" w:before="120" w:line="360" w:lineRule="auto"/>
               <w:rPr>
                 <w:rFonts w:ascii="Arial" w:hAnsi="Arial" w:cs="Arial"/>
               </w:rPr>
@@ -194,966 +640,52 @@
       </w:tr>
       <w:tr>
         <w:trPr>
-          <w:trHeight w:val="353"/>
+          <w:trHeight w:val="557"/>
         </w:trPr>
         <w:tc>
           <w:tcPr>
-            <w:tcW w:w="2381" w:type="dxa"/>
+            <w:tcW w:w="1885" w:type="dxa"/>
+            <w:tcBorders>
+              <w:right w:val="single" w:sz="4" w:space="0" w:color="auto"/>
+            </w:tcBorders>
+            <w:shd w:val="clear" w:color="auto" w:fill="F2F2F2" w:themeFill="background1" w:themeFillShade="F2"/>
+            <w:vAlign w:val="center"/>
+          </w:tcPr>
+          <w:p>
+            <w:pPr>
+              <w:spacing w:beforeLines="50" w:before="120" w:line="360" w:lineRule="auto"/>
+              <w:jc w:val="left"/>
+              <w:rPr>
+                <w:rFonts w:ascii="Arial" w:hAnsi="Arial" w:cs="Arial"/>
+              </w:rPr>
+            </w:pPr>
+            <w:r>
+              <w:rPr>
+                <w:rFonts w:ascii="Arial" w:hAnsi="Arial" w:cs="Arial"/>
+              </w:rPr>
+              <w:t>Type of Inspection</w:t>
+            </w:r>
+          </w:p>
+        </w:tc>
+        <w:tc>
+          <w:tcPr>
+            <w:tcW w:w="7200" w:type="dxa"/>
+            <w:gridSpan w:val="3"/>
             <w:tcBorders>
               <w:top w:val="single" w:sz="4" w:space="0" w:color="auto"/>
               <w:left w:val="single" w:sz="4" w:space="0" w:color="auto"/>
               <w:bottom w:val="single" w:sz="4" w:space="0" w:color="auto"/>
-              <w:right w:val="single" w:sz="4" w:space="0" w:color="auto"/>
-            </w:tcBorders>
-            <w:shd w:val="clear" w:color="auto" w:fill="F2F2F2"/>
-            <w:vAlign w:val="center"/>
-          </w:tcPr>
-          <w:p>
-            <w:pPr>
-              <w:rPr>
-                <w:rFonts w:ascii="Arial" w:hAnsi="Arial" w:cs="Arial"/>
-              </w:rPr>
-            </w:pPr>
-            <w:r>
-              <w:rPr>
-                <w:rFonts w:ascii="Arial" w:hAnsi="Arial" w:cs="Arial"/>
-              </w:rPr>
-              <w:t>Factory:</w:t>
-            </w:r>
-          </w:p>
-        </w:tc>
-        <w:tc>
-          <w:tcPr>
-            <w:tcW w:w="3582" w:type="dxa"/>
-            <w:tcBorders>
-              <w:top w:val="single" w:sz="4" w:space="0" w:color="auto"/>
-              <w:left w:val="single" w:sz="4" w:space="0" w:color="auto"/>
-              <w:bottom w:val="single" w:sz="4" w:space="0" w:color="auto"/>
-              <w:right w:val="single" w:sz="4" w:space="0" w:color="auto"/>
-            </w:tcBorders>
-            <w:vAlign w:val="center"/>
-          </w:tcPr>
-          <w:p>
-            <w:pPr>
-              <w:keepNext/>
-              <w:keepLines/>
-              <w:tabs>
-                <w:tab w:val="left" w:pos="1701"/>
-                <w:tab w:val="left" w:pos="2127"/>
-              </w:tabs>
-              <w:spacing w:before="120"/>
-              <w:ind w:left="2410" w:hanging="2410"/>
-              <w:jc w:val="both"/>
-              <w:rPr>
-                <w:rFonts w:ascii="Arial" w:hAnsi="Arial" w:cs="Arial"/>
-                <w:lang w:eastAsia="zh-CN"/>
-              </w:rPr>
-            </w:pPr>
-          </w:p>
-        </w:tc>
-        <w:tc>
-          <w:tcPr>
-            <w:tcW w:w="4837" w:type="dxa"/>
-            <w:gridSpan w:val="3"/>
-            <w:vMerge/>
-            <w:tcBorders>
-              <w:left w:val="single" w:sz="4" w:space="0" w:color="auto"/>
-              <w:right w:val="single" w:sz="4" w:space="0" w:color="auto"/>
-            </w:tcBorders>
-          </w:tcPr>
-          <w:p>
-            <w:pPr>
-              <w:keepNext/>
-              <w:keepLines/>
-              <w:tabs>
-                <w:tab w:val="left" w:pos="1701"/>
-                <w:tab w:val="left" w:pos="2127"/>
-              </w:tabs>
-              <w:spacing w:before="120"/>
-              <w:ind w:left="2410" w:right="1512" w:hanging="2410"/>
-              <w:rPr>
-                <w:rFonts w:ascii="Arial" w:hAnsi="Arial" w:cs="Arial"/>
-                <w:lang w:eastAsia="zh-CN"/>
-              </w:rPr>
-            </w:pPr>
-          </w:p>
-        </w:tc>
-      </w:tr>
-      <w:tr>
-        <w:trPr>
-          <w:trHeight w:val="353"/>
-        </w:trPr>
-        <w:tc>
-          <w:tcPr>
-            <w:tcW w:w="2381" w:type="dxa"/>
-            <w:tcBorders>
-              <w:top w:val="single" w:sz="4" w:space="0" w:color="auto"/>
-              <w:left w:val="single" w:sz="4" w:space="0" w:color="auto"/>
-              <w:bottom w:val="single" w:sz="4" w:space="0" w:color="auto"/>
-              <w:right w:val="single" w:sz="4" w:space="0" w:color="auto"/>
-            </w:tcBorders>
-            <w:shd w:val="clear" w:color="auto" w:fill="F2F2F2"/>
-            <w:vAlign w:val="center"/>
-          </w:tcPr>
-          <w:p>
-            <w:pPr>
-              <w:rPr>
-                <w:rFonts w:ascii="Arial" w:hAnsi="Arial" w:cs="Arial"/>
-              </w:rPr>
-            </w:pPr>
-            <w:r>
-              <w:rPr>
-                <w:rFonts w:ascii="Arial" w:hAnsi="Arial" w:cs="Arial"/>
-                <w:lang w:eastAsia="zh-CN"/>
-              </w:rPr>
-              <w:t xml:space="preserve">Model / </w:t>
-            </w:r>
-            <w:proofErr w:type="spellStart"/>
-            <w:r>
-              <w:rPr>
-                <w:rFonts w:ascii="Arial" w:hAnsi="Arial" w:cs="Arial"/>
-                <w:lang w:eastAsia="zh-CN"/>
-              </w:rPr>
-              <w:t>Sku</w:t>
-            </w:r>
-            <w:proofErr w:type="spellEnd"/>
-            <w:r>
-              <w:rPr>
-                <w:rFonts w:ascii="Arial" w:hAnsi="Arial" w:cs="Arial"/>
-                <w:lang w:eastAsia="zh-CN"/>
-              </w:rPr>
-              <w:t xml:space="preserve"> No.:</w:t>
-            </w:r>
-          </w:p>
-        </w:tc>
-        <w:tc>
-          <w:tcPr>
-            <w:tcW w:w="3582" w:type="dxa"/>
-            <w:tcBorders>
-              <w:top w:val="single" w:sz="4" w:space="0" w:color="auto"/>
-              <w:left w:val="single" w:sz="4" w:space="0" w:color="auto"/>
-              <w:bottom w:val="single" w:sz="4" w:space="0" w:color="auto"/>
-              <w:right w:val="single" w:sz="4" w:space="0" w:color="auto"/>
-            </w:tcBorders>
-            <w:vAlign w:val="center"/>
-          </w:tcPr>
-          <w:p>
-            <w:pPr>
-              <w:keepNext/>
-              <w:keepLines/>
-              <w:tabs>
-                <w:tab w:val="left" w:pos="1701"/>
-                <w:tab w:val="left" w:pos="2127"/>
-              </w:tabs>
-              <w:spacing w:before="120"/>
-              <w:ind w:left="2410" w:hanging="2410"/>
-              <w:jc w:val="both"/>
-              <w:rPr>
-                <w:rFonts w:ascii="Arial" w:hAnsi="Arial" w:cs="Arial"/>
-                <w:lang w:eastAsia="zh-CN"/>
-              </w:rPr>
-            </w:pPr>
-          </w:p>
-        </w:tc>
-        <w:tc>
-          <w:tcPr>
-            <w:tcW w:w="4837" w:type="dxa"/>
-            <w:gridSpan w:val="3"/>
-            <w:vMerge/>
-            <w:tcBorders>
-              <w:left w:val="single" w:sz="4" w:space="0" w:color="auto"/>
-              <w:right w:val="single" w:sz="4" w:space="0" w:color="auto"/>
-            </w:tcBorders>
-          </w:tcPr>
-          <w:p>
-            <w:pPr>
-              <w:keepNext/>
-              <w:keepLines/>
-              <w:tabs>
-                <w:tab w:val="left" w:pos="1701"/>
-                <w:tab w:val="left" w:pos="2127"/>
-              </w:tabs>
-              <w:spacing w:before="120"/>
-              <w:ind w:left="2410" w:right="1512" w:hanging="2410"/>
-              <w:rPr>
-                <w:rFonts w:ascii="Arial" w:hAnsi="Arial" w:cs="Arial"/>
-                <w:lang w:eastAsia="zh-CN"/>
-              </w:rPr>
-            </w:pPr>
-          </w:p>
-        </w:tc>
-      </w:tr>
-      <w:tr>
-        <w:trPr>
-          <w:trHeight w:val="353"/>
-        </w:trPr>
-        <w:tc>
-          <w:tcPr>
-            <w:tcW w:w="2381" w:type="dxa"/>
-            <w:tcBorders>
-              <w:top w:val="single" w:sz="4" w:space="0" w:color="auto"/>
-              <w:left w:val="single" w:sz="4" w:space="0" w:color="auto"/>
-              <w:bottom w:val="single" w:sz="4" w:space="0" w:color="auto"/>
-              <w:right w:val="single" w:sz="4" w:space="0" w:color="auto"/>
-            </w:tcBorders>
-            <w:shd w:val="clear" w:color="auto" w:fill="F2F2F2"/>
-            <w:vAlign w:val="center"/>
-          </w:tcPr>
-          <w:p>
-            <w:pPr>
-              <w:rPr>
-                <w:rFonts w:ascii="Arial" w:hAnsi="Arial" w:cs="Arial"/>
-              </w:rPr>
-            </w:pPr>
-            <w:r>
-              <w:rPr>
-                <w:rFonts w:ascii="Arial" w:hAnsi="Arial" w:cs="Arial"/>
-              </w:rPr>
-              <w:t xml:space="preserve">Product </w:t>
-            </w:r>
-            <w:r>
-              <w:rPr>
-                <w:rFonts w:ascii="Arial" w:hAnsi="Arial" w:cs="Arial"/>
-              </w:rPr>
-              <w:t>Description</w:t>
-            </w:r>
-            <w:r>
-              <w:rPr>
-                <w:rFonts w:ascii="Arial" w:hAnsi="Arial" w:cs="Arial"/>
-              </w:rPr>
-              <w:t>:</w:t>
-            </w:r>
-          </w:p>
-        </w:tc>
-        <w:tc>
-          <w:tcPr>
-            <w:tcW w:w="3582" w:type="dxa"/>
-            <w:tcBorders>
-              <w:top w:val="single" w:sz="4" w:space="0" w:color="auto"/>
-              <w:left w:val="single" w:sz="4" w:space="0" w:color="auto"/>
-              <w:bottom w:val="single" w:sz="4" w:space="0" w:color="auto"/>
-              <w:right w:val="single" w:sz="4" w:space="0" w:color="auto"/>
-            </w:tcBorders>
-            <w:vAlign w:val="center"/>
-          </w:tcPr>
-          <w:p>
-            <w:pPr>
-              <w:keepNext/>
-              <w:keepLines/>
-              <w:tabs>
-                <w:tab w:val="left" w:pos="1701"/>
-                <w:tab w:val="left" w:pos="2127"/>
-              </w:tabs>
-              <w:spacing w:before="120"/>
-              <w:ind w:left="2410" w:hanging="2410"/>
-              <w:jc w:val="both"/>
-              <w:rPr>
-                <w:rFonts w:ascii="Arial" w:hAnsi="Arial" w:cs="Arial"/>
-              </w:rPr>
-            </w:pPr>
-          </w:p>
-        </w:tc>
-        <w:tc>
-          <w:tcPr>
-            <w:tcW w:w="4837" w:type="dxa"/>
-            <w:gridSpan w:val="3"/>
-            <w:vMerge/>
-            <w:tcBorders>
-              <w:left w:val="single" w:sz="4" w:space="0" w:color="auto"/>
-              <w:right w:val="single" w:sz="4" w:space="0" w:color="auto"/>
-            </w:tcBorders>
-          </w:tcPr>
-          <w:p>
-            <w:pPr>
-              <w:keepNext/>
-              <w:keepLines/>
-              <w:tabs>
-                <w:tab w:val="left" w:pos="1701"/>
-                <w:tab w:val="left" w:pos="2127"/>
-              </w:tabs>
-              <w:spacing w:before="120"/>
-              <w:ind w:left="2410" w:right="1512" w:hanging="2410"/>
-              <w:rPr>
-                <w:rFonts w:ascii="Arial" w:hAnsi="Arial" w:cs="Arial"/>
-              </w:rPr>
-            </w:pPr>
-          </w:p>
-        </w:tc>
-      </w:tr>
-      <w:tr>
-        <w:trPr>
-          <w:trHeight w:val="353"/>
-        </w:trPr>
-        <w:tc>
-          <w:tcPr>
-            <w:tcW w:w="2381" w:type="dxa"/>
-            <w:tcBorders>
-              <w:top w:val="single" w:sz="4" w:space="0" w:color="auto"/>
-              <w:left w:val="single" w:sz="4" w:space="0" w:color="auto"/>
-              <w:bottom w:val="single" w:sz="4" w:space="0" w:color="auto"/>
-              <w:right w:val="single" w:sz="4" w:space="0" w:color="auto"/>
-            </w:tcBorders>
-            <w:shd w:val="clear" w:color="auto" w:fill="F2F2F2"/>
-            <w:vAlign w:val="center"/>
-          </w:tcPr>
-          <w:p>
-            <w:pPr>
-              <w:rPr>
-                <w:rFonts w:ascii="Arial" w:hAnsi="Arial" w:cs="Arial"/>
-              </w:rPr>
-            </w:pPr>
-            <w:r>
-              <w:rPr>
-                <w:rFonts w:ascii="Arial" w:hAnsi="Arial" w:cs="Arial"/>
-              </w:rPr>
-              <w:t>PO No.:</w:t>
-            </w:r>
-          </w:p>
-        </w:tc>
-        <w:tc>
-          <w:tcPr>
-            <w:tcW w:w="3582" w:type="dxa"/>
-            <w:tcBorders>
-              <w:top w:val="single" w:sz="4" w:space="0" w:color="auto"/>
-              <w:left w:val="single" w:sz="4" w:space="0" w:color="auto"/>
-              <w:bottom w:val="single" w:sz="4" w:space="0" w:color="auto"/>
-              <w:right w:val="single" w:sz="4" w:space="0" w:color="auto"/>
-            </w:tcBorders>
-            <w:vAlign w:val="center"/>
-          </w:tcPr>
-          <w:p>
-            <w:pPr>
-              <w:keepNext/>
-              <w:keepLines/>
-              <w:tabs>
-                <w:tab w:val="left" w:pos="1701"/>
-                <w:tab w:val="left" w:pos="2127"/>
-              </w:tabs>
-              <w:spacing w:before="120"/>
-              <w:jc w:val="both"/>
-              <w:rPr>
-                <w:rFonts w:ascii="Arial" w:hAnsi="Arial" w:cs="Arial"/>
-                <w:lang w:eastAsia="zh-CN"/>
-              </w:rPr>
-            </w:pPr>
-          </w:p>
-        </w:tc>
-        <w:tc>
-          <w:tcPr>
-            <w:tcW w:w="4837" w:type="dxa"/>
-            <w:gridSpan w:val="3"/>
-            <w:vMerge/>
-            <w:tcBorders>
-              <w:left w:val="single" w:sz="4" w:space="0" w:color="auto"/>
-              <w:right w:val="single" w:sz="4" w:space="0" w:color="auto"/>
-            </w:tcBorders>
-          </w:tcPr>
-          <w:p>
-            <w:pPr>
-              <w:keepNext/>
-              <w:keepLines/>
-              <w:tabs>
-                <w:tab w:val="left" w:pos="1701"/>
-                <w:tab w:val="left" w:pos="2127"/>
-              </w:tabs>
-              <w:spacing w:before="120"/>
-              <w:ind w:left="2410" w:right="1512" w:hanging="2410"/>
-              <w:rPr>
-                <w:rFonts w:ascii="Arial" w:hAnsi="Arial" w:cs="Arial"/>
-              </w:rPr>
-            </w:pPr>
-          </w:p>
-        </w:tc>
-      </w:tr>
-      <w:tr>
-        <w:trPr>
-          <w:trHeight w:val="353"/>
-        </w:trPr>
-        <w:tc>
-          <w:tcPr>
-            <w:tcW w:w="2381" w:type="dxa"/>
-            <w:tcBorders>
-              <w:top w:val="single" w:sz="4" w:space="0" w:color="auto"/>
-              <w:left w:val="single" w:sz="4" w:space="0" w:color="auto"/>
-              <w:bottom w:val="single" w:sz="4" w:space="0" w:color="auto"/>
-              <w:right w:val="single" w:sz="4" w:space="0" w:color="auto"/>
-            </w:tcBorders>
-            <w:shd w:val="clear" w:color="auto" w:fill="F2F2F2"/>
-            <w:vAlign w:val="center"/>
-          </w:tcPr>
-          <w:p>
-            <w:pPr>
-              <w:rPr>
-                <w:rFonts w:ascii="Arial" w:hAnsi="Arial" w:cs="Arial"/>
-              </w:rPr>
-            </w:pPr>
-            <w:r>
-              <w:rPr>
-                <w:rFonts w:ascii="Arial" w:hAnsi="Arial" w:cs="Arial"/>
-              </w:rPr>
-              <w:t>Order quantity</w:t>
-            </w:r>
-            <w:r>
-              <w:rPr>
-                <w:rFonts w:ascii="Arial" w:hAnsi="Arial" w:cs="Arial"/>
-              </w:rPr>
-              <w:t xml:space="preserve"> / </w:t>
-            </w:r>
-            <w:proofErr w:type="gramStart"/>
-            <w:r>
-              <w:rPr>
-                <w:rFonts w:ascii="Arial" w:hAnsi="Arial" w:cs="Arial"/>
-              </w:rPr>
-              <w:t>CTN</w:t>
-            </w:r>
-            <w:r>
-              <w:rPr>
-                <w:rFonts w:ascii="Arial" w:hAnsi="Arial" w:cs="Arial"/>
-              </w:rPr>
-              <w:t>s :</w:t>
-            </w:r>
-            <w:proofErr w:type="gramEnd"/>
-          </w:p>
-        </w:tc>
-        <w:tc>
-          <w:tcPr>
-            <w:tcW w:w="3582" w:type="dxa"/>
-            <w:tcBorders>
-              <w:top w:val="single" w:sz="4" w:space="0" w:color="auto"/>
-              <w:left w:val="single" w:sz="4" w:space="0" w:color="auto"/>
-              <w:bottom w:val="single" w:sz="4" w:space="0" w:color="auto"/>
-              <w:right w:val="single" w:sz="4" w:space="0" w:color="auto"/>
-            </w:tcBorders>
-            <w:vAlign w:val="center"/>
-          </w:tcPr>
-          <w:p>
-            <w:pPr>
-              <w:keepNext/>
-              <w:keepLines/>
-              <w:tabs>
-                <w:tab w:val="left" w:pos="1701"/>
-                <w:tab w:val="left" w:pos="2127"/>
-              </w:tabs>
-              <w:spacing w:before="120"/>
-              <w:ind w:left="2410" w:hanging="2410"/>
-              <w:jc w:val="both"/>
-              <w:rPr>
-                <w:rFonts w:ascii="Arial" w:hAnsi="Arial" w:cs="Arial"/>
-                <w:lang w:eastAsia="zh-CN"/>
-              </w:rPr>
-            </w:pPr>
-          </w:p>
-        </w:tc>
-        <w:tc>
-          <w:tcPr>
-            <w:tcW w:w="4837" w:type="dxa"/>
-            <w:gridSpan w:val="3"/>
-            <w:vMerge/>
-            <w:tcBorders>
-              <w:left w:val="single" w:sz="4" w:space="0" w:color="auto"/>
-              <w:right w:val="single" w:sz="4" w:space="0" w:color="auto"/>
-            </w:tcBorders>
-          </w:tcPr>
-          <w:p>
-            <w:pPr>
-              <w:keepNext/>
-              <w:keepLines/>
-              <w:tabs>
-                <w:tab w:val="left" w:pos="1701"/>
-                <w:tab w:val="left" w:pos="2127"/>
-              </w:tabs>
-              <w:spacing w:before="120"/>
-              <w:ind w:left="2410" w:right="1512" w:hanging="2410"/>
-              <w:rPr>
-                <w:rFonts w:ascii="Arial" w:hAnsi="Arial" w:cs="Arial"/>
-              </w:rPr>
-            </w:pPr>
-          </w:p>
-        </w:tc>
-      </w:tr>
-      <w:tr>
-        <w:tc>
-          <w:tcPr>
-            <w:tcW w:w="2381" w:type="dxa"/>
-            <w:tcBorders>
-              <w:top w:val="single" w:sz="4" w:space="0" w:color="auto"/>
-              <w:left w:val="single" w:sz="4" w:space="0" w:color="auto"/>
-              <w:bottom w:val="single" w:sz="4" w:space="0" w:color="auto"/>
-              <w:right w:val="single" w:sz="4" w:space="0" w:color="auto"/>
-            </w:tcBorders>
-            <w:shd w:val="clear" w:color="auto" w:fill="F2F2F2"/>
-            <w:vAlign w:val="center"/>
-          </w:tcPr>
-          <w:p>
-            <w:pPr>
-              <w:pStyle w:val="Header"/>
-              <w:rPr>
-                <w:rFonts w:ascii="Arial" w:hAnsi="Arial" w:cs="Arial"/>
-                <w:sz w:val="20"/>
-              </w:rPr>
-            </w:pPr>
-            <w:r>
-              <w:rPr>
-                <w:rFonts w:ascii="Arial" w:hAnsi="Arial" w:cs="Arial"/>
-                <w:sz w:val="20"/>
-              </w:rPr>
-              <w:t>Ready quantity / CTN</w:t>
-            </w:r>
-            <w:r>
-              <w:rPr>
-                <w:rFonts w:ascii="Arial" w:hAnsi="Arial" w:cs="Arial"/>
-                <w:sz w:val="20"/>
-              </w:rPr>
-              <w:t>s:</w:t>
-            </w:r>
-          </w:p>
-        </w:tc>
-        <w:tc>
-          <w:tcPr>
-            <w:tcW w:w="3582" w:type="dxa"/>
-            <w:tcBorders>
-              <w:top w:val="single" w:sz="4" w:space="0" w:color="auto"/>
-              <w:left w:val="single" w:sz="4" w:space="0" w:color="auto"/>
-              <w:bottom w:val="single" w:sz="4" w:space="0" w:color="auto"/>
-              <w:right w:val="single" w:sz="4" w:space="0" w:color="auto"/>
-            </w:tcBorders>
-            <w:vAlign w:val="center"/>
-          </w:tcPr>
-          <w:p>
-            <w:pPr>
-              <w:keepNext/>
-              <w:keepLines/>
-              <w:tabs>
-                <w:tab w:val="left" w:pos="1701"/>
-                <w:tab w:val="left" w:pos="2127"/>
-              </w:tabs>
-              <w:spacing w:before="120"/>
-              <w:jc w:val="both"/>
-              <w:rPr>
-                <w:rFonts w:ascii="Arial" w:hAnsi="Arial" w:cs="Arial"/>
-                <w:lang w:eastAsia="zh-CN"/>
-              </w:rPr>
-            </w:pPr>
-          </w:p>
-        </w:tc>
-        <w:tc>
-          <w:tcPr>
-            <w:tcW w:w="4837" w:type="dxa"/>
-            <w:gridSpan w:val="3"/>
-            <w:vMerge/>
-            <w:tcBorders>
-              <w:left w:val="single" w:sz="4" w:space="0" w:color="auto"/>
-              <w:right w:val="single" w:sz="4" w:space="0" w:color="auto"/>
-            </w:tcBorders>
-          </w:tcPr>
-          <w:p>
-            <w:pPr>
-              <w:keepNext/>
-              <w:keepLines/>
-              <w:tabs>
-                <w:tab w:val="left" w:pos="1701"/>
-                <w:tab w:val="left" w:pos="2127"/>
-              </w:tabs>
-              <w:spacing w:before="120"/>
-              <w:rPr>
-                <w:rFonts w:ascii="Arial" w:hAnsi="Arial" w:cs="Arial"/>
-              </w:rPr>
-            </w:pPr>
-          </w:p>
-        </w:tc>
-      </w:tr>
-      <w:tr>
-        <w:tc>
-          <w:tcPr>
-            <w:tcW w:w="2381" w:type="dxa"/>
-            <w:tcBorders>
-              <w:top w:val="single" w:sz="4" w:space="0" w:color="auto"/>
-              <w:left w:val="single" w:sz="4" w:space="0" w:color="auto"/>
-              <w:bottom w:val="single" w:sz="4" w:space="0" w:color="auto"/>
-              <w:right w:val="single" w:sz="4" w:space="0" w:color="auto"/>
-            </w:tcBorders>
-            <w:shd w:val="clear" w:color="auto" w:fill="F2F2F2"/>
-            <w:vAlign w:val="center"/>
-          </w:tcPr>
-          <w:p>
-            <w:pPr>
-              <w:pStyle w:val="Header"/>
-              <w:rPr>
-                <w:rFonts w:ascii="Arial" w:hAnsi="Arial" w:cs="Arial"/>
-                <w:sz w:val="20"/>
-                <w:lang w:eastAsia="zh-CN"/>
-              </w:rPr>
-            </w:pPr>
-            <w:r>
-              <w:rPr>
-                <w:rFonts w:ascii="Arial" w:hAnsi="Arial" w:cs="Arial"/>
-                <w:sz w:val="20"/>
-              </w:rPr>
-              <w:t>Inspection Location:</w:t>
-            </w:r>
-          </w:p>
-        </w:tc>
-        <w:tc>
-          <w:tcPr>
-            <w:tcW w:w="3582" w:type="dxa"/>
-            <w:tcBorders>
-              <w:top w:val="single" w:sz="4" w:space="0" w:color="auto"/>
-              <w:left w:val="single" w:sz="4" w:space="0" w:color="auto"/>
-              <w:bottom w:val="single" w:sz="4" w:space="0" w:color="auto"/>
-              <w:right w:val="single" w:sz="4" w:space="0" w:color="auto"/>
-            </w:tcBorders>
-            <w:vAlign w:val="center"/>
-          </w:tcPr>
-          <w:p>
-            <w:pPr>
-              <w:keepNext/>
-              <w:keepLines/>
-              <w:tabs>
-                <w:tab w:val="left" w:pos="1701"/>
-                <w:tab w:val="left" w:pos="2127"/>
-              </w:tabs>
-              <w:spacing w:before="120"/>
-              <w:jc w:val="both"/>
-              <w:rPr>
-                <w:rFonts w:ascii="Arial" w:hAnsi="Arial" w:cs="Arial"/>
-                <w:lang w:eastAsia="zh-CN"/>
-              </w:rPr>
-            </w:pPr>
-          </w:p>
-        </w:tc>
-        <w:tc>
-          <w:tcPr>
-            <w:tcW w:w="4837" w:type="dxa"/>
-            <w:gridSpan w:val="3"/>
-            <w:vMerge/>
-            <w:tcBorders>
-              <w:left w:val="single" w:sz="4" w:space="0" w:color="auto"/>
-              <w:right w:val="single" w:sz="4" w:space="0" w:color="auto"/>
-            </w:tcBorders>
-          </w:tcPr>
-          <w:p>
-            <w:pPr>
-              <w:keepNext/>
-              <w:keepLines/>
-              <w:tabs>
-                <w:tab w:val="left" w:pos="1701"/>
-                <w:tab w:val="left" w:pos="2127"/>
-              </w:tabs>
-              <w:spacing w:before="120"/>
-              <w:rPr>
-                <w:rFonts w:ascii="Arial" w:hAnsi="Arial" w:cs="Arial"/>
-              </w:rPr>
-            </w:pPr>
-          </w:p>
-        </w:tc>
-      </w:tr>
-      <w:tr>
-        <w:trPr>
-          <w:trHeight w:val="243"/>
-        </w:trPr>
-        <w:tc>
-          <w:tcPr>
-            <w:tcW w:w="2381" w:type="dxa"/>
-            <w:tcBorders>
-              <w:top w:val="single" w:sz="4" w:space="0" w:color="auto"/>
-              <w:left w:val="single" w:sz="4" w:space="0" w:color="auto"/>
-              <w:bottom w:val="single" w:sz="4" w:space="0" w:color="auto"/>
-              <w:right w:val="single" w:sz="4" w:space="0" w:color="auto"/>
-            </w:tcBorders>
-            <w:shd w:val="clear" w:color="auto" w:fill="F2F2F2"/>
-            <w:vAlign w:val="center"/>
-          </w:tcPr>
-          <w:p>
-            <w:pPr>
-              <w:rPr>
-                <w:rFonts w:ascii="Arial" w:hAnsi="Arial" w:cs="Arial"/>
-              </w:rPr>
-            </w:pPr>
-            <w:r>
-              <w:rPr>
-                <w:rFonts w:ascii="Arial" w:hAnsi="Arial" w:cs="Arial"/>
-                <w:lang w:eastAsia="zh-CN"/>
-              </w:rPr>
-              <w:t>Inspection Date:</w:t>
-            </w:r>
-          </w:p>
-        </w:tc>
-        <w:tc>
-          <w:tcPr>
-            <w:tcW w:w="3582" w:type="dxa"/>
-            <w:tcBorders>
-              <w:top w:val="single" w:sz="4" w:space="0" w:color="auto"/>
-              <w:left w:val="single" w:sz="4" w:space="0" w:color="auto"/>
-              <w:bottom w:val="single" w:sz="4" w:space="0" w:color="auto"/>
-              <w:right w:val="single" w:sz="4" w:space="0" w:color="auto"/>
-            </w:tcBorders>
-            <w:vAlign w:val="center"/>
-          </w:tcPr>
-          <w:p>
-            <w:pPr>
-              <w:keepNext/>
-              <w:keepLines/>
-              <w:tabs>
-                <w:tab w:val="left" w:pos="1701"/>
-                <w:tab w:val="left" w:pos="2127"/>
-              </w:tabs>
-              <w:spacing w:before="120"/>
-              <w:jc w:val="both"/>
-              <w:rPr>
-                <w:rFonts w:ascii="Arial" w:hAnsi="Arial" w:cs="Arial"/>
-                <w:lang w:eastAsia="zh-CN"/>
-              </w:rPr>
-            </w:pPr>
-          </w:p>
-        </w:tc>
-        <w:tc>
-          <w:tcPr>
-            <w:tcW w:w="4837" w:type="dxa"/>
-            <w:gridSpan w:val="3"/>
-            <w:vMerge/>
-            <w:tcBorders>
-              <w:left w:val="single" w:sz="4" w:space="0" w:color="auto"/>
-              <w:right w:val="single" w:sz="4" w:space="0" w:color="auto"/>
-            </w:tcBorders>
-          </w:tcPr>
-          <w:p>
-            <w:pPr>
-              <w:keepNext/>
-              <w:keepLines/>
-              <w:tabs>
-                <w:tab w:val="left" w:pos="1701"/>
-                <w:tab w:val="left" w:pos="2127"/>
-              </w:tabs>
-              <w:spacing w:before="120"/>
-              <w:rPr>
-                <w:rFonts w:ascii="Arial" w:hAnsi="Arial" w:cs="Arial"/>
-              </w:rPr>
-            </w:pPr>
-          </w:p>
-        </w:tc>
-      </w:tr>
-      <w:tr>
-        <w:trPr>
-          <w:trHeight w:val="243"/>
-        </w:trPr>
-        <w:tc>
-          <w:tcPr>
-            <w:tcW w:w="2381" w:type="dxa"/>
-            <w:tcBorders>
-              <w:top w:val="single" w:sz="4" w:space="0" w:color="auto"/>
-              <w:left w:val="single" w:sz="4" w:space="0" w:color="auto"/>
-              <w:bottom w:val="single" w:sz="4" w:space="0" w:color="auto"/>
-              <w:right w:val="single" w:sz="4" w:space="0" w:color="auto"/>
-            </w:tcBorders>
-            <w:shd w:val="clear" w:color="auto" w:fill="F2F2F2"/>
-            <w:vAlign w:val="center"/>
-          </w:tcPr>
-          <w:p>
-            <w:pPr>
-              <w:rPr>
-                <w:rFonts w:ascii="Arial" w:hAnsi="Arial" w:cs="Arial"/>
-              </w:rPr>
-            </w:pPr>
-            <w:r>
-              <w:rPr>
-                <w:rFonts w:ascii="Arial" w:hAnsi="Arial" w:cs="Arial"/>
-              </w:rPr>
-              <w:t>Inspector:</w:t>
-            </w:r>
-          </w:p>
-        </w:tc>
-        <w:tc>
-          <w:tcPr>
-            <w:tcW w:w="3582" w:type="dxa"/>
-            <w:tcBorders>
-              <w:top w:val="single" w:sz="4" w:space="0" w:color="auto"/>
-              <w:left w:val="single" w:sz="4" w:space="0" w:color="auto"/>
-              <w:bottom w:val="single" w:sz="4" w:space="0" w:color="auto"/>
-              <w:right w:val="single" w:sz="4" w:space="0" w:color="auto"/>
-            </w:tcBorders>
-            <w:vAlign w:val="center"/>
-          </w:tcPr>
-          <w:p>
-            <w:pPr>
-              <w:keepNext/>
-              <w:keepLines/>
-              <w:tabs>
-                <w:tab w:val="left" w:pos="1701"/>
-                <w:tab w:val="left" w:pos="2127"/>
-              </w:tabs>
-              <w:spacing w:before="120"/>
-              <w:jc w:val="both"/>
-              <w:rPr>
-                <w:rFonts w:ascii="Arial" w:hAnsi="Arial" w:cs="Arial"/>
-                <w:lang w:eastAsia="zh-CN"/>
-              </w:rPr>
-            </w:pPr>
-          </w:p>
-        </w:tc>
-        <w:tc>
-          <w:tcPr>
-            <w:tcW w:w="4837" w:type="dxa"/>
-            <w:gridSpan w:val="3"/>
-            <w:vMerge/>
-            <w:tcBorders>
-              <w:left w:val="single" w:sz="4" w:space="0" w:color="auto"/>
-              <w:right w:val="single" w:sz="4" w:space="0" w:color="auto"/>
-            </w:tcBorders>
-          </w:tcPr>
-          <w:p>
-            <w:pPr>
-              <w:keepNext/>
-              <w:keepLines/>
-              <w:tabs>
-                <w:tab w:val="left" w:pos="1701"/>
-                <w:tab w:val="left" w:pos="2127"/>
-              </w:tabs>
-              <w:spacing w:before="120"/>
-              <w:rPr>
-                <w:rFonts w:ascii="Arial" w:hAnsi="Arial" w:cs="Arial"/>
-              </w:rPr>
-            </w:pPr>
-          </w:p>
-        </w:tc>
-      </w:tr>
-      <w:tr>
-        <w:trPr>
-          <w:trHeight w:val="243"/>
-        </w:trPr>
-        <w:tc>
-          <w:tcPr>
-            <w:tcW w:w="2381" w:type="dxa"/>
-            <w:tcBorders>
-              <w:top w:val="single" w:sz="4" w:space="0" w:color="auto"/>
-              <w:left w:val="single" w:sz="4" w:space="0" w:color="auto"/>
-              <w:bottom w:val="single" w:sz="4" w:space="0" w:color="auto"/>
-              <w:right w:val="single" w:sz="4" w:space="0" w:color="auto"/>
-            </w:tcBorders>
-            <w:shd w:val="clear" w:color="auto" w:fill="F2F2F2"/>
-            <w:vAlign w:val="center"/>
-          </w:tcPr>
-          <w:p>
-            <w:pPr>
-              <w:rPr>
-                <w:rFonts w:ascii="Arial" w:hAnsi="Arial" w:cs="Arial"/>
-              </w:rPr>
-            </w:pPr>
-            <w:r>
-              <w:rPr>
-                <w:rFonts w:ascii="Arial" w:hAnsi="Arial" w:cs="Arial"/>
-              </w:rPr>
-              <w:t>Report Reviewer(s):</w:t>
-            </w:r>
-          </w:p>
-        </w:tc>
-        <w:tc>
-          <w:tcPr>
-            <w:tcW w:w="3582" w:type="dxa"/>
-            <w:tcBorders>
-              <w:top w:val="single" w:sz="4" w:space="0" w:color="auto"/>
-              <w:left w:val="single" w:sz="4" w:space="0" w:color="auto"/>
-              <w:bottom w:val="single" w:sz="4" w:space="0" w:color="auto"/>
-              <w:right w:val="single" w:sz="4" w:space="0" w:color="auto"/>
-            </w:tcBorders>
-            <w:vAlign w:val="center"/>
-          </w:tcPr>
-          <w:p>
-            <w:pPr>
-              <w:keepNext/>
-              <w:keepLines/>
-              <w:tabs>
-                <w:tab w:val="left" w:pos="1701"/>
-                <w:tab w:val="left" w:pos="2127"/>
-              </w:tabs>
-              <w:spacing w:before="120"/>
-              <w:jc w:val="both"/>
-              <w:rPr>
-                <w:rFonts w:ascii="Arial" w:hAnsi="Arial" w:cs="Arial"/>
-              </w:rPr>
-            </w:pPr>
-          </w:p>
-        </w:tc>
-        <w:tc>
-          <w:tcPr>
-            <w:tcW w:w="4837" w:type="dxa"/>
-            <w:gridSpan w:val="3"/>
-            <w:vMerge/>
-            <w:tcBorders>
-              <w:left w:val="single" w:sz="4" w:space="0" w:color="auto"/>
-              <w:bottom w:val="single" w:sz="4" w:space="0" w:color="auto"/>
-              <w:right w:val="single" w:sz="4" w:space="0" w:color="auto"/>
-            </w:tcBorders>
-          </w:tcPr>
-          <w:p>
-            <w:pPr>
-              <w:keepNext/>
-              <w:keepLines/>
-              <w:tabs>
-                <w:tab w:val="left" w:pos="1701"/>
-                <w:tab w:val="left" w:pos="2127"/>
-              </w:tabs>
-              <w:spacing w:before="120"/>
-              <w:rPr>
-                <w:rFonts w:ascii="Arial" w:hAnsi="Arial" w:cs="Arial"/>
-              </w:rPr>
-            </w:pPr>
-          </w:p>
-        </w:tc>
-      </w:tr>
-      <w:tr>
-        <w:trPr>
-          <w:trHeight w:val="320"/>
-        </w:trPr>
-        <w:tc>
-          <w:tcPr>
-            <w:tcW w:w="2381" w:type="dxa"/>
-            <w:tcBorders>
-              <w:top w:val="single" w:sz="4" w:space="0" w:color="auto"/>
-              <w:left w:val="single" w:sz="4" w:space="0" w:color="auto"/>
-              <w:bottom w:val="single" w:sz="4" w:space="0" w:color="auto"/>
-              <w:right w:val="single" w:sz="4" w:space="0" w:color="auto"/>
-            </w:tcBorders>
-            <w:shd w:val="clear" w:color="auto" w:fill="F2F2F2"/>
-            <w:vAlign w:val="center"/>
-          </w:tcPr>
-          <w:p>
-            <w:pPr>
-              <w:rPr>
-                <w:rFonts w:ascii="Arial" w:hAnsi="Arial" w:cs="Arial"/>
-                <w:lang w:eastAsia="zh-CN"/>
-              </w:rPr>
-            </w:pPr>
-            <w:r>
-              <w:rPr>
-                <w:rFonts w:ascii="Arial" w:hAnsi="Arial" w:cs="Arial"/>
-              </w:rPr>
-              <w:t>Type of Inspection</w:t>
-            </w:r>
-            <w:r>
-              <w:rPr>
-                <w:rFonts w:ascii="Arial" w:hAnsi="Arial" w:cs="Arial"/>
-                <w:lang w:eastAsia="zh-CN"/>
-              </w:rPr>
-              <w:t>:</w:t>
-            </w:r>
-          </w:p>
-        </w:tc>
-        <w:tc>
-          <w:tcPr>
-            <w:tcW w:w="4729" w:type="dxa"/>
-            <w:gridSpan w:val="3"/>
-            <w:tcBorders>
-              <w:top w:val="single" w:sz="4" w:space="0" w:color="auto"/>
-              <w:left w:val="single" w:sz="4" w:space="0" w:color="auto"/>
-              <w:bottom w:val="single" w:sz="4" w:space="0" w:color="auto"/>
-            </w:tcBorders>
-            <w:vAlign w:val="center"/>
-          </w:tcPr>
-          <w:p>
-            <w:pPr>
-              <w:jc w:val="right"/>
-              <w:rPr>
-                <w:rFonts w:ascii="Arial" w:hAnsi="Arial" w:cs="Arial"/>
+              <w:right w:val="nil"/>
+            </w:tcBorders>
+            <w:vAlign w:val="center"/>
+          </w:tcPr>
+          <w:p>
+            <w:pPr>
+              <w:spacing w:beforeLines="50" w:before="120" w:line="360" w:lineRule="auto"/>
+              <w:jc w:val="center"/>
+              <w:rPr>
+                <w:rFonts w:ascii="Arial" w:hAnsi="Arial" w:cs="Arial"/>
+                <w:lang w:eastAsia="zh-CN"/>
               </w:rPr>
             </w:pPr>
             <w:sdt>
@@ -1161,11 +693,10 @@
                 <w:rPr>
                   <w:rFonts w:ascii="Arial" w:hAnsi="Arial" w:cs="Arial"/>
                 </w:rPr>
-                <w:id w:val="-1971046206"/>
+                <w:id w:val="-1949385750"/>
                 <w:placeholder>
-                  <w:docPart w:val="DBB53E582E7A4053BBA2AE52FF5FC9CB"/>
+                  <w:docPart w:val="640A08F030774CFA9EC298E3CF3FB759"/>
                 </w:placeholder>
-                <w:showingPlcHdr/>
                 <w:dropDownList>
                   <w:listItem w:value="Choose an item."/>
                   <w:listItem w:displayText="Final Random Inspection" w:value="Final Random Inspection"/>
@@ -1176,10 +707,9 @@
               <w:sdtContent>
                 <w:r>
                   <w:rPr>
-                    <w:rStyle w:val="PlaceholderText"/>
-                    <w:rFonts w:ascii="Verdana" w:hAnsi="Verdana"/>
+                    <w:rFonts w:ascii="Arial" w:hAnsi="Arial" w:cs="Arial"/>
                   </w:rPr>
-                  <w:t>Choose an item.</w:t>
+                  <w:t>Final Random Inspection</w:t>
                 </w:r>
               </w:sdtContent>
             </w:sdt>
@@ -1187,25 +717,77 @@
         </w:tc>
         <w:tc>
           <w:tcPr>
-            <w:tcW w:w="3690" w:type="dxa"/>
+            <w:tcW w:w="1710" w:type="dxa"/>
             <w:tcBorders>
               <w:top w:val="single" w:sz="4" w:space="0" w:color="auto"/>
+              <w:left w:val="nil"/>
               <w:bottom w:val="single" w:sz="4" w:space="0" w:color="auto"/>
               <w:right w:val="single" w:sz="4" w:space="0" w:color="auto"/>
             </w:tcBorders>
-            <w:vAlign w:val="center"/>
-          </w:tcPr>
-          <w:p>
-            <w:pPr>
-              <w:rPr>
-                <w:rFonts w:ascii="Arial" w:hAnsi="Arial" w:cs="Arial"/>
-                <w:lang w:eastAsia="zh-CN"/>
+          </w:tcPr>
+          <w:p>
+            <w:pPr>
+              <w:spacing w:beforeLines="50" w:before="120" w:line="360" w:lineRule="auto"/>
+              <w:jc w:val="center"/>
+              <w:rPr>
+                <w:rFonts w:ascii="Arial" w:hAnsi="Arial" w:cs="Arial"/>
+              </w:rPr>
+            </w:pPr>
+          </w:p>
+        </w:tc>
+      </w:tr>
+      <w:tr>
+        <w:trPr>
+          <w:trHeight w:val="3680"/>
+        </w:trPr>
+        <w:tc>
+          <w:tcPr>
+            <w:tcW w:w="5395" w:type="dxa"/>
+            <w:gridSpan w:val="2"/>
+            <w:tcBorders>
+              <w:right w:val="single" w:sz="4" w:space="0" w:color="auto"/>
+            </w:tcBorders>
+          </w:tcPr>
+          <w:p>
+            <w:pPr>
+              <w:spacing w:beforeLines="50" w:before="120" w:line="360" w:lineRule="auto"/>
+              <w:jc w:val="center"/>
+              <w:rPr>
+                <w:rFonts w:ascii="Arial" w:hAnsi="Arial" w:cs="Arial"/>
+              </w:rPr>
+            </w:pPr>
+          </w:p>
+        </w:tc>
+        <w:tc>
+          <w:tcPr>
+            <w:tcW w:w="5400" w:type="dxa"/>
+            <w:gridSpan w:val="3"/>
+            <w:tcBorders>
+              <w:right w:val="single" w:sz="4" w:space="0" w:color="auto"/>
+            </w:tcBorders>
+          </w:tcPr>
+          <w:p>
+            <w:pPr>
+              <w:spacing w:beforeLines="50" w:before="120" w:line="360" w:lineRule="auto"/>
+              <w:jc w:val="center"/>
+              <w:rPr>
+                <w:rFonts w:ascii="Arial" w:hAnsi="Arial" w:cs="Arial"/>
               </w:rPr>
             </w:pPr>
           </w:p>
         </w:tc>
       </w:tr>
     </w:tbl>
+    <w:p>
+      <w:pPr>
+        <w:spacing w:beforeLines="50" w:before="120" w:line="360" w:lineRule="auto"/>
+        <w:rPr>
+          <w:rFonts w:ascii="Arial" w:hAnsi="Arial" w:cs="Arial"/>
+          <w:sz w:val="10"/>
+          <w:szCs w:val="10"/>
+        </w:rPr>
+      </w:pPr>
+    </w:p>
     <w:p>
       <w:pPr>
         <w:spacing w:beforeLines="50" w:before="120" w:line="360" w:lineRule="auto"/>
@@ -1294,8 +876,6 @@
                   <w:rFonts w:ascii="Arial" w:hAnsi="Arial" w:cs="Arial"/>
                   <w:b/>
                   <w:bCs/>
-                  <w:sz w:val="20"/>
-                  <w:szCs w:val="20"/>
                 </w:rPr>
                 <w:id w:val="1545247085"/>
                 <w:placeholder>
@@ -1368,18 +948,10 @@
             <w:bookmarkStart w:id="0" w:name="_Inspection_Result_"/>
             <w:bookmarkEnd w:id="0"/>
             <w:r>
-              <w:t xml:space="preserve">Inspection </w:t>
-            </w:r>
-            <w:proofErr w:type="gramStart"/>
-            <w:r>
-              <w:t xml:space="preserve">Result </w:t>
-            </w:r>
-            <w:r>
-              <w:t xml:space="preserve"> Breakdown</w:t>
-            </w:r>
-            <w:proofErr w:type="gramEnd"/>
-            <w:r>
-              <w:t xml:space="preserve"> Summary:</w:t>
+              <w:t xml:space="preserve">Inspection Result </w:t>
+            </w:r>
+            <w:r>
+              <w:t>Breakdown Summary:</w:t>
             </w:r>
           </w:p>
         </w:tc>
@@ -2012,6 +1584,16 @@
         </w:rPr>
       </w:pPr>
     </w:p>
+    <w:p>
+      <w:pPr>
+        <w:spacing w:beforeLines="50" w:before="120" w:line="360" w:lineRule="auto"/>
+        <w:rPr>
+          <w:rFonts w:ascii="Arial" w:hAnsi="Arial" w:cs="Arial"/>
+          <w:sz w:val="10"/>
+          <w:szCs w:val="10"/>
+        </w:rPr>
+      </w:pPr>
+    </w:p>
     <w:tbl>
       <w:tblPr>
         <w:tblW w:w="10800" w:type="dxa"/>
@@ -2020,9 +1602,7 @@
         <w:tblLook w:val="0000" w:firstRow="0" w:lastRow="0" w:firstColumn="0" w:lastColumn="0" w:noHBand="0" w:noVBand="0"/>
       </w:tblPr>
       <w:tblGrid>
-        <w:gridCol w:w="397"/>
-        <w:gridCol w:w="5183"/>
-        <w:gridCol w:w="5220"/>
+        <w:gridCol w:w="10800"/>
       </w:tblGrid>
       <w:tr>
         <w:trPr>
@@ -2031,7 +1611,6 @@
         <w:tc>
           <w:tcPr>
             <w:tcW w:w="10800" w:type="dxa"/>
-            <w:gridSpan w:val="3"/>
             <w:tcBorders>
               <w:top w:val="single" w:sz="6" w:space="0" w:color="000000"/>
               <w:left w:val="single" w:sz="4" w:space="0" w:color="000000"/>
@@ -2068,120 +1647,83 @@
           </w:p>
         </w:tc>
       </w:tr>
+    </w:tbl>
+    <w:tbl>
+      <w:tblPr>
+        <w:tblStyle w:val="TableGrid"/>
+        <w:tblW w:w="10800" w:type="dxa"/>
+        <w:tblInd w:w="-5" w:type="dxa"/>
+        <w:tblLayout w:type="fixed"/>
+        <w:tblLook w:val="04A0" w:firstRow="1" w:lastRow="0" w:firstColumn="1" w:lastColumn="0" w:noHBand="0" w:noVBand="1"/>
+      </w:tblPr>
+      <w:tblGrid>
+        <w:gridCol w:w="5401"/>
+        <w:gridCol w:w="5399"/>
+      </w:tblGrid>
       <w:tr>
         <w:trPr>
-          <w:trHeight w:val="331"/>
+          <w:trHeight w:val="431"/>
         </w:trPr>
         <w:tc>
           <w:tcPr>
-            <w:tcW w:w="397" w:type="dxa"/>
-            <w:tcBorders>
-              <w:top w:val="single" w:sz="6" w:space="0" w:color="000000"/>
-              <w:left w:val="single" w:sz="4" w:space="0" w:color="000000"/>
-              <w:bottom w:val="single" w:sz="6" w:space="0" w:color="000000"/>
-              <w:right w:val="single" w:sz="4" w:space="0" w:color="000000"/>
-            </w:tcBorders>
-            <w:vAlign w:val="center"/>
-          </w:tcPr>
-          <w:p>
-            <w:pPr>
-              <w:pStyle w:val="Default"/>
-              <w:rPr>
-                <w:rFonts w:ascii="Arial" w:hAnsi="Arial" w:cs="Arial"/>
-                <w:color w:val="auto"/>
-                <w:sz w:val="20"/>
-                <w:szCs w:val="20"/>
-              </w:rPr>
-            </w:pPr>
-            <w:r>
-              <w:rPr>
-                <w:rFonts w:ascii="Arial" w:hAnsi="Arial" w:cs="Arial"/>
-                <w:color w:val="auto"/>
-                <w:sz w:val="20"/>
-                <w:szCs w:val="20"/>
-              </w:rPr>
-              <w:t>1.</w:t>
-            </w:r>
-          </w:p>
-        </w:tc>
-        <w:tc>
-          <w:tcPr>
-            <w:tcW w:w="10403" w:type="dxa"/>
+            <w:tcW w:w="10800" w:type="dxa"/>
             <w:gridSpan w:val="2"/>
             <w:tcBorders>
-              <w:top w:val="single" w:sz="6" w:space="0" w:color="000000"/>
-              <w:left w:val="single" w:sz="4" w:space="0" w:color="000000"/>
-              <w:bottom w:val="single" w:sz="6" w:space="0" w:color="000000"/>
-              <w:right w:val="single" w:sz="4" w:space="0" w:color="000000"/>
-            </w:tcBorders>
-            <w:vAlign w:val="center"/>
-          </w:tcPr>
-          <w:p>
-            <w:pPr>
-              <w:widowControl w:val="0"/>
-              <w:jc w:val="both"/>
-              <w:rPr>
-                <w:rFonts w:ascii="Arial" w:hAnsi="Arial" w:cs="Arial"/>
-                <w:lang w:eastAsia="zh-CN"/>
-              </w:rPr>
-            </w:pPr>
+              <w:bottom w:val="single" w:sz="4" w:space="0" w:color="D9D9D9" w:themeColor="background1" w:themeShade="D9"/>
+            </w:tcBorders>
+            <w:tcMar>
+              <w:bottom w:w="170" w:type="dxa"/>
+            </w:tcMar>
+            <w:vAlign w:val="center"/>
+          </w:tcPr>
+          <w:p>
+            <w:pPr>
+              <w:pStyle w:val="ListParagraph"/>
+              <w:numPr>
+                <w:ilvl w:val="0"/>
+                <w:numId w:val="37"/>
+              </w:numPr>
+              <w:jc w:val="left"/>
+              <w:rPr>
+                <w:rFonts w:ascii="Verdana" w:hAnsi="Verdana" w:cs="Arial"/>
+              </w:rPr>
+            </w:pPr>
+            <w:r>
+              <w:rPr>
+                <w:rFonts w:ascii="Verdana" w:hAnsi="Verdana" w:cs="Arial"/>
+              </w:rPr>
+              <w:lastRenderedPageBreak/>
+              <w:t>No approval sample for inspection reference.</w:t>
+            </w:r>
           </w:p>
         </w:tc>
       </w:tr>
       <w:tr>
         <w:trPr>
-          <w:trHeight w:val="331"/>
+          <w:trHeight w:val="449"/>
         </w:trPr>
         <w:tc>
           <w:tcPr>
-            <w:tcW w:w="397" w:type="dxa"/>
-            <w:vMerge w:val="restart"/>
-            <w:tcBorders>
-              <w:top w:val="single" w:sz="6" w:space="0" w:color="000000"/>
-              <w:left w:val="single" w:sz="4" w:space="0" w:color="000000"/>
-              <w:right w:val="single" w:sz="4" w:space="0" w:color="000000"/>
-            </w:tcBorders>
-            <w:vAlign w:val="center"/>
-          </w:tcPr>
-          <w:p>
-            <w:pPr>
-              <w:pStyle w:val="Default"/>
-              <w:rPr>
-                <w:rFonts w:ascii="Arial" w:hAnsi="Arial" w:cs="Arial"/>
-                <w:color w:val="auto"/>
-                <w:sz w:val="20"/>
-                <w:szCs w:val="20"/>
-              </w:rPr>
-            </w:pPr>
-            <w:r>
-              <w:rPr>
-                <w:rFonts w:ascii="Arial" w:hAnsi="Arial" w:cs="Arial"/>
-                <w:color w:val="auto"/>
-                <w:sz w:val="20"/>
-                <w:szCs w:val="20"/>
-              </w:rPr>
-              <w:t>2</w:t>
-            </w:r>
-          </w:p>
-        </w:tc>
-        <w:tc>
-          <w:tcPr>
-            <w:tcW w:w="10403" w:type="dxa"/>
+            <w:tcW w:w="10800" w:type="dxa"/>
             <w:gridSpan w:val="2"/>
             <w:tcBorders>
-              <w:top w:val="single" w:sz="6" w:space="0" w:color="000000"/>
-              <w:left w:val="single" w:sz="4" w:space="0" w:color="000000"/>
-              <w:bottom w:val="single" w:sz="6" w:space="0" w:color="000000"/>
-              <w:right w:val="single" w:sz="4" w:space="0" w:color="000000"/>
-            </w:tcBorders>
-            <w:vAlign w:val="center"/>
-          </w:tcPr>
-          <w:p>
-            <w:pPr>
-              <w:widowControl w:val="0"/>
-              <w:rPr>
-                <w:rFonts w:ascii="Arial" w:hAnsi="Arial" w:cs="Arial"/>
-                <w:lang w:eastAsia="zh-CN"/>
+              <w:bottom w:val="single" w:sz="4" w:space="0" w:color="D9D9D9" w:themeColor="background1" w:themeShade="D9"/>
+            </w:tcBorders>
+            <w:tcMar>
+              <w:bottom w:w="170" w:type="dxa"/>
+            </w:tcMar>
+            <w:vAlign w:val="center"/>
+          </w:tcPr>
+          <w:p>
+            <w:pPr>
+              <w:pStyle w:val="ListParagraph"/>
+              <w:numPr>
+                <w:ilvl w:val="0"/>
+                <w:numId w:val="37"/>
+              </w:numPr>
+              <w:jc w:val="left"/>
+              <w:rPr>
+                <w:rFonts w:ascii="Verdana" w:hAnsi="Verdana" w:cs="Arial"/>
               </w:rPr>
             </w:pPr>
           </w:p>
@@ -2189,145 +1731,83 @@
       </w:tr>
       <w:tr>
         <w:trPr>
-          <w:trHeight w:val="331"/>
+          <w:trHeight w:val="458"/>
         </w:trPr>
         <w:tc>
           <w:tcPr>
-            <w:tcW w:w="397" w:type="dxa"/>
-            <w:vMerge/>
-            <w:tcBorders>
-              <w:left w:val="single" w:sz="4" w:space="0" w:color="000000"/>
-              <w:bottom w:val="single" w:sz="6" w:space="0" w:color="000000"/>
-              <w:right w:val="single" w:sz="4" w:space="0" w:color="000000"/>
-            </w:tcBorders>
-            <w:vAlign w:val="center"/>
-          </w:tcPr>
-          <w:p>
-            <w:pPr>
-              <w:pStyle w:val="Default"/>
-              <w:rPr>
-                <w:rFonts w:ascii="Arial" w:hAnsi="Arial" w:cs="Arial"/>
-                <w:color w:val="auto"/>
-                <w:sz w:val="20"/>
-                <w:szCs w:val="20"/>
-              </w:rPr>
-            </w:pPr>
-          </w:p>
-        </w:tc>
-        <w:tc>
-          <w:tcPr>
-            <w:tcW w:w="5183" w:type="dxa"/>
-            <w:tcBorders>
-              <w:top w:val="single" w:sz="6" w:space="0" w:color="000000"/>
-              <w:left w:val="single" w:sz="4" w:space="0" w:color="000000"/>
-              <w:bottom w:val="single" w:sz="6" w:space="0" w:color="000000"/>
-              <w:right w:val="single" w:sz="4" w:space="0" w:color="000000"/>
-            </w:tcBorders>
-            <w:vAlign w:val="center"/>
-          </w:tcPr>
-          <w:p>
-            <w:pPr>
-              <w:widowControl w:val="0"/>
-              <w:jc w:val="center"/>
-              <w:rPr>
-                <w:rFonts w:ascii="Arial" w:hAnsi="Arial" w:cs="Arial"/>
-                <w:lang w:eastAsia="zh-CN"/>
-              </w:rPr>
-            </w:pPr>
-            <w:r>
-              <w:rPr>
-                <w:rFonts w:ascii="Arial" w:hAnsi="Arial" w:cs="Arial"/>
-                <w:lang w:eastAsia="zh-CN"/>
-              </w:rPr>
-              <w:t>Remark photo</w:t>
-            </w:r>
-          </w:p>
-        </w:tc>
-        <w:tc>
-          <w:tcPr>
-            <w:tcW w:w="5220" w:type="dxa"/>
-            <w:tcBorders>
-              <w:top w:val="single" w:sz="6" w:space="0" w:color="000000"/>
-              <w:left w:val="single" w:sz="4" w:space="0" w:color="000000"/>
-              <w:bottom w:val="single" w:sz="6" w:space="0" w:color="000000"/>
-              <w:right w:val="single" w:sz="4" w:space="0" w:color="000000"/>
-            </w:tcBorders>
-            <w:vAlign w:val="center"/>
-          </w:tcPr>
-          <w:p>
-            <w:pPr>
-              <w:widowControl w:val="0"/>
-              <w:jc w:val="center"/>
-              <w:rPr>
-                <w:rFonts w:ascii="Arial" w:hAnsi="Arial" w:cs="Arial"/>
-                <w:lang w:eastAsia="zh-CN"/>
-              </w:rPr>
-            </w:pPr>
-            <w:r>
-              <w:rPr>
-                <w:rFonts w:ascii="Arial" w:hAnsi="Arial" w:cs="Arial"/>
-                <w:lang w:eastAsia="zh-CN"/>
-              </w:rPr>
-              <w:t>Remark photo</w:t>
-            </w:r>
+            <w:tcW w:w="10800" w:type="dxa"/>
+            <w:gridSpan w:val="2"/>
+            <w:tcBorders>
+              <w:bottom w:val="single" w:sz="4" w:space="0" w:color="D9D9D9" w:themeColor="background1" w:themeShade="D9"/>
+            </w:tcBorders>
+            <w:tcMar>
+              <w:bottom w:w="170" w:type="dxa"/>
+            </w:tcMar>
+            <w:vAlign w:val="center"/>
+          </w:tcPr>
+          <w:p>
+            <w:pPr>
+              <w:pStyle w:val="ListParagraph"/>
+              <w:numPr>
+                <w:ilvl w:val="0"/>
+                <w:numId w:val="37"/>
+              </w:numPr>
+              <w:jc w:val="left"/>
+              <w:rPr>
+                <w:rFonts w:ascii="Verdana" w:hAnsi="Verdana" w:cs="Arial"/>
+                <w:color w:val="FF0000"/>
+                <w:u w:val="single"/>
+              </w:rPr>
+            </w:pPr>
           </w:p>
         </w:tc>
       </w:tr>
       <w:tr>
         <w:trPr>
-          <w:trHeight w:val="331"/>
+          <w:trHeight w:val="471"/>
         </w:trPr>
         <w:tc>
           <w:tcPr>
-            <w:tcW w:w="397" w:type="dxa"/>
-            <w:vMerge w:val="restart"/>
-            <w:tcBorders>
-              <w:top w:val="single" w:sz="6" w:space="0" w:color="000000"/>
-              <w:left w:val="single" w:sz="4" w:space="0" w:color="000000"/>
-              <w:right w:val="single" w:sz="4" w:space="0" w:color="000000"/>
-            </w:tcBorders>
-            <w:vAlign w:val="center"/>
-          </w:tcPr>
-          <w:p>
-            <w:pPr>
-              <w:pStyle w:val="Default"/>
-              <w:rPr>
-                <w:rFonts w:ascii="Arial" w:hAnsi="Arial" w:cs="Arial"/>
-                <w:color w:val="auto"/>
-                <w:sz w:val="20"/>
-                <w:szCs w:val="20"/>
-              </w:rPr>
-            </w:pPr>
-            <w:r>
-              <w:rPr>
-                <w:rFonts w:ascii="Arial" w:hAnsi="Arial" w:cs="Arial"/>
-                <w:color w:val="auto"/>
-                <w:sz w:val="20"/>
-                <w:szCs w:val="20"/>
-              </w:rPr>
-              <w:t>3</w:t>
-            </w:r>
-          </w:p>
-        </w:tc>
-        <w:tc>
-          <w:tcPr>
-            <w:tcW w:w="10403" w:type="dxa"/>
-            <w:gridSpan w:val="2"/>
-            <w:tcBorders>
-              <w:top w:val="single" w:sz="6" w:space="0" w:color="000000"/>
-              <w:left w:val="single" w:sz="4" w:space="0" w:color="000000"/>
-              <w:bottom w:val="single" w:sz="6" w:space="0" w:color="000000"/>
-              <w:right w:val="single" w:sz="4" w:space="0" w:color="000000"/>
-            </w:tcBorders>
-            <w:vAlign w:val="center"/>
-          </w:tcPr>
-          <w:p>
-            <w:pPr>
-              <w:widowControl w:val="0"/>
-              <w:jc w:val="both"/>
-              <w:rPr>
-                <w:rFonts w:ascii="Arial" w:hAnsi="Arial" w:cs="Arial"/>
-                <w:lang w:eastAsia="zh-CN"/>
+            <w:tcW w:w="5401" w:type="dxa"/>
+            <w:tcBorders>
+              <w:top w:val="single" w:sz="4" w:space="0" w:color="D9D9D9" w:themeColor="background1" w:themeShade="D9"/>
+              <w:bottom w:val="single" w:sz="4" w:space="0" w:color="D9D9D9" w:themeColor="background1" w:themeShade="D9"/>
+            </w:tcBorders>
+            <w:tcMar>
+              <w:bottom w:w="170" w:type="dxa"/>
+            </w:tcMar>
+            <w:vAlign w:val="center"/>
+          </w:tcPr>
+          <w:p>
+            <w:pPr>
+              <w:jc w:val="left"/>
+              <w:rPr>
+                <w:rFonts w:ascii="Verdana" w:hAnsi="Verdana" w:cs="Arial"/>
+                <w:color w:val="FF0000"/>
+                <w:szCs w:val="22"/>
+              </w:rPr>
+            </w:pPr>
+          </w:p>
+        </w:tc>
+        <w:tc>
+          <w:tcPr>
+            <w:tcW w:w="5399" w:type="dxa"/>
+            <w:tcBorders>
+              <w:top w:val="single" w:sz="4" w:space="0" w:color="D9D9D9" w:themeColor="background1" w:themeShade="D9"/>
+              <w:bottom w:val="single" w:sz="4" w:space="0" w:color="D9D9D9" w:themeColor="background1" w:themeShade="D9"/>
+            </w:tcBorders>
+            <w:tcMar>
+              <w:bottom w:w="170" w:type="dxa"/>
+            </w:tcMar>
+            <w:vAlign w:val="center"/>
+          </w:tcPr>
+          <w:p>
+            <w:pPr>
+              <w:jc w:val="left"/>
+              <w:rPr>
+                <w:rFonts w:ascii="Verdana" w:hAnsi="Verdana" w:cs="Arial"/>
+                <w:color w:val="FF0000"/>
+                <w:szCs w:val="22"/>
               </w:rPr>
             </w:pPr>
           </w:p>
@@ -2335,71 +1815,32 @@
       </w:tr>
       <w:tr>
         <w:trPr>
-          <w:trHeight w:val="331"/>
+          <w:trHeight w:val="431"/>
         </w:trPr>
         <w:tc>
           <w:tcPr>
-            <w:tcW w:w="397" w:type="dxa"/>
-            <w:vMerge/>
-            <w:tcBorders>
-              <w:left w:val="single" w:sz="4" w:space="0" w:color="000000"/>
-              <w:bottom w:val="single" w:sz="6" w:space="0" w:color="000000"/>
-              <w:right w:val="single" w:sz="4" w:space="0" w:color="000000"/>
-            </w:tcBorders>
-            <w:vAlign w:val="center"/>
-          </w:tcPr>
-          <w:p>
-            <w:pPr>
-              <w:pStyle w:val="Default"/>
-              <w:rPr>
-                <w:rFonts w:ascii="Arial" w:hAnsi="Arial" w:cs="Arial"/>
-                <w:color w:val="auto"/>
-                <w:sz w:val="20"/>
-                <w:szCs w:val="20"/>
-              </w:rPr>
-            </w:pPr>
-          </w:p>
-        </w:tc>
-        <w:tc>
-          <w:tcPr>
-            <w:tcW w:w="5183" w:type="dxa"/>
-            <w:tcBorders>
-              <w:top w:val="single" w:sz="6" w:space="0" w:color="000000"/>
-              <w:left w:val="single" w:sz="4" w:space="0" w:color="000000"/>
-              <w:bottom w:val="single" w:sz="6" w:space="0" w:color="000000"/>
-              <w:right w:val="single" w:sz="4" w:space="0" w:color="000000"/>
-            </w:tcBorders>
-            <w:vAlign w:val="center"/>
-          </w:tcPr>
-          <w:p>
-            <w:pPr>
-              <w:widowControl w:val="0"/>
-              <w:jc w:val="center"/>
-              <w:rPr>
-                <w:rFonts w:ascii="Arial" w:hAnsi="Arial" w:cs="Arial"/>
-                <w:lang w:eastAsia="zh-CN"/>
-              </w:rPr>
-            </w:pPr>
-          </w:p>
-        </w:tc>
-        <w:tc>
-          <w:tcPr>
-            <w:tcW w:w="5220" w:type="dxa"/>
-            <w:tcBorders>
-              <w:top w:val="single" w:sz="6" w:space="0" w:color="000000"/>
-              <w:left w:val="single" w:sz="4" w:space="0" w:color="000000"/>
-              <w:bottom w:val="single" w:sz="6" w:space="0" w:color="000000"/>
-              <w:right w:val="single" w:sz="4" w:space="0" w:color="000000"/>
-            </w:tcBorders>
-            <w:vAlign w:val="center"/>
-          </w:tcPr>
-          <w:p>
-            <w:pPr>
-              <w:widowControl w:val="0"/>
-              <w:jc w:val="center"/>
-              <w:rPr>
-                <w:rFonts w:ascii="Arial" w:hAnsi="Arial" w:cs="Arial"/>
-                <w:lang w:eastAsia="zh-CN"/>
+            <w:tcW w:w="10800" w:type="dxa"/>
+            <w:gridSpan w:val="2"/>
+            <w:tcBorders>
+              <w:bottom w:val="single" w:sz="4" w:space="0" w:color="D9D9D9" w:themeColor="background1" w:themeShade="D9"/>
+            </w:tcBorders>
+            <w:tcMar>
+              <w:bottom w:w="170" w:type="dxa"/>
+            </w:tcMar>
+            <w:vAlign w:val="center"/>
+          </w:tcPr>
+          <w:p>
+            <w:pPr>
+              <w:pStyle w:val="ListParagraph"/>
+              <w:numPr>
+                <w:ilvl w:val="0"/>
+                <w:numId w:val="37"/>
+              </w:numPr>
+              <w:jc w:val="left"/>
+              <w:rPr>
+                <w:rFonts w:ascii="Verdana" w:hAnsi="Verdana" w:cs="Arial"/>
+                <w:color w:val="FF0000"/>
+                <w:u w:val="single"/>
               </w:rPr>
             </w:pPr>
           </w:p>
@@ -2407,59 +1848,50 @@
       </w:tr>
       <w:tr>
         <w:trPr>
-          <w:trHeight w:val="331"/>
+          <w:trHeight w:val="471"/>
         </w:trPr>
         <w:tc>
           <w:tcPr>
-            <w:tcW w:w="397" w:type="dxa"/>
-            <w:vMerge w:val="restart"/>
-            <w:tcBorders>
-              <w:top w:val="single" w:sz="6" w:space="0" w:color="000000"/>
-              <w:left w:val="single" w:sz="4" w:space="0" w:color="000000"/>
-              <w:right w:val="single" w:sz="4" w:space="0" w:color="000000"/>
-            </w:tcBorders>
-            <w:vAlign w:val="center"/>
-          </w:tcPr>
-          <w:p>
-            <w:pPr>
-              <w:pStyle w:val="Default"/>
-              <w:rPr>
-                <w:rFonts w:ascii="Arial" w:hAnsi="Arial" w:cs="Arial"/>
-                <w:color w:val="auto"/>
-                <w:sz w:val="20"/>
-                <w:szCs w:val="20"/>
-              </w:rPr>
-            </w:pPr>
-            <w:r>
-              <w:rPr>
-                <w:rFonts w:ascii="Arial" w:hAnsi="Arial" w:cs="Arial"/>
-                <w:color w:val="auto"/>
-                <w:sz w:val="20"/>
-                <w:szCs w:val="20"/>
-              </w:rPr>
-              <w:t>4</w:t>
-            </w:r>
-          </w:p>
-        </w:tc>
-        <w:tc>
-          <w:tcPr>
-            <w:tcW w:w="10403" w:type="dxa"/>
-            <w:gridSpan w:val="2"/>
-            <w:tcBorders>
-              <w:top w:val="single" w:sz="6" w:space="0" w:color="000000"/>
-              <w:left w:val="single" w:sz="4" w:space="0" w:color="000000"/>
-              <w:bottom w:val="single" w:sz="6" w:space="0" w:color="000000"/>
-              <w:right w:val="single" w:sz="4" w:space="0" w:color="000000"/>
-            </w:tcBorders>
-            <w:vAlign w:val="center"/>
-          </w:tcPr>
-          <w:p>
-            <w:pPr>
-              <w:widowControl w:val="0"/>
-              <w:jc w:val="both"/>
-              <w:rPr>
-                <w:rFonts w:ascii="Arial" w:hAnsi="Arial" w:cs="Arial"/>
-                <w:lang w:eastAsia="zh-CN"/>
+            <w:tcW w:w="5401" w:type="dxa"/>
+            <w:tcBorders>
+              <w:top w:val="single" w:sz="4" w:space="0" w:color="D9D9D9" w:themeColor="background1" w:themeShade="D9"/>
+              <w:bottom w:val="single" w:sz="4" w:space="0" w:color="000000"/>
+            </w:tcBorders>
+            <w:tcMar>
+              <w:bottom w:w="170" w:type="dxa"/>
+            </w:tcMar>
+            <w:vAlign w:val="center"/>
+          </w:tcPr>
+          <w:p>
+            <w:pPr>
+              <w:jc w:val="left"/>
+              <w:rPr>
+                <w:rFonts w:ascii="Verdana" w:hAnsi="Verdana" w:cs="Arial"/>
+                <w:color w:val="FF0000"/>
+                <w:szCs w:val="22"/>
+              </w:rPr>
+            </w:pPr>
+          </w:p>
+        </w:tc>
+        <w:tc>
+          <w:tcPr>
+            <w:tcW w:w="5399" w:type="dxa"/>
+            <w:tcBorders>
+              <w:top w:val="single" w:sz="4" w:space="0" w:color="D9D9D9" w:themeColor="background1" w:themeShade="D9"/>
+              <w:bottom w:val="single" w:sz="4" w:space="0" w:color="000000"/>
+            </w:tcBorders>
+            <w:tcMar>
+              <w:bottom w:w="170" w:type="dxa"/>
+            </w:tcMar>
+            <w:vAlign w:val="center"/>
+          </w:tcPr>
+          <w:p>
+            <w:pPr>
+              <w:jc w:val="left"/>
+              <w:rPr>
+                <w:rFonts w:ascii="Verdana" w:hAnsi="Verdana" w:cs="Arial"/>
+                <w:color w:val="FF0000"/>
+                <w:szCs w:val="22"/>
               </w:rPr>
             </w:pPr>
           </w:p>
@@ -2467,71 +1899,33 @@
       </w:tr>
       <w:tr>
         <w:trPr>
-          <w:trHeight w:val="331"/>
+          <w:trHeight w:val="422"/>
         </w:trPr>
         <w:tc>
           <w:tcPr>
-            <w:tcW w:w="397" w:type="dxa"/>
-            <w:vMerge/>
-            <w:tcBorders>
-              <w:left w:val="single" w:sz="4" w:space="0" w:color="000000"/>
-              <w:bottom w:val="single" w:sz="6" w:space="0" w:color="000000"/>
-              <w:right w:val="single" w:sz="4" w:space="0" w:color="000000"/>
-            </w:tcBorders>
-            <w:vAlign w:val="center"/>
-          </w:tcPr>
-          <w:p>
-            <w:pPr>
-              <w:pStyle w:val="Default"/>
-              <w:rPr>
-                <w:rFonts w:ascii="Arial" w:hAnsi="Arial" w:cs="Arial"/>
-                <w:color w:val="auto"/>
-                <w:sz w:val="20"/>
-                <w:szCs w:val="20"/>
-              </w:rPr>
-            </w:pPr>
-          </w:p>
-        </w:tc>
-        <w:tc>
-          <w:tcPr>
-            <w:tcW w:w="5183" w:type="dxa"/>
-            <w:tcBorders>
-              <w:top w:val="single" w:sz="6" w:space="0" w:color="000000"/>
-              <w:left w:val="single" w:sz="4" w:space="0" w:color="000000"/>
-              <w:bottom w:val="single" w:sz="6" w:space="0" w:color="000000"/>
-              <w:right w:val="single" w:sz="4" w:space="0" w:color="000000"/>
-            </w:tcBorders>
-            <w:vAlign w:val="center"/>
-          </w:tcPr>
-          <w:p>
-            <w:pPr>
-              <w:widowControl w:val="0"/>
-              <w:jc w:val="center"/>
-              <w:rPr>
-                <w:rFonts w:ascii="Arial" w:hAnsi="Arial" w:cs="Arial"/>
-                <w:lang w:eastAsia="zh-CN"/>
-              </w:rPr>
-            </w:pPr>
-          </w:p>
-        </w:tc>
-        <w:tc>
-          <w:tcPr>
-            <w:tcW w:w="5220" w:type="dxa"/>
-            <w:tcBorders>
-              <w:top w:val="single" w:sz="6" w:space="0" w:color="000000"/>
-              <w:left w:val="single" w:sz="4" w:space="0" w:color="000000"/>
-              <w:bottom w:val="single" w:sz="6" w:space="0" w:color="000000"/>
-              <w:right w:val="single" w:sz="4" w:space="0" w:color="000000"/>
-            </w:tcBorders>
-            <w:vAlign w:val="center"/>
-          </w:tcPr>
-          <w:p>
-            <w:pPr>
-              <w:widowControl w:val="0"/>
-              <w:jc w:val="center"/>
-              <w:rPr>
-                <w:rFonts w:ascii="Arial" w:hAnsi="Arial" w:cs="Arial"/>
-                <w:lang w:eastAsia="zh-CN"/>
+            <w:tcW w:w="10800" w:type="dxa"/>
+            <w:gridSpan w:val="2"/>
+            <w:tcBorders>
+              <w:top w:val="single" w:sz="4" w:space="0" w:color="D9D9D9" w:themeColor="background1" w:themeShade="D9"/>
+              <w:bottom w:val="single" w:sz="4" w:space="0" w:color="D9D9D9" w:themeColor="background1" w:themeShade="D9"/>
+            </w:tcBorders>
+            <w:tcMar>
+              <w:bottom w:w="170" w:type="dxa"/>
+            </w:tcMar>
+            <w:vAlign w:val="center"/>
+          </w:tcPr>
+          <w:p>
+            <w:pPr>
+              <w:pStyle w:val="ListParagraph"/>
+              <w:numPr>
+                <w:ilvl w:val="0"/>
+                <w:numId w:val="37"/>
+              </w:numPr>
+              <w:jc w:val="left"/>
+              <w:rPr>
+                <w:rFonts w:ascii="Verdana" w:hAnsi="Verdana" w:cs="Arial"/>
+                <w:color w:val="FF0000"/>
+                <w:u w:val="single"/>
               </w:rPr>
             </w:pPr>
           </w:p>
@@ -2539,462 +1933,63 @@
       </w:tr>
       <w:tr>
         <w:trPr>
-          <w:trHeight w:val="331"/>
+          <w:trHeight w:val="471"/>
         </w:trPr>
         <w:tc>
           <w:tcPr>
-            <w:tcW w:w="397" w:type="dxa"/>
-            <w:vMerge w:val="restart"/>
-            <w:tcBorders>
-              <w:top w:val="single" w:sz="6" w:space="0" w:color="000000"/>
-              <w:left w:val="single" w:sz="4" w:space="0" w:color="000000"/>
-              <w:right w:val="single" w:sz="4" w:space="0" w:color="000000"/>
-            </w:tcBorders>
-            <w:vAlign w:val="center"/>
-          </w:tcPr>
-          <w:p>
-            <w:pPr>
-              <w:pStyle w:val="Default"/>
-              <w:rPr>
-                <w:rFonts w:ascii="Arial" w:hAnsi="Arial" w:cs="Arial"/>
-                <w:color w:val="auto"/>
-                <w:sz w:val="20"/>
-                <w:szCs w:val="20"/>
-              </w:rPr>
-            </w:pPr>
-            <w:r>
-              <w:rPr>
-                <w:rFonts w:ascii="Arial" w:hAnsi="Arial" w:cs="Arial"/>
-                <w:color w:val="auto"/>
-                <w:sz w:val="20"/>
-                <w:szCs w:val="20"/>
-              </w:rPr>
-              <w:t>5</w:t>
-            </w:r>
-          </w:p>
-        </w:tc>
-        <w:tc>
-          <w:tcPr>
-            <w:tcW w:w="10403" w:type="dxa"/>
-            <w:gridSpan w:val="2"/>
-            <w:tcBorders>
-              <w:top w:val="single" w:sz="6" w:space="0" w:color="000000"/>
-              <w:left w:val="single" w:sz="4" w:space="0" w:color="000000"/>
-              <w:bottom w:val="single" w:sz="6" w:space="0" w:color="000000"/>
-              <w:right w:val="single" w:sz="4" w:space="0" w:color="000000"/>
-            </w:tcBorders>
-            <w:vAlign w:val="center"/>
-          </w:tcPr>
-          <w:p>
-            <w:pPr>
-              <w:widowControl w:val="0"/>
-              <w:jc w:val="both"/>
-              <w:rPr>
-                <w:rFonts w:ascii="Arial" w:hAnsi="Arial" w:cs="Arial"/>
-                <w:lang w:eastAsia="zh-CN"/>
-              </w:rPr>
-            </w:pPr>
-          </w:p>
-        </w:tc>
-      </w:tr>
-      <w:tr>
-        <w:trPr>
-          <w:trHeight w:val="331"/>
-        </w:trPr>
-        <w:tc>
-          <w:tcPr>
-            <w:tcW w:w="397" w:type="dxa"/>
-            <w:vMerge/>
-            <w:tcBorders>
-              <w:left w:val="single" w:sz="4" w:space="0" w:color="000000"/>
-              <w:bottom w:val="single" w:sz="6" w:space="0" w:color="000000"/>
-              <w:right w:val="single" w:sz="4" w:space="0" w:color="000000"/>
-            </w:tcBorders>
-            <w:vAlign w:val="center"/>
-          </w:tcPr>
-          <w:p>
-            <w:pPr>
-              <w:pStyle w:val="Default"/>
-              <w:rPr>
-                <w:rFonts w:ascii="Arial" w:hAnsi="Arial" w:cs="Arial"/>
-                <w:color w:val="auto"/>
-                <w:sz w:val="20"/>
-                <w:szCs w:val="20"/>
-              </w:rPr>
-            </w:pPr>
-          </w:p>
-        </w:tc>
-        <w:tc>
-          <w:tcPr>
-            <w:tcW w:w="5183" w:type="dxa"/>
-            <w:tcBorders>
-              <w:top w:val="single" w:sz="6" w:space="0" w:color="000000"/>
-              <w:left w:val="single" w:sz="4" w:space="0" w:color="000000"/>
-              <w:bottom w:val="single" w:sz="6" w:space="0" w:color="000000"/>
-              <w:right w:val="single" w:sz="4" w:space="0" w:color="000000"/>
-            </w:tcBorders>
-            <w:vAlign w:val="center"/>
-          </w:tcPr>
-          <w:p>
-            <w:pPr>
-              <w:widowControl w:val="0"/>
-              <w:jc w:val="center"/>
-              <w:rPr>
-                <w:rFonts w:ascii="Arial" w:hAnsi="Arial" w:cs="Arial"/>
-                <w:lang w:eastAsia="zh-CN"/>
-              </w:rPr>
-            </w:pPr>
-          </w:p>
-        </w:tc>
-        <w:tc>
-          <w:tcPr>
-            <w:tcW w:w="5220" w:type="dxa"/>
-            <w:tcBorders>
-              <w:top w:val="single" w:sz="6" w:space="0" w:color="000000"/>
-              <w:left w:val="single" w:sz="4" w:space="0" w:color="000000"/>
-              <w:bottom w:val="single" w:sz="6" w:space="0" w:color="000000"/>
-              <w:right w:val="single" w:sz="4" w:space="0" w:color="000000"/>
-            </w:tcBorders>
-            <w:vAlign w:val="center"/>
-          </w:tcPr>
-          <w:p>
-            <w:pPr>
-              <w:widowControl w:val="0"/>
-              <w:jc w:val="center"/>
-              <w:rPr>
-                <w:rFonts w:ascii="Arial" w:hAnsi="Arial" w:cs="Arial"/>
-                <w:lang w:eastAsia="zh-CN"/>
-              </w:rPr>
-            </w:pPr>
-          </w:p>
-        </w:tc>
-      </w:tr>
-      <w:tr>
-        <w:trPr>
-          <w:trHeight w:val="331"/>
-        </w:trPr>
-        <w:tc>
-          <w:tcPr>
-            <w:tcW w:w="397" w:type="dxa"/>
-            <w:vMerge w:val="restart"/>
-            <w:tcBorders>
-              <w:top w:val="single" w:sz="6" w:space="0" w:color="000000"/>
-              <w:left w:val="single" w:sz="4" w:space="0" w:color="000000"/>
-              <w:right w:val="single" w:sz="4" w:space="0" w:color="000000"/>
-            </w:tcBorders>
-            <w:vAlign w:val="center"/>
-          </w:tcPr>
-          <w:p>
-            <w:pPr>
-              <w:pStyle w:val="Default"/>
-              <w:rPr>
-                <w:rFonts w:ascii="Arial" w:hAnsi="Arial" w:cs="Arial"/>
-                <w:color w:val="auto"/>
-                <w:sz w:val="20"/>
-                <w:szCs w:val="20"/>
-              </w:rPr>
-            </w:pPr>
-            <w:r>
-              <w:rPr>
-                <w:rFonts w:ascii="Arial" w:hAnsi="Arial" w:cs="Arial"/>
-                <w:color w:val="auto"/>
-                <w:sz w:val="20"/>
-                <w:szCs w:val="20"/>
-              </w:rPr>
-              <w:t>6</w:t>
-            </w:r>
-          </w:p>
-        </w:tc>
-        <w:tc>
-          <w:tcPr>
-            <w:tcW w:w="10403" w:type="dxa"/>
-            <w:gridSpan w:val="2"/>
-            <w:tcBorders>
-              <w:top w:val="single" w:sz="6" w:space="0" w:color="000000"/>
-              <w:left w:val="single" w:sz="4" w:space="0" w:color="000000"/>
-              <w:bottom w:val="single" w:sz="6" w:space="0" w:color="000000"/>
-              <w:right w:val="single" w:sz="4" w:space="0" w:color="000000"/>
-            </w:tcBorders>
-            <w:vAlign w:val="center"/>
-          </w:tcPr>
-          <w:p>
-            <w:pPr>
-              <w:widowControl w:val="0"/>
-              <w:jc w:val="both"/>
-              <w:rPr>
-                <w:rFonts w:ascii="Arial" w:hAnsi="Arial" w:cs="Arial"/>
-                <w:lang w:eastAsia="zh-CN"/>
-              </w:rPr>
-            </w:pPr>
-          </w:p>
-        </w:tc>
-      </w:tr>
-      <w:tr>
-        <w:trPr>
-          <w:trHeight w:val="331"/>
-        </w:trPr>
-        <w:tc>
-          <w:tcPr>
-            <w:tcW w:w="397" w:type="dxa"/>
-            <w:vMerge/>
-            <w:tcBorders>
-              <w:left w:val="single" w:sz="4" w:space="0" w:color="000000"/>
-              <w:bottom w:val="single" w:sz="6" w:space="0" w:color="000000"/>
-              <w:right w:val="single" w:sz="4" w:space="0" w:color="000000"/>
-            </w:tcBorders>
-            <w:vAlign w:val="center"/>
-          </w:tcPr>
-          <w:p>
-            <w:pPr>
-              <w:pStyle w:val="Default"/>
-              <w:rPr>
-                <w:rFonts w:ascii="Arial" w:hAnsi="Arial" w:cs="Arial"/>
-                <w:color w:val="auto"/>
-                <w:sz w:val="20"/>
-                <w:szCs w:val="20"/>
-              </w:rPr>
-            </w:pPr>
-          </w:p>
-        </w:tc>
-        <w:tc>
-          <w:tcPr>
-            <w:tcW w:w="5183" w:type="dxa"/>
-            <w:tcBorders>
-              <w:top w:val="single" w:sz="6" w:space="0" w:color="000000"/>
-              <w:left w:val="single" w:sz="4" w:space="0" w:color="000000"/>
-              <w:bottom w:val="single" w:sz="6" w:space="0" w:color="000000"/>
-              <w:right w:val="single" w:sz="4" w:space="0" w:color="000000"/>
-            </w:tcBorders>
-            <w:vAlign w:val="center"/>
-          </w:tcPr>
-          <w:p>
-            <w:pPr>
-              <w:widowControl w:val="0"/>
-              <w:jc w:val="both"/>
-              <w:rPr>
-                <w:rFonts w:ascii="Arial" w:hAnsi="Arial" w:cs="Arial"/>
-                <w:lang w:eastAsia="zh-CN"/>
-              </w:rPr>
-            </w:pPr>
-          </w:p>
-        </w:tc>
-        <w:tc>
-          <w:tcPr>
-            <w:tcW w:w="5220" w:type="dxa"/>
-            <w:tcBorders>
-              <w:top w:val="single" w:sz="6" w:space="0" w:color="000000"/>
-              <w:left w:val="single" w:sz="4" w:space="0" w:color="000000"/>
-              <w:bottom w:val="single" w:sz="6" w:space="0" w:color="000000"/>
-              <w:right w:val="single" w:sz="4" w:space="0" w:color="000000"/>
-            </w:tcBorders>
-            <w:vAlign w:val="center"/>
-          </w:tcPr>
-          <w:p>
-            <w:pPr>
-              <w:widowControl w:val="0"/>
-              <w:jc w:val="both"/>
-              <w:rPr>
-                <w:rFonts w:ascii="Arial" w:hAnsi="Arial" w:cs="Arial"/>
-                <w:lang w:eastAsia="zh-CN"/>
-              </w:rPr>
-            </w:pPr>
-          </w:p>
-        </w:tc>
-      </w:tr>
-      <w:tr>
-        <w:trPr>
-          <w:trHeight w:val="331"/>
-        </w:trPr>
-        <w:tc>
-          <w:tcPr>
-            <w:tcW w:w="397" w:type="dxa"/>
-            <w:vMerge w:val="restart"/>
-            <w:tcBorders>
-              <w:top w:val="single" w:sz="6" w:space="0" w:color="000000"/>
-              <w:left w:val="single" w:sz="4" w:space="0" w:color="000000"/>
-              <w:right w:val="single" w:sz="4" w:space="0" w:color="000000"/>
-            </w:tcBorders>
-            <w:vAlign w:val="center"/>
-          </w:tcPr>
-          <w:p>
-            <w:pPr>
-              <w:pStyle w:val="Default"/>
-              <w:rPr>
-                <w:rFonts w:ascii="Arial" w:hAnsi="Arial" w:cs="Arial"/>
-                <w:color w:val="auto"/>
-                <w:sz w:val="20"/>
-                <w:szCs w:val="20"/>
-              </w:rPr>
-            </w:pPr>
-            <w:r>
-              <w:rPr>
-                <w:rFonts w:ascii="Arial" w:hAnsi="Arial" w:cs="Arial"/>
-                <w:color w:val="auto"/>
-                <w:sz w:val="20"/>
-                <w:szCs w:val="20"/>
-              </w:rPr>
-              <w:lastRenderedPageBreak/>
-              <w:t>7</w:t>
-            </w:r>
-          </w:p>
-        </w:tc>
-        <w:tc>
-          <w:tcPr>
-            <w:tcW w:w="10403" w:type="dxa"/>
-            <w:gridSpan w:val="2"/>
-            <w:tcBorders>
-              <w:top w:val="single" w:sz="6" w:space="0" w:color="000000"/>
-              <w:left w:val="single" w:sz="4" w:space="0" w:color="000000"/>
-              <w:bottom w:val="single" w:sz="6" w:space="0" w:color="000000"/>
-              <w:right w:val="single" w:sz="4" w:space="0" w:color="000000"/>
-            </w:tcBorders>
-            <w:vAlign w:val="center"/>
-          </w:tcPr>
-          <w:p>
-            <w:pPr>
-              <w:widowControl w:val="0"/>
-              <w:jc w:val="both"/>
-              <w:rPr>
-                <w:rFonts w:ascii="Arial" w:hAnsi="Arial" w:cs="Arial"/>
-                <w:lang w:eastAsia="zh-CN"/>
-              </w:rPr>
-            </w:pPr>
-          </w:p>
-        </w:tc>
-      </w:tr>
-      <w:tr>
-        <w:trPr>
-          <w:trHeight w:val="331"/>
-        </w:trPr>
-        <w:tc>
-          <w:tcPr>
-            <w:tcW w:w="397" w:type="dxa"/>
-            <w:vMerge/>
-            <w:tcBorders>
-              <w:left w:val="single" w:sz="4" w:space="0" w:color="000000"/>
-              <w:bottom w:val="single" w:sz="6" w:space="0" w:color="000000"/>
-              <w:right w:val="single" w:sz="4" w:space="0" w:color="000000"/>
-            </w:tcBorders>
-            <w:vAlign w:val="center"/>
-          </w:tcPr>
-          <w:p>
-            <w:pPr>
-              <w:pStyle w:val="Default"/>
-              <w:rPr>
-                <w:rFonts w:ascii="Arial" w:hAnsi="Arial" w:cs="Arial"/>
-                <w:color w:val="auto"/>
-                <w:sz w:val="20"/>
-                <w:szCs w:val="20"/>
-              </w:rPr>
-            </w:pPr>
-          </w:p>
-        </w:tc>
-        <w:tc>
-          <w:tcPr>
-            <w:tcW w:w="5183" w:type="dxa"/>
-            <w:tcBorders>
-              <w:top w:val="single" w:sz="6" w:space="0" w:color="000000"/>
-              <w:left w:val="single" w:sz="4" w:space="0" w:color="000000"/>
-              <w:bottom w:val="single" w:sz="6" w:space="0" w:color="000000"/>
-              <w:right w:val="single" w:sz="4" w:space="0" w:color="000000"/>
-            </w:tcBorders>
-            <w:vAlign w:val="center"/>
-          </w:tcPr>
-          <w:p>
-            <w:pPr>
-              <w:widowControl w:val="0"/>
-              <w:jc w:val="center"/>
-              <w:rPr>
-                <w:rFonts w:ascii="Arial" w:hAnsi="Arial" w:cs="Arial"/>
-                <w:lang w:eastAsia="zh-CN"/>
-              </w:rPr>
-            </w:pPr>
-          </w:p>
-        </w:tc>
-        <w:tc>
-          <w:tcPr>
-            <w:tcW w:w="5220" w:type="dxa"/>
-            <w:tcBorders>
-              <w:top w:val="single" w:sz="6" w:space="0" w:color="000000"/>
-              <w:left w:val="single" w:sz="4" w:space="0" w:color="000000"/>
-              <w:bottom w:val="single" w:sz="6" w:space="0" w:color="000000"/>
-              <w:right w:val="single" w:sz="4" w:space="0" w:color="000000"/>
-            </w:tcBorders>
-            <w:vAlign w:val="center"/>
-          </w:tcPr>
-          <w:p>
-            <w:pPr>
-              <w:widowControl w:val="0"/>
-              <w:jc w:val="center"/>
-              <w:rPr>
-                <w:rFonts w:ascii="Arial" w:hAnsi="Arial" w:cs="Arial"/>
-                <w:lang w:eastAsia="zh-CN"/>
-              </w:rPr>
-            </w:pPr>
-          </w:p>
-        </w:tc>
-      </w:tr>
-      <w:tr>
-        <w:trPr>
-          <w:trHeight w:val="331"/>
-        </w:trPr>
-        <w:tc>
-          <w:tcPr>
-            <w:tcW w:w="397" w:type="dxa"/>
-            <w:tcBorders>
-              <w:top w:val="single" w:sz="6" w:space="0" w:color="000000"/>
-              <w:left w:val="single" w:sz="4" w:space="0" w:color="000000"/>
-              <w:bottom w:val="single" w:sz="6" w:space="0" w:color="000000"/>
-              <w:right w:val="single" w:sz="4" w:space="0" w:color="000000"/>
-            </w:tcBorders>
-            <w:vAlign w:val="center"/>
-          </w:tcPr>
-          <w:p>
-            <w:pPr>
-              <w:pStyle w:val="Default"/>
-              <w:rPr>
-                <w:rFonts w:ascii="Arial" w:hAnsi="Arial" w:cs="Arial"/>
-                <w:color w:val="auto"/>
-                <w:sz w:val="20"/>
-                <w:szCs w:val="20"/>
-              </w:rPr>
-            </w:pPr>
-            <w:r>
-              <w:rPr>
-                <w:rFonts w:ascii="Arial" w:hAnsi="Arial" w:cs="Arial"/>
-                <w:color w:val="auto"/>
-                <w:sz w:val="20"/>
-                <w:szCs w:val="20"/>
-              </w:rPr>
-              <w:t>8</w:t>
-            </w:r>
-          </w:p>
-        </w:tc>
-        <w:tc>
-          <w:tcPr>
-            <w:tcW w:w="10403" w:type="dxa"/>
-            <w:gridSpan w:val="2"/>
-            <w:tcBorders>
-              <w:top w:val="single" w:sz="6" w:space="0" w:color="000000"/>
-              <w:left w:val="single" w:sz="4" w:space="0" w:color="000000"/>
-              <w:bottom w:val="single" w:sz="6" w:space="0" w:color="000000"/>
-              <w:right w:val="single" w:sz="4" w:space="0" w:color="000000"/>
-            </w:tcBorders>
-            <w:vAlign w:val="center"/>
-          </w:tcPr>
-          <w:p>
-            <w:pPr>
-              <w:widowControl w:val="0"/>
-              <w:jc w:val="both"/>
-              <w:rPr>
-                <w:rFonts w:ascii="Arial" w:hAnsi="Arial" w:cs="Arial"/>
-                <w:lang w:eastAsia="zh-CN"/>
+            <w:tcW w:w="5401" w:type="dxa"/>
+            <w:tcBorders>
+              <w:top w:val="single" w:sz="4" w:space="0" w:color="D9D9D9" w:themeColor="background1" w:themeShade="D9"/>
+            </w:tcBorders>
+            <w:tcMar>
+              <w:bottom w:w="170" w:type="dxa"/>
+            </w:tcMar>
+            <w:vAlign w:val="center"/>
+          </w:tcPr>
+          <w:p>
+            <w:pPr>
+              <w:jc w:val="left"/>
+              <w:rPr>
+                <w:rFonts w:ascii="Verdana" w:hAnsi="Verdana" w:cs="Arial"/>
+                <w:color w:val="FF0000"/>
+                <w:u w:val="single"/>
+                <w:lang w:eastAsia="zh-TW"/>
+              </w:rPr>
+            </w:pPr>
+          </w:p>
+        </w:tc>
+        <w:tc>
+          <w:tcPr>
+            <w:tcW w:w="5399" w:type="dxa"/>
+            <w:tcBorders>
+              <w:top w:val="single" w:sz="4" w:space="0" w:color="D9D9D9" w:themeColor="background1" w:themeShade="D9"/>
+            </w:tcBorders>
+            <w:vAlign w:val="center"/>
+          </w:tcPr>
+          <w:p>
+            <w:pPr>
+              <w:jc w:val="left"/>
+              <w:rPr>
+                <w:rFonts w:ascii="Verdana" w:hAnsi="Verdana" w:cs="Arial"/>
+                <w:color w:val="FF0000"/>
+                <w:u w:val="single"/>
+                <w:lang w:eastAsia="zh-TW"/>
               </w:rPr>
             </w:pPr>
           </w:p>
         </w:tc>
       </w:tr>
     </w:tbl>
+    <w:p>
+      <w:pPr>
+        <w:spacing w:beforeLines="50" w:before="120" w:line="360" w:lineRule="auto"/>
+        <w:rPr>
+          <w:rFonts w:ascii="Arial" w:hAnsi="Arial" w:cs="Arial"/>
+          <w:sz w:val="10"/>
+          <w:szCs w:val="10"/>
+        </w:rPr>
+      </w:pPr>
+    </w:p>
     <w:p>
       <w:pPr>
         <w:spacing w:beforeLines="50" w:before="120" w:line="360" w:lineRule="auto"/>
@@ -3055,7 +2050,21 @@
                 <w:rFonts w:ascii="Arial" w:hAnsi="Arial" w:cs="Arial"/>
                 <w:b/>
               </w:rPr>
-              <w:t>AQL Sampling Details &amp; Standard</w:t>
+              <w:t xml:space="preserve">Sampling Details &amp; </w:t>
+            </w:r>
+            <w:r>
+              <w:rPr>
+                <w:rFonts w:ascii="Arial" w:hAnsi="Arial" w:cs="Arial"/>
+                <w:b/>
+              </w:rPr>
+              <w:t xml:space="preserve">AQL </w:t>
+            </w:r>
+            <w:r>
+              <w:rPr>
+                <w:rFonts w:ascii="Arial" w:hAnsi="Arial" w:cs="Arial"/>
+                <w:b/>
+              </w:rPr>
+              <w:t>Standard</w:t>
             </w:r>
           </w:p>
         </w:tc>
@@ -3097,7 +2106,7 @@
                 <w:rFonts w:ascii="Arial" w:hAnsi="Arial" w:cs="Arial"/>
                 <w:lang w:eastAsia="zh-CN"/>
               </w:rPr>
-              <w:t xml:space="preserve"> (Equivalent to ANSI/ASQC Z1.4)</w:t>
+              <w:t xml:space="preserve"> (ANSI/ASQC Z1.4)</w:t>
             </w:r>
           </w:p>
         </w:tc>
@@ -3151,20 +2160,33 @@
                 <w:rFonts w:ascii="Arial" w:hAnsi="Arial" w:cs="Arial"/>
               </w:rPr>
             </w:pPr>
-            <w:r>
-              <w:rPr>
-                <w:rFonts w:ascii="Arial" w:hAnsi="Arial" w:cs="Arial"/>
-                <w:lang w:eastAsia="zh-CN"/>
-              </w:rPr>
-              <w:t xml:space="preserve">Single </w:t>
-            </w:r>
-            <w:r>
-              <w:rPr>
-                <w:rFonts w:ascii="Arial" w:hAnsi="Arial" w:cs="Arial"/>
-                <w:lang w:eastAsia="zh-CN"/>
-              </w:rPr>
-              <w:t>/ Special</w:t>
-            </w:r>
+            <w:sdt>
+              <w:sdtPr>
+                <w:rPr>
+                  <w:rFonts w:ascii="Arial" w:hAnsi="Arial" w:cs="Arial"/>
+                </w:rPr>
+                <w:id w:val="-2085594297"/>
+                <w:placeholder>
+                  <w:docPart w:val="06F457986C0E4449A2E52954385CCB8F"/>
+                </w:placeholder>
+                <w:showingPlcHdr/>
+                <w:dropDownList>
+                  <w:listItem w:value="Choose an item."/>
+                  <w:listItem w:displayText="Single" w:value="Single"/>
+                  <w:listItem w:displayText="Twice" w:value="Twice"/>
+                  <w:listItem w:displayText="Customized" w:value="Customized"/>
+                </w:dropDownList>
+              </w:sdtPr>
+              <w:sdtContent>
+                <w:r>
+                  <w:rPr>
+                    <w:rStyle w:val="PlaceholderText"/>
+                    <w:rFonts w:ascii="Verdana" w:hAnsi="Verdana"/>
+                  </w:rPr>
+                  <w:t>Choose an item.</w:t>
+                </w:r>
+              </w:sdtContent>
+            </w:sdt>
           </w:p>
         </w:tc>
         <w:tc>
@@ -3589,6 +2611,16 @@
         </w:tc>
       </w:tr>
     </w:tbl>
+    <w:p>
+      <w:pPr>
+        <w:spacing w:beforeLines="50" w:before="120" w:line="360" w:lineRule="auto"/>
+        <w:rPr>
+          <w:rFonts w:ascii="Arial" w:hAnsi="Arial" w:cs="Arial"/>
+          <w:sz w:val="10"/>
+          <w:szCs w:val="10"/>
+        </w:rPr>
+      </w:pPr>
+    </w:p>
     <w:p>
       <w:pPr>
         <w:spacing w:beforeLines="50" w:before="120" w:line="360" w:lineRule="auto"/>
@@ -4577,6 +3609,28 @@
         </w:tc>
       </w:tr>
     </w:tbl>
+    <w:p>
+      <w:pPr>
+        <w:spacing w:beforeLines="50" w:before="120" w:line="360" w:lineRule="auto"/>
+        <w:rPr>
+          <w:rFonts w:ascii="Arial" w:hAnsi="Arial" w:cs="Arial"/>
+          <w:sz w:val="4"/>
+          <w:szCs w:val="4"/>
+          <w:lang w:eastAsia="zh-CN"/>
+        </w:rPr>
+      </w:pPr>
+    </w:p>
+    <w:p>
+      <w:pPr>
+        <w:spacing w:beforeLines="50" w:before="120" w:line="360" w:lineRule="auto"/>
+        <w:rPr>
+          <w:rFonts w:ascii="Arial" w:hAnsi="Arial" w:cs="Arial"/>
+          <w:sz w:val="4"/>
+          <w:szCs w:val="4"/>
+          <w:lang w:eastAsia="zh-CN"/>
+        </w:rPr>
+      </w:pPr>
+    </w:p>
     <w:p>
       <w:pPr>
         <w:spacing w:beforeLines="50" w:before="120" w:line="360" w:lineRule="auto"/>
@@ -6001,6 +5055,39 @@
           <w:szCs w:val="10"/>
           <w:u w:val="single"/>
           <w:lang w:eastAsia="zh-CN"/>
+        </w:rPr>
+      </w:pPr>
+    </w:p>
+    <w:p>
+      <w:pPr>
+        <w:rPr>
+          <w:rFonts w:ascii="Arial" w:hAnsi="Arial" w:cs="Arial"/>
+          <w:b/>
+          <w:sz w:val="10"/>
+          <w:szCs w:val="10"/>
+          <w:u w:val="single"/>
+        </w:rPr>
+      </w:pPr>
+    </w:p>
+    <w:p>
+      <w:pPr>
+        <w:rPr>
+          <w:rFonts w:ascii="Arial" w:hAnsi="Arial" w:cs="Arial"/>
+          <w:b/>
+          <w:sz w:val="10"/>
+          <w:szCs w:val="10"/>
+          <w:u w:val="single"/>
+        </w:rPr>
+      </w:pPr>
+    </w:p>
+    <w:p>
+      <w:pPr>
+        <w:rPr>
+          <w:rFonts w:ascii="Arial" w:hAnsi="Arial" w:cs="Arial"/>
+          <w:b/>
+          <w:sz w:val="10"/>
+          <w:szCs w:val="10"/>
+          <w:u w:val="single"/>
         </w:rPr>
       </w:pPr>
     </w:p>
@@ -6169,7 +5256,7 @@
             <w:pPr>
               <w:rPr>
                 <w:rFonts w:ascii="Arial" w:hAnsi="Arial" w:cs="Arial"/>
-                <w:b/>
+                <w:bCs/>
               </w:rPr>
             </w:pPr>
             <w:r>
@@ -6220,7 +5307,6 @@
                 <w:sz w:val="20"/>
                 <w:lang w:eastAsia="zh-CN"/>
               </w:rPr>
-              <w:lastRenderedPageBreak/>
               <w:t>Item No.</w:t>
             </w:r>
           </w:p>
@@ -7472,6 +6558,50 @@
         </w:tc>
       </w:tr>
     </w:tbl>
+    <w:p>
+      <w:pPr>
+        <w:rPr>
+          <w:rFonts w:ascii="Arial" w:hAnsi="Arial" w:cs="Arial"/>
+          <w:b/>
+          <w:sz w:val="10"/>
+          <w:szCs w:val="10"/>
+          <w:u w:val="single"/>
+        </w:rPr>
+      </w:pPr>
+    </w:p>
+    <w:p>
+      <w:pPr>
+        <w:rPr>
+          <w:rFonts w:ascii="Arial" w:hAnsi="Arial" w:cs="Arial"/>
+          <w:b/>
+          <w:sz w:val="10"/>
+          <w:szCs w:val="10"/>
+          <w:u w:val="single"/>
+        </w:rPr>
+      </w:pPr>
+    </w:p>
+    <w:p>
+      <w:pPr>
+        <w:rPr>
+          <w:rFonts w:ascii="Arial" w:hAnsi="Arial" w:cs="Arial"/>
+          <w:b/>
+          <w:sz w:val="10"/>
+          <w:szCs w:val="10"/>
+          <w:u w:val="single"/>
+        </w:rPr>
+      </w:pPr>
+    </w:p>
+    <w:p>
+      <w:pPr>
+        <w:rPr>
+          <w:rFonts w:ascii="Arial" w:hAnsi="Arial" w:cs="Arial"/>
+          <w:b/>
+          <w:sz w:val="10"/>
+          <w:szCs w:val="10"/>
+          <w:u w:val="single"/>
+        </w:rPr>
+      </w:pPr>
+    </w:p>
     <w:p>
       <w:pPr>
         <w:rPr>
@@ -7650,7 +6780,7 @@
             <w:pPr>
               <w:rPr>
                 <w:rFonts w:ascii="Arial" w:hAnsi="Arial" w:cs="Arial"/>
-                <w:b/>
+                <w:bCs/>
                 <w:sz w:val="18"/>
                 <w:szCs w:val="18"/>
               </w:rPr>
@@ -8590,6 +7720,7 @@
               <w:autoSpaceDE w:val="0"/>
               <w:autoSpaceDN w:val="0"/>
               <w:adjustRightInd w:val="0"/>
+              <w:jc w:val="center"/>
               <w:rPr>
                 <w:rFonts w:ascii="Arial" w:hAnsi="Arial" w:cs="Arial"/>
                 <w:sz w:val="20"/>
@@ -8608,12 +7739,21 @@
             <w:pPr>
               <w:snapToGrid w:val="0"/>
               <w:ind w:right="72"/>
-              <w:rPr>
-                <w:rFonts w:ascii="Arial" w:hAnsi="Arial" w:cs="Arial"/>
-                <w:b/>
-                <w:lang w:eastAsia="zh-CN"/>
-              </w:rPr>
-            </w:pPr>
+              <w:jc w:val="center"/>
+              <w:rPr>
+                <w:rFonts w:ascii="Arial" w:hAnsi="Arial" w:cs="Arial"/>
+                <w:bCs/>
+                <w:lang w:eastAsia="zh-CN"/>
+              </w:rPr>
+            </w:pPr>
+            <w:r>
+              <w:rPr>
+                <w:rFonts w:ascii="Arial" w:hAnsi="Arial" w:cs="Arial" w:hint="eastAsia"/>
+                <w:bCs/>
+                <w:lang w:eastAsia="zh-CN"/>
+              </w:rPr>
+              <w:t>-</w:t>
+            </w:r>
           </w:p>
         </w:tc>
         <w:tc>
@@ -8631,12 +7771,21 @@
               <w:autoSpaceDE w:val="0"/>
               <w:autoSpaceDN w:val="0"/>
               <w:adjustRightInd w:val="0"/>
-              <w:rPr>
-                <w:rFonts w:ascii="Arial" w:hAnsi="Arial" w:cs="Arial"/>
-                <w:sz w:val="20"/>
-                <w:lang w:eastAsia="zh-CN"/>
-              </w:rPr>
-            </w:pPr>
+              <w:jc w:val="center"/>
+              <w:rPr>
+                <w:rFonts w:ascii="Arial" w:hAnsi="Arial" w:cs="Arial"/>
+                <w:sz w:val="20"/>
+                <w:lang w:eastAsia="zh-CN"/>
+              </w:rPr>
+            </w:pPr>
+            <w:r>
+              <w:rPr>
+                <w:rFonts w:ascii="Arial" w:hAnsi="Arial" w:cs="Arial" w:hint="eastAsia"/>
+                <w:sz w:val="20"/>
+                <w:lang w:eastAsia="zh-CN"/>
+              </w:rPr>
+              <w:t>-</w:t>
+            </w:r>
           </w:p>
         </w:tc>
       </w:tr>
@@ -8680,7 +7829,6 @@
                 <w:sz w:val="20"/>
                 <w:lang w:eastAsia="zh-CN"/>
               </w:rPr>
-              <w:lastRenderedPageBreak/>
               <w:t>Packing Material</w:t>
             </w:r>
           </w:p>
@@ -8708,166 +7856,64 @@
             </w:pPr>
             <w:r>
               <w:rPr>
-                <w:rFonts w:ascii="Arial" w:hAnsi="Arial" w:cs="Arial"/>
-                <w:sz w:val="20"/>
-                <w:lang w:eastAsia="zh-CN"/>
-              </w:rPr>
-              <w:lastRenderedPageBreak/>
-              <w:t xml:space="preserve">Ply# of corrugated  paper: </w:t>
-            </w:r>
-            <w:r>
-              <w:rPr>
-                <w:rFonts w:ascii="Arial" w:hAnsi="Arial" w:cs="Arial"/>
-                <w:sz w:val="20"/>
-              </w:rPr>
-              <w:fldChar w:fldCharType="begin">
-                <w:ffData>
-                  <w:name w:val=""/>
-                  <w:enabled/>
-                  <w:calcOnExit w:val="0"/>
-                  <w:checkBox>
-                    <w:sizeAuto/>
-                    <w:default w:val="0"/>
-                  </w:checkBox>
-                </w:ffData>
-              </w:fldChar>
-            </w:r>
-            <w:r>
-              <w:rPr>
-                <w:rFonts w:ascii="Arial" w:hAnsi="Arial" w:cs="Arial"/>
-                <w:sz w:val="20"/>
-              </w:rPr>
-              <w:instrText xml:space="preserve"> FORMCHECKBOX </w:instrText>
-            </w:r>
-            <w:r>
-              <w:rPr>
-                <w:rFonts w:ascii="Arial" w:hAnsi="Arial" w:cs="Arial"/>
-                <w:sz w:val="20"/>
-              </w:rPr>
-            </w:r>
-            <w:r>
-              <w:rPr>
-                <w:rFonts w:ascii="Arial" w:hAnsi="Arial" w:cs="Arial"/>
-                <w:sz w:val="20"/>
-              </w:rPr>
-              <w:fldChar w:fldCharType="separate"/>
-            </w:r>
-            <w:r>
-              <w:rPr>
-                <w:rFonts w:ascii="Arial" w:hAnsi="Arial" w:cs="Arial"/>
-                <w:sz w:val="20"/>
-              </w:rPr>
-              <w:fldChar w:fldCharType="end"/>
-            </w:r>
-            <w:r>
-              <w:rPr>
-                <w:rFonts w:ascii="Arial" w:hAnsi="Arial" w:cs="Arial"/>
-                <w:sz w:val="20"/>
-              </w:rPr>
-              <w:t xml:space="preserve">3ply   </w:t>
-            </w:r>
-            <w:r>
-              <w:rPr>
-                <w:rFonts w:ascii="Arial" w:hAnsi="Arial" w:cs="Arial"/>
-                <w:sz w:val="20"/>
-              </w:rPr>
-              <w:fldChar w:fldCharType="begin">
-                <w:ffData>
-                  <w:name w:val="选中1"/>
-                  <w:enabled/>
-                  <w:calcOnExit w:val="0"/>
-                  <w:checkBox>
-                    <w:sizeAuto/>
-                    <w:default w:val="1"/>
-                  </w:checkBox>
-                </w:ffData>
-              </w:fldChar>
-            </w:r>
-            <w:r>
-              <w:rPr>
-                <w:rFonts w:ascii="Arial" w:hAnsi="Arial" w:cs="Arial"/>
-                <w:sz w:val="20"/>
-              </w:rPr>
-              <w:instrText xml:space="preserve"> FORMCHECKBOX </w:instrText>
-            </w:r>
-            <w:r>
-              <w:rPr>
-                <w:rFonts w:ascii="Arial" w:hAnsi="Arial" w:cs="Arial"/>
-                <w:sz w:val="20"/>
-              </w:rPr>
-            </w:r>
-            <w:r>
-              <w:rPr>
-                <w:rFonts w:ascii="Arial" w:hAnsi="Arial" w:cs="Arial"/>
-                <w:sz w:val="20"/>
-              </w:rPr>
-              <w:fldChar w:fldCharType="separate"/>
-            </w:r>
-            <w:r>
-              <w:rPr>
-                <w:rFonts w:ascii="Arial" w:hAnsi="Arial" w:cs="Arial"/>
-                <w:sz w:val="20"/>
-              </w:rPr>
-              <w:fldChar w:fldCharType="end"/>
-            </w:r>
-            <w:r>
-              <w:rPr>
-                <w:rFonts w:ascii="Arial" w:hAnsi="Arial" w:cs="Arial"/>
-                <w:sz w:val="20"/>
-              </w:rPr>
-              <w:t xml:space="preserve">5ply    </w:t>
-            </w:r>
-            <w:r>
-              <w:rPr>
-                <w:rFonts w:ascii="Arial" w:hAnsi="Arial" w:cs="Arial"/>
-                <w:sz w:val="20"/>
-              </w:rPr>
-              <w:fldChar w:fldCharType="begin">
-                <w:ffData>
-                  <w:name w:val=""/>
-                  <w:enabled/>
-                  <w:calcOnExit w:val="0"/>
-                  <w:checkBox>
-                    <w:sizeAuto/>
-                    <w:default w:val="0"/>
-                  </w:checkBox>
-                </w:ffData>
-              </w:fldChar>
-            </w:r>
-            <w:r>
-              <w:rPr>
-                <w:rFonts w:ascii="Arial" w:hAnsi="Arial" w:cs="Arial"/>
-                <w:sz w:val="20"/>
-              </w:rPr>
-              <w:instrText xml:space="preserve"> FORMCHECKBOX </w:instrText>
-            </w:r>
-            <w:r>
-              <w:rPr>
-                <w:rFonts w:ascii="Arial" w:hAnsi="Arial" w:cs="Arial"/>
-                <w:sz w:val="20"/>
-              </w:rPr>
-            </w:r>
-            <w:r>
-              <w:rPr>
-                <w:rFonts w:ascii="Arial" w:hAnsi="Arial" w:cs="Arial"/>
-                <w:sz w:val="20"/>
-              </w:rPr>
-              <w:fldChar w:fldCharType="separate"/>
-            </w:r>
-            <w:r>
-              <w:rPr>
-                <w:rFonts w:ascii="Arial" w:hAnsi="Arial" w:cs="Arial"/>
-                <w:sz w:val="20"/>
-              </w:rPr>
-              <w:fldChar w:fldCharType="end"/>
-            </w:r>
-            <w:r>
-              <w:rPr>
-                <w:rFonts w:ascii="Arial" w:hAnsi="Arial" w:cs="Arial"/>
-                <w:sz w:val="20"/>
-              </w:rPr>
-              <w:t>7ply</w:t>
-            </w:r>
+                <w:rFonts w:ascii="Arial" w:hAnsi="Arial" w:cs="Arial" w:hint="eastAsia"/>
+                <w:sz w:val="20"/>
+                <w:lang w:eastAsia="zh-CN"/>
+              </w:rPr>
+              <w:t>C</w:t>
+            </w:r>
+            <w:r>
+              <w:rPr>
+                <w:rFonts w:ascii="Arial" w:hAnsi="Arial" w:cs="Arial"/>
+                <w:sz w:val="20"/>
+                <w:lang w:eastAsia="zh-CN"/>
+              </w:rPr>
+              <w:t>orrugated  paper:</w:t>
+            </w:r>
+            <w:r>
+              <w:rPr>
+                <w:rFonts w:ascii="Arial" w:hAnsi="Arial" w:cs="Arial" w:hint="eastAsia"/>
+                <w:sz w:val="20"/>
+                <w:lang w:eastAsia="zh-CN"/>
+              </w:rPr>
+              <w:t xml:space="preserve">      </w:t>
+            </w:r>
+            <w:r>
+              <w:rPr>
+                <w:rFonts w:ascii="Arial" w:hAnsi="Arial" w:cs="Arial"/>
+                <w:sz w:val="20"/>
+                <w:lang w:eastAsia="zh-CN"/>
+              </w:rPr>
+              <w:t xml:space="preserve"> </w:t>
+            </w:r>
+            <w:sdt>
+              <w:sdtPr>
+                <w:rPr>
+                  <w:rFonts w:ascii="Arial" w:hAnsi="Arial" w:cs="Arial"/>
+                  <w:sz w:val="20"/>
+                </w:rPr>
+                <w:id w:val="887234525"/>
+                <w:placeholder>
+                  <w:docPart w:val="E33454C25D2E409E8343565247D5B007"/>
+                </w:placeholder>
+                <w:showingPlcHdr/>
+                <w:dropDownList>
+                  <w:listItem w:value="Choose an item."/>
+                  <w:listItem w:displayText="3-ply" w:value="3-ply"/>
+                  <w:listItem w:displayText="5-ply" w:value="5-ply"/>
+                  <w:listItem w:displayText="7-ply" w:value="7-ply"/>
+                </w:dropDownList>
+              </w:sdtPr>
+              <w:sdtContent>
+                <w:r>
+                  <w:rPr>
+                    <w:rStyle w:val="PlaceholderText"/>
+                    <w:rFonts w:ascii="Verdana" w:hAnsi="Verdana"/>
+                  </w:rPr>
+                  <w:t>Choose an item.</w:t>
+                </w:r>
+              </w:sdtContent>
+            </w:sdt>
           </w:p>
         </w:tc>
         <w:tc>
@@ -8901,106 +7947,40 @@
             </w:r>
             <w:r>
               <w:rPr>
-                <w:rFonts w:ascii="Arial" w:hAnsi="Arial" w:cs="Arial"/>
-                <w:sz w:val="20"/>
-              </w:rPr>
-              <w:fldChar w:fldCharType="begin">
-                <w:ffData>
-                  <w:name w:val=""/>
-                  <w:enabled/>
-                  <w:calcOnExit w:val="0"/>
-                  <w:checkBox>
-                    <w:sizeAuto/>
-                    <w:default w:val="0"/>
-                  </w:checkBox>
-                </w:ffData>
-              </w:fldChar>
-            </w:r>
-            <w:r>
-              <w:rPr>
-                <w:rFonts w:ascii="Arial" w:hAnsi="Arial" w:cs="Arial"/>
-                <w:sz w:val="20"/>
-              </w:rPr>
-              <w:instrText xml:space="preserve"> FORMCHECKBOX </w:instrText>
-            </w:r>
-            <w:r>
-              <w:rPr>
-                <w:rFonts w:ascii="Arial" w:hAnsi="Arial" w:cs="Arial"/>
-                <w:sz w:val="20"/>
-              </w:rPr>
-            </w:r>
-            <w:r>
-              <w:rPr>
-                <w:rFonts w:ascii="Arial" w:hAnsi="Arial" w:cs="Arial"/>
-                <w:sz w:val="20"/>
-              </w:rPr>
-              <w:fldChar w:fldCharType="separate"/>
-            </w:r>
-            <w:r>
-              <w:rPr>
-                <w:rFonts w:ascii="Arial" w:hAnsi="Arial" w:cs="Arial"/>
-                <w:sz w:val="20"/>
-              </w:rPr>
-              <w:fldChar w:fldCharType="end"/>
-            </w:r>
-            <w:r>
-              <w:rPr>
-                <w:rFonts w:ascii="Arial" w:hAnsi="Arial" w:cs="Arial"/>
-                <w:sz w:val="20"/>
-              </w:rPr>
-              <w:t xml:space="preserve">Metal staples  </w:t>
-            </w:r>
-            <w:r>
-              <w:rPr>
-                <w:rFonts w:ascii="Arial" w:hAnsi="Arial" w:cs="Arial"/>
-                <w:sz w:val="20"/>
-              </w:rPr>
-              <w:fldChar w:fldCharType="begin">
-                <w:ffData>
-                  <w:name w:val="选中1"/>
-                  <w:enabled/>
-                  <w:calcOnExit w:val="0"/>
-                  <w:checkBox>
-                    <w:sizeAuto/>
-                    <w:default w:val="1"/>
-                  </w:checkBox>
-                </w:ffData>
-              </w:fldChar>
-            </w:r>
-            <w:r>
-              <w:rPr>
-                <w:rFonts w:ascii="Arial" w:hAnsi="Arial" w:cs="Arial"/>
-                <w:sz w:val="20"/>
-              </w:rPr>
-              <w:instrText xml:space="preserve"> FORMCHECKBOX </w:instrText>
-            </w:r>
-            <w:r>
-              <w:rPr>
-                <w:rFonts w:ascii="Arial" w:hAnsi="Arial" w:cs="Arial"/>
-                <w:sz w:val="20"/>
-              </w:rPr>
-            </w:r>
-            <w:r>
-              <w:rPr>
-                <w:rFonts w:ascii="Arial" w:hAnsi="Arial" w:cs="Arial"/>
-                <w:sz w:val="20"/>
-              </w:rPr>
-              <w:fldChar w:fldCharType="separate"/>
-            </w:r>
-            <w:r>
-              <w:rPr>
-                <w:rFonts w:ascii="Arial" w:hAnsi="Arial" w:cs="Arial"/>
-                <w:sz w:val="20"/>
-              </w:rPr>
-              <w:fldChar w:fldCharType="end"/>
-            </w:r>
-            <w:r>
-              <w:rPr>
-                <w:rFonts w:ascii="Arial" w:hAnsi="Arial" w:cs="Arial"/>
-                <w:sz w:val="20"/>
-              </w:rPr>
-              <w:t>Glue</w:t>
-            </w:r>
+                <w:rFonts w:ascii="Arial" w:hAnsi="Arial" w:cs="Arial" w:hint="eastAsia"/>
+                <w:sz w:val="20"/>
+                <w:lang w:eastAsia="zh-CN"/>
+              </w:rPr>
+              <w:t xml:space="preserve">   </w:t>
+            </w:r>
+            <w:sdt>
+              <w:sdtPr>
+                <w:rPr>
+                  <w:rFonts w:ascii="Arial" w:hAnsi="Arial" w:cs="Arial"/>
+                  <w:sz w:val="20"/>
+                </w:rPr>
+                <w:id w:val="-1558857231"/>
+                <w:placeholder>
+                  <w:docPart w:val="BA6D9F253EA1497C8A6CA4F65273B063"/>
+                </w:placeholder>
+                <w:showingPlcHdr/>
+                <w:dropDownList>
+                  <w:listItem w:value="Choose an item."/>
+                  <w:listItem w:displayText="Staples" w:value="Staples"/>
+                  <w:listItem w:displayText="Glue" w:value="Glue"/>
+                  <w:listItem w:displayText="Staples &amp; Glue" w:value="Staples &amp; Glue"/>
+                </w:dropDownList>
+              </w:sdtPr>
+              <w:sdtContent>
+                <w:r>
+                  <w:rPr>
+                    <w:rStyle w:val="PlaceholderText"/>
+                    <w:rFonts w:ascii="Verdana" w:hAnsi="Verdana"/>
+                  </w:rPr>
+                  <w:t>Choose an item.</w:t>
+                </w:r>
+              </w:sdtContent>
+            </w:sdt>
           </w:p>
         </w:tc>
       </w:tr>
@@ -9061,243 +8041,41 @@
             </w:r>
             <w:r>
               <w:rPr>
-                <w:rFonts w:ascii="Arial" w:hAnsi="Arial" w:cs="Arial"/>
-                <w:sz w:val="20"/>
-              </w:rPr>
-              <w:fldChar w:fldCharType="begin">
-                <w:ffData>
-                  <w:name w:val="选中1"/>
-                  <w:enabled/>
-                  <w:calcOnExit w:val="0"/>
-                  <w:checkBox>
-                    <w:sizeAuto/>
-                    <w:default w:val="1"/>
-                  </w:checkBox>
-                </w:ffData>
-              </w:fldChar>
-            </w:r>
-            <w:r>
-              <w:rPr>
-                <w:rFonts w:ascii="Arial" w:hAnsi="Arial" w:cs="Arial"/>
-                <w:sz w:val="20"/>
-              </w:rPr>
-              <w:instrText xml:space="preserve"> FORMCHECKBOX </w:instrText>
-            </w:r>
-            <w:r>
-              <w:rPr>
-                <w:rFonts w:ascii="Arial" w:hAnsi="Arial" w:cs="Arial"/>
-                <w:sz w:val="20"/>
-              </w:rPr>
-            </w:r>
-            <w:r>
-              <w:rPr>
-                <w:rFonts w:ascii="Arial" w:hAnsi="Arial" w:cs="Arial"/>
-                <w:sz w:val="20"/>
-              </w:rPr>
-              <w:fldChar w:fldCharType="separate"/>
-            </w:r>
-            <w:r>
-              <w:rPr>
-                <w:rFonts w:ascii="Arial" w:hAnsi="Arial" w:cs="Arial"/>
-                <w:sz w:val="20"/>
-              </w:rPr>
-              <w:fldChar w:fldCharType="end"/>
-            </w:r>
-            <w:r>
-              <w:rPr>
-                <w:rFonts w:ascii="Arial" w:hAnsi="Arial" w:cs="Arial"/>
-                <w:sz w:val="20"/>
-              </w:rPr>
-              <w:t>Transparent gummed tape</w:t>
-            </w:r>
-            <w:r>
-              <w:rPr>
-                <w:rFonts w:ascii="Arial" w:hAnsi="Arial" w:cs="Arial"/>
-                <w:sz w:val="20"/>
-              </w:rPr>
-              <w:t xml:space="preserve"> </w:t>
-            </w:r>
-            <w:r>
-              <w:rPr>
-                <w:rFonts w:ascii="Arial" w:hAnsi="Arial" w:cs="Arial"/>
-                <w:sz w:val="20"/>
-              </w:rPr>
-              <w:t xml:space="preserve">  </w:t>
-            </w:r>
-            <w:r>
-              <w:rPr>
-                <w:rFonts w:ascii="Arial" w:hAnsi="Arial" w:cs="Arial"/>
-                <w:sz w:val="20"/>
-              </w:rPr>
-              <w:fldChar w:fldCharType="begin">
-                <w:ffData>
-                  <w:name w:val=""/>
-                  <w:enabled/>
-                  <w:calcOnExit w:val="0"/>
-                  <w:checkBox>
-                    <w:sizeAuto/>
-                    <w:default w:val="0"/>
-                  </w:checkBox>
-                </w:ffData>
-              </w:fldChar>
-            </w:r>
-            <w:r>
-              <w:rPr>
-                <w:rFonts w:ascii="Arial" w:hAnsi="Arial" w:cs="Arial"/>
-                <w:sz w:val="20"/>
-              </w:rPr>
-              <w:instrText xml:space="preserve"> FORMCHECKBOX </w:instrText>
-            </w:r>
-            <w:r>
-              <w:rPr>
-                <w:rFonts w:ascii="Arial" w:hAnsi="Arial" w:cs="Arial"/>
-                <w:sz w:val="20"/>
-              </w:rPr>
-            </w:r>
-            <w:r>
-              <w:rPr>
-                <w:rFonts w:ascii="Arial" w:hAnsi="Arial" w:cs="Arial"/>
-                <w:sz w:val="20"/>
-              </w:rPr>
-              <w:fldChar w:fldCharType="separate"/>
-            </w:r>
-            <w:r>
-              <w:rPr>
-                <w:rFonts w:ascii="Arial" w:hAnsi="Arial" w:cs="Arial"/>
-                <w:sz w:val="20"/>
-              </w:rPr>
-              <w:fldChar w:fldCharType="end"/>
-            </w:r>
-            <w:r>
-              <w:rPr>
-                <w:rFonts w:ascii="Arial" w:hAnsi="Arial" w:cs="Arial"/>
-                <w:sz w:val="20"/>
-              </w:rPr>
-              <w:t xml:space="preserve">Opaque gummed tape </w:t>
-            </w:r>
-            <w:r>
-              <w:rPr>
-                <w:rFonts w:ascii="Arial" w:hAnsi="Arial" w:cs="Arial"/>
-                <w:sz w:val="20"/>
-              </w:rPr>
-              <w:t xml:space="preserve"> </w:t>
-            </w:r>
-            <w:r>
-              <w:rPr>
-                <w:rFonts w:ascii="Arial" w:hAnsi="Arial" w:cs="Arial"/>
-                <w:sz w:val="20"/>
-              </w:rPr>
-              <w:t xml:space="preserve">  </w:t>
-            </w:r>
-            <w:r>
-              <w:rPr>
-                <w:rFonts w:ascii="Arial" w:hAnsi="Arial" w:cs="Arial"/>
-                <w:sz w:val="20"/>
-              </w:rPr>
-              <w:fldChar w:fldCharType="begin">
-                <w:ffData>
-                  <w:name w:val=""/>
-                  <w:enabled/>
-                  <w:calcOnExit w:val="0"/>
-                  <w:checkBox>
-                    <w:sizeAuto/>
-                    <w:default w:val="0"/>
-                  </w:checkBox>
-                </w:ffData>
-              </w:fldChar>
-            </w:r>
-            <w:r>
-              <w:rPr>
-                <w:rFonts w:ascii="Arial" w:hAnsi="Arial" w:cs="Arial"/>
-                <w:sz w:val="20"/>
-              </w:rPr>
-              <w:instrText xml:space="preserve"> FORMCHECKBOX </w:instrText>
-            </w:r>
-            <w:r>
-              <w:rPr>
-                <w:rFonts w:ascii="Arial" w:hAnsi="Arial" w:cs="Arial"/>
-                <w:sz w:val="20"/>
-              </w:rPr>
-            </w:r>
-            <w:r>
-              <w:rPr>
-                <w:rFonts w:ascii="Arial" w:hAnsi="Arial" w:cs="Arial"/>
-                <w:sz w:val="20"/>
-              </w:rPr>
-              <w:fldChar w:fldCharType="separate"/>
-            </w:r>
-            <w:r>
-              <w:rPr>
-                <w:rFonts w:ascii="Arial" w:hAnsi="Arial" w:cs="Arial"/>
-                <w:sz w:val="20"/>
-              </w:rPr>
-              <w:fldChar w:fldCharType="end"/>
-            </w:r>
-            <w:r>
-              <w:rPr>
-                <w:rFonts w:ascii="Arial" w:hAnsi="Arial" w:cs="Arial"/>
-                <w:sz w:val="20"/>
-              </w:rPr>
-              <w:t xml:space="preserve">Kraft paper    </w:t>
-            </w:r>
-            <w:r>
-              <w:rPr>
-                <w:rFonts w:ascii="Arial" w:hAnsi="Arial" w:cs="Arial"/>
-                <w:sz w:val="20"/>
-              </w:rPr>
-              <w:fldChar w:fldCharType="begin">
-                <w:ffData>
-                  <w:name w:val=""/>
-                  <w:enabled/>
-                  <w:calcOnExit w:val="0"/>
-                  <w:checkBox>
-                    <w:sizeAuto/>
-                    <w:default w:val="0"/>
-                  </w:checkBox>
-                </w:ffData>
-              </w:fldChar>
-            </w:r>
-            <w:r>
-              <w:rPr>
-                <w:rFonts w:ascii="Arial" w:hAnsi="Arial" w:cs="Arial"/>
-                <w:sz w:val="20"/>
-              </w:rPr>
-              <w:instrText xml:space="preserve"> FORMCHECKBOX </w:instrText>
-            </w:r>
-            <w:r>
-              <w:rPr>
-                <w:rFonts w:ascii="Arial" w:hAnsi="Arial" w:cs="Arial"/>
-                <w:sz w:val="20"/>
-              </w:rPr>
-            </w:r>
-            <w:r>
-              <w:rPr>
-                <w:rFonts w:ascii="Arial" w:hAnsi="Arial" w:cs="Arial"/>
-                <w:sz w:val="20"/>
-              </w:rPr>
-              <w:fldChar w:fldCharType="separate"/>
-            </w:r>
-            <w:r>
-              <w:rPr>
-                <w:rFonts w:ascii="Arial" w:hAnsi="Arial" w:cs="Arial"/>
-                <w:sz w:val="20"/>
-              </w:rPr>
-              <w:fldChar w:fldCharType="end"/>
-            </w:r>
-            <w:r>
-              <w:rPr>
-                <w:rFonts w:ascii="Arial" w:hAnsi="Arial" w:cs="Arial"/>
-                <w:sz w:val="20"/>
-              </w:rPr>
-              <w:t>Nylon</w:t>
-            </w:r>
-            <w:r>
-              <w:rPr>
-                <w:rFonts w:ascii="Arial" w:hAnsi="Arial" w:cs="Arial"/>
-                <w:sz w:val="20"/>
-              </w:rPr>
-              <w:t xml:space="preserve"> band</w:t>
-            </w:r>
+                <w:rFonts w:ascii="Arial" w:hAnsi="Arial" w:cs="Arial" w:hint="eastAsia"/>
+                <w:sz w:val="20"/>
+                <w:lang w:eastAsia="zh-CN"/>
+              </w:rPr>
+              <w:t xml:space="preserve">    </w:t>
+            </w:r>
+            <w:sdt>
+              <w:sdtPr>
+                <w:rPr>
+                  <w:rFonts w:ascii="Arial" w:hAnsi="Arial" w:cs="Arial"/>
+                  <w:sz w:val="20"/>
+                </w:rPr>
+                <w:id w:val="2030365207"/>
+                <w:placeholder>
+                  <w:docPart w:val="A14A91BFC58D410A8B8CE8EACF828959"/>
+                </w:placeholder>
+                <w:showingPlcHdr/>
+                <w:dropDownList>
+                  <w:listItem w:value="Choose an item."/>
+                  <w:listItem w:displayText="Transparent gummed tape" w:value="Transparent gummed tape"/>
+                  <w:listItem w:displayText="Opaque gummed tape" w:value="Opaque gummed tape"/>
+                  <w:listItem w:displayText="Kraft paper" w:value="Kraft paper"/>
+                  <w:listItem w:displayText="Nylon band, pcs: " w:value="Nylon band, pcs: "/>
+                </w:dropDownList>
+              </w:sdtPr>
+              <w:sdtContent>
+                <w:r>
+                  <w:rPr>
+                    <w:rStyle w:val="PlaceholderText"/>
+                    <w:rFonts w:ascii="Verdana" w:hAnsi="Verdana"/>
+                  </w:rPr>
+                  <w:t>Choose an item.</w:t>
+                </w:r>
+              </w:sdtContent>
+            </w:sdt>
           </w:p>
         </w:tc>
       </w:tr>
@@ -9632,51 +8410,37 @@
                 <w:sz w:val="20"/>
               </w:rPr>
             </w:pPr>
-            <w:r>
-              <w:rPr>
-                <w:rFonts w:ascii="Arial" w:hAnsi="Arial" w:cs="Arial"/>
-                <w:sz w:val="20"/>
-              </w:rPr>
-              <w:fldChar w:fldCharType="begin">
-                <w:ffData>
-                  <w:name w:val="选中1"/>
-                  <w:enabled/>
-                  <w:calcOnExit w:val="0"/>
-                  <w:checkBox>
-                    <w:sizeAuto/>
-                    <w:default w:val="0"/>
-                    <w:checked w:val="0"/>
-                  </w:checkBox>
-                </w:ffData>
-              </w:fldChar>
-            </w:r>
-            <w:r>
-              <w:rPr>
-                <w:rFonts w:ascii="Arial" w:hAnsi="Arial" w:cs="Arial"/>
-                <w:sz w:val="20"/>
-              </w:rPr>
-              <w:instrText>FORMCHECKBOX</w:instrText>
-            </w:r>
-            <w:r>
-              <w:rPr>
-                <w:rFonts w:ascii="Arial" w:hAnsi="Arial" w:cs="Arial"/>
-                <w:sz w:val="20"/>
-              </w:rPr>
-            </w:r>
-            <w:r>
-              <w:rPr>
-                <w:rFonts w:ascii="Arial" w:hAnsi="Arial" w:cs="Arial"/>
-                <w:sz w:val="20"/>
-              </w:rPr>
-              <w:fldChar w:fldCharType="separate"/>
-            </w:r>
-            <w:r>
-              <w:rPr>
-                <w:rFonts w:ascii="Arial" w:hAnsi="Arial" w:cs="Arial"/>
-                <w:sz w:val="20"/>
-              </w:rPr>
-              <w:fldChar w:fldCharType="end"/>
-            </w:r>
+            <w:sdt>
+              <w:sdtPr>
+                <w:rPr>
+                  <w:rFonts w:ascii="Arial" w:hAnsi="Arial" w:cs="Arial"/>
+                  <w:b/>
+                  <w:bCs/>
+                  <w:sz w:val="22"/>
+                  <w:szCs w:val="22"/>
+                  <w:lang w:eastAsia="zh-TW"/>
+                </w:rPr>
+                <w:id w:val="-1715345147"/>
+                <w14:checkbox>
+                  <w14:checked w14:val="1"/>
+                  <w14:checkedState w14:val="2612" w14:font="MS Gothic"/>
+                  <w14:uncheckedState w14:val="2610" w14:font="MS Gothic"/>
+                </w14:checkbox>
+              </w:sdtPr>
+              <w:sdtContent>
+                <w:r>
+                  <w:rPr>
+                    <w:rFonts w:ascii="MS Gothic" w:eastAsia="MS Gothic" w:hAnsi="MS Gothic" w:cs="Arial" w:hint="eastAsia"/>
+                    <w:b/>
+                    <w:bCs/>
+                    <w:sz w:val="22"/>
+                    <w:szCs w:val="22"/>
+                    <w:lang w:eastAsia="zh-TW"/>
+                  </w:rPr>
+                  <w:t>☒</w:t>
+                </w:r>
+              </w:sdtContent>
+            </w:sdt>
             <w:r>
               <w:rPr>
                 <w:rFonts w:ascii="Arial" w:hAnsi="Arial" w:cs="Arial"/>
@@ -9684,51 +8448,37 @@
               </w:rPr>
               <w:t xml:space="preserve">Carton  </w:t>
             </w:r>
-            <w:r>
-              <w:rPr>
-                <w:rFonts w:ascii="Arial" w:hAnsi="Arial" w:cs="Arial"/>
-                <w:sz w:val="20"/>
-              </w:rPr>
-              <w:fldChar w:fldCharType="begin">
-                <w:ffData>
-                  <w:name w:val="选中1"/>
-                  <w:enabled/>
-                  <w:calcOnExit w:val="0"/>
-                  <w:checkBox>
-                    <w:sizeAuto/>
-                    <w:default w:val="0"/>
-                    <w:checked w:val="0"/>
-                  </w:checkBox>
-                </w:ffData>
-              </w:fldChar>
-            </w:r>
-            <w:r>
-              <w:rPr>
-                <w:rFonts w:ascii="Arial" w:hAnsi="Arial" w:cs="Arial"/>
-                <w:sz w:val="20"/>
-              </w:rPr>
-              <w:instrText>FORMCHECKBOX</w:instrText>
-            </w:r>
-            <w:r>
-              <w:rPr>
-                <w:rFonts w:ascii="Arial" w:hAnsi="Arial" w:cs="Arial"/>
-                <w:sz w:val="20"/>
-              </w:rPr>
-            </w:r>
-            <w:r>
-              <w:rPr>
-                <w:rFonts w:ascii="Arial" w:hAnsi="Arial" w:cs="Arial"/>
-                <w:sz w:val="20"/>
-              </w:rPr>
-              <w:fldChar w:fldCharType="separate"/>
-            </w:r>
-            <w:r>
-              <w:rPr>
-                <w:rFonts w:ascii="Arial" w:hAnsi="Arial" w:cs="Arial"/>
-                <w:sz w:val="20"/>
-              </w:rPr>
-              <w:fldChar w:fldCharType="end"/>
-            </w:r>
+            <w:sdt>
+              <w:sdtPr>
+                <w:rPr>
+                  <w:rFonts w:ascii="Arial" w:hAnsi="Arial" w:cs="Arial"/>
+                  <w:b/>
+                  <w:bCs/>
+                  <w:sz w:val="22"/>
+                  <w:szCs w:val="22"/>
+                  <w:lang w:eastAsia="zh-TW"/>
+                </w:rPr>
+                <w:id w:val="-365135660"/>
+                <w14:checkbox>
+                  <w14:checked w14:val="0"/>
+                  <w14:checkedState w14:val="2612" w14:font="MS Gothic"/>
+                  <w14:uncheckedState w14:val="2610" w14:font="MS Gothic"/>
+                </w14:checkbox>
+              </w:sdtPr>
+              <w:sdtContent>
+                <w:r>
+                  <w:rPr>
+                    <w:rFonts w:ascii="MS Gothic" w:eastAsia="MS Gothic" w:hAnsi="MS Gothic" w:cs="Arial" w:hint="eastAsia"/>
+                    <w:b/>
+                    <w:bCs/>
+                    <w:sz w:val="22"/>
+                    <w:szCs w:val="22"/>
+                    <w:lang w:eastAsia="zh-TW"/>
+                  </w:rPr>
+                  <w:t>☐</w:t>
+                </w:r>
+              </w:sdtContent>
+            </w:sdt>
             <w:r>
               <w:rPr>
                 <w:rFonts w:ascii="Arial" w:hAnsi="Arial" w:cs="Arial"/>
@@ -9736,58 +8486,43 @@
               </w:rPr>
               <w:t xml:space="preserve">Inner  </w:t>
             </w:r>
-            <w:r>
-              <w:rPr>
-                <w:rFonts w:ascii="Arial" w:hAnsi="Arial" w:cs="Arial"/>
-                <w:sz w:val="20"/>
-              </w:rPr>
-              <w:fldChar w:fldCharType="begin">
-                <w:ffData>
-                  <w:name w:val="选中1"/>
-                  <w:enabled/>
-                  <w:calcOnExit w:val="0"/>
-                  <w:checkBox>
-                    <w:sizeAuto/>
-                    <w:default w:val="1"/>
-                  </w:checkBox>
-                </w:ffData>
-              </w:fldChar>
-            </w:r>
-            <w:bookmarkStart w:id="5" w:name="选中1"/>
-            <w:r>
-              <w:rPr>
-                <w:rFonts w:ascii="Arial" w:hAnsi="Arial" w:cs="Arial"/>
-                <w:sz w:val="20"/>
-              </w:rPr>
-              <w:instrText xml:space="preserve"> FORMCHECKBOX </w:instrText>
-            </w:r>
-            <w:r>
-              <w:rPr>
-                <w:rFonts w:ascii="Arial" w:hAnsi="Arial" w:cs="Arial"/>
-                <w:sz w:val="20"/>
-              </w:rPr>
-            </w:r>
-            <w:r>
-              <w:rPr>
-                <w:rFonts w:ascii="Arial" w:hAnsi="Arial" w:cs="Arial"/>
-                <w:sz w:val="20"/>
-              </w:rPr>
-              <w:fldChar w:fldCharType="separate"/>
-            </w:r>
-            <w:r>
-              <w:rPr>
-                <w:rFonts w:ascii="Arial" w:hAnsi="Arial" w:cs="Arial"/>
-                <w:sz w:val="20"/>
-              </w:rPr>
-              <w:fldChar w:fldCharType="end"/>
-            </w:r>
-            <w:bookmarkEnd w:id="5"/>
-            <w:r>
-              <w:rPr>
-                <w:rFonts w:ascii="Arial" w:hAnsi="Arial" w:cs="Arial"/>
-                <w:sz w:val="20"/>
-              </w:rPr>
-              <w:t xml:space="preserve"> Item</w:t>
+            <w:sdt>
+              <w:sdtPr>
+                <w:rPr>
+                  <w:rFonts w:ascii="Arial" w:hAnsi="Arial" w:cs="Arial"/>
+                  <w:b/>
+                  <w:bCs/>
+                  <w:sz w:val="22"/>
+                  <w:szCs w:val="22"/>
+                  <w:lang w:eastAsia="zh-TW"/>
+                </w:rPr>
+                <w:id w:val="-545908882"/>
+                <w14:checkbox>
+                  <w14:checked w14:val="1"/>
+                  <w14:checkedState w14:val="2612" w14:font="MS Gothic"/>
+                  <w14:uncheckedState w14:val="2610" w14:font="MS Gothic"/>
+                </w14:checkbox>
+              </w:sdtPr>
+              <w:sdtContent>
+                <w:r>
+                  <w:rPr>
+                    <w:rFonts w:ascii="MS Gothic" w:eastAsia="MS Gothic" w:hAnsi="MS Gothic" w:cs="Arial" w:hint="eastAsia"/>
+                    <w:b/>
+                    <w:bCs/>
+                    <w:sz w:val="22"/>
+                    <w:szCs w:val="22"/>
+                    <w:lang w:eastAsia="zh-TW"/>
+                  </w:rPr>
+                  <w:t>☒</w:t>
+                </w:r>
+              </w:sdtContent>
+            </w:sdt>
+            <w:r>
+              <w:rPr>
+                <w:rFonts w:ascii="Arial" w:hAnsi="Arial" w:cs="Arial"/>
+                <w:sz w:val="20"/>
+              </w:rPr>
+              <w:t>Item</w:t>
             </w:r>
           </w:p>
           <w:p>
@@ -9807,57 +8542,43 @@
                 <w:lang w:eastAsia="zh-CN"/>
               </w:rPr>
             </w:pPr>
-            <w:r>
-              <w:rPr>
-                <w:rFonts w:ascii="Arial" w:hAnsi="Arial" w:cs="Arial"/>
-                <w:sz w:val="20"/>
-              </w:rPr>
-              <w:fldChar w:fldCharType="begin">
-                <w:ffData>
-                  <w:name w:val="选中1"/>
-                  <w:enabled/>
-                  <w:calcOnExit w:val="0"/>
-                  <w:checkBox>
-                    <w:sizeAuto/>
-                    <w:default w:val="0"/>
-                    <w:checked w:val="0"/>
-                  </w:checkBox>
-                </w:ffData>
-              </w:fldChar>
-            </w:r>
-            <w:r>
-              <w:rPr>
-                <w:rFonts w:ascii="Arial" w:hAnsi="Arial" w:cs="Arial"/>
-                <w:sz w:val="20"/>
-              </w:rPr>
-              <w:instrText>FORMCHECKBOX</w:instrText>
-            </w:r>
-            <w:r>
-              <w:rPr>
-                <w:rFonts w:ascii="Arial" w:hAnsi="Arial" w:cs="Arial"/>
-                <w:sz w:val="20"/>
-              </w:rPr>
-            </w:r>
-            <w:r>
-              <w:rPr>
-                <w:rFonts w:ascii="Arial" w:hAnsi="Arial" w:cs="Arial"/>
-                <w:sz w:val="20"/>
-              </w:rPr>
-              <w:fldChar w:fldCharType="separate"/>
-            </w:r>
-            <w:r>
-              <w:rPr>
-                <w:rFonts w:ascii="Arial" w:hAnsi="Arial" w:cs="Arial"/>
-                <w:sz w:val="20"/>
-              </w:rPr>
-              <w:fldChar w:fldCharType="end"/>
-            </w:r>
-            <w:r>
-              <w:rPr>
-                <w:rFonts w:ascii="Arial" w:hAnsi="Arial" w:cs="Arial"/>
-                <w:sz w:val="20"/>
-              </w:rPr>
-              <w:t xml:space="preserve"> Individual packaging</w:t>
+            <w:sdt>
+              <w:sdtPr>
+                <w:rPr>
+                  <w:rFonts w:ascii="Arial" w:hAnsi="Arial" w:cs="Arial"/>
+                  <w:b/>
+                  <w:bCs/>
+                  <w:sz w:val="22"/>
+                  <w:szCs w:val="22"/>
+                  <w:lang w:eastAsia="zh-TW"/>
+                </w:rPr>
+                <w:id w:val="-1862273562"/>
+                <w14:checkbox>
+                  <w14:checked w14:val="1"/>
+                  <w14:checkedState w14:val="2612" w14:font="MS Gothic"/>
+                  <w14:uncheckedState w14:val="2610" w14:font="MS Gothic"/>
+                </w14:checkbox>
+              </w:sdtPr>
+              <w:sdtContent>
+                <w:r>
+                  <w:rPr>
+                    <w:rFonts w:ascii="MS Gothic" w:eastAsia="MS Gothic" w:hAnsi="MS Gothic" w:cs="Arial" w:hint="eastAsia"/>
+                    <w:b/>
+                    <w:bCs/>
+                    <w:sz w:val="22"/>
+                    <w:szCs w:val="22"/>
+                    <w:lang w:eastAsia="zh-TW"/>
+                  </w:rPr>
+                  <w:t>☒</w:t>
+                </w:r>
+              </w:sdtContent>
+            </w:sdt>
+            <w:r>
+              <w:rPr>
+                <w:rFonts w:ascii="Arial" w:hAnsi="Arial" w:cs="Arial"/>
+                <w:sz w:val="20"/>
+              </w:rPr>
+              <w:t>Individual packaging</w:t>
             </w:r>
           </w:p>
         </w:tc>
@@ -9882,57 +8603,43 @@
                 <w:sz w:val="20"/>
               </w:rPr>
             </w:pPr>
-            <w:r>
-              <w:rPr>
-                <w:rFonts w:ascii="Arial" w:hAnsi="Arial" w:cs="Arial"/>
-                <w:sz w:val="20"/>
-              </w:rPr>
-              <w:fldChar w:fldCharType="begin">
-                <w:ffData>
-                  <w:name w:val="选中1"/>
-                  <w:enabled/>
-                  <w:calcOnExit w:val="0"/>
-                  <w:checkBox>
-                    <w:sizeAuto/>
-                    <w:default w:val="0"/>
-                    <w:checked w:val="0"/>
-                  </w:checkBox>
-                </w:ffData>
-              </w:fldChar>
-            </w:r>
-            <w:r>
-              <w:rPr>
-                <w:rFonts w:ascii="Arial" w:hAnsi="Arial" w:cs="Arial"/>
-                <w:sz w:val="20"/>
-              </w:rPr>
-              <w:instrText>FORMCHECKBOX</w:instrText>
-            </w:r>
-            <w:r>
-              <w:rPr>
-                <w:rFonts w:ascii="Arial" w:hAnsi="Arial" w:cs="Arial"/>
-                <w:sz w:val="20"/>
-              </w:rPr>
-            </w:r>
-            <w:r>
-              <w:rPr>
-                <w:rFonts w:ascii="Arial" w:hAnsi="Arial" w:cs="Arial"/>
-                <w:sz w:val="20"/>
-              </w:rPr>
-              <w:fldChar w:fldCharType="separate"/>
-            </w:r>
-            <w:r>
-              <w:rPr>
-                <w:rFonts w:ascii="Arial" w:hAnsi="Arial" w:cs="Arial"/>
-                <w:sz w:val="20"/>
-              </w:rPr>
-              <w:fldChar w:fldCharType="end"/>
-            </w:r>
-            <w:r>
-              <w:rPr>
-                <w:rFonts w:ascii="Arial" w:hAnsi="Arial" w:cs="Arial"/>
-                <w:sz w:val="20"/>
-              </w:rPr>
-              <w:t xml:space="preserve"> Individual packaging  </w:t>
+            <w:sdt>
+              <w:sdtPr>
+                <w:rPr>
+                  <w:rFonts w:ascii="Arial" w:hAnsi="Arial" w:cs="Arial"/>
+                  <w:b/>
+                  <w:bCs/>
+                  <w:sz w:val="22"/>
+                  <w:szCs w:val="22"/>
+                  <w:lang w:eastAsia="zh-TW"/>
+                </w:rPr>
+                <w:id w:val="-801532567"/>
+                <w14:checkbox>
+                  <w14:checked w14:val="1"/>
+                  <w14:checkedState w14:val="2612" w14:font="MS Gothic"/>
+                  <w14:uncheckedState w14:val="2610" w14:font="MS Gothic"/>
+                </w14:checkbox>
+              </w:sdtPr>
+              <w:sdtContent>
+                <w:r>
+                  <w:rPr>
+                    <w:rFonts w:ascii="MS Gothic" w:eastAsia="MS Gothic" w:hAnsi="MS Gothic" w:cs="Arial" w:hint="eastAsia"/>
+                    <w:b/>
+                    <w:bCs/>
+                    <w:sz w:val="22"/>
+                    <w:szCs w:val="22"/>
+                    <w:lang w:eastAsia="zh-TW"/>
+                  </w:rPr>
+                  <w:t>☒</w:t>
+                </w:r>
+              </w:sdtContent>
+            </w:sdt>
+            <w:r>
+              <w:rPr>
+                <w:rFonts w:ascii="Arial" w:hAnsi="Arial" w:cs="Arial"/>
+                <w:sz w:val="20"/>
+              </w:rPr>
+              <w:t xml:space="preserve">Individual packaging  </w:t>
             </w:r>
           </w:p>
           <w:p>
@@ -9959,62 +8666,92 @@
               </w:rPr>
               <w:t xml:space="preserve"> </w:t>
             </w:r>
-            <w:r>
-              <w:rPr>
-                <w:rFonts w:ascii="Arial" w:hAnsi="Arial" w:cs="Arial"/>
-                <w:sz w:val="20"/>
-              </w:rPr>
-              <w:fldChar w:fldCharType="begin">
-                <w:ffData>
-                  <w:name w:val="选中1"/>
-                  <w:enabled/>
-                  <w:calcOnExit w:val="0"/>
-                  <w:checkBox>
-                    <w:sizeAuto/>
-                    <w:default w:val="0"/>
-                    <w:checked w:val="0"/>
-                  </w:checkBox>
-                </w:ffData>
-              </w:fldChar>
-            </w:r>
-            <w:r>
-              <w:rPr>
-                <w:rFonts w:ascii="Arial" w:hAnsi="Arial" w:cs="Arial"/>
-                <w:sz w:val="20"/>
-              </w:rPr>
-              <w:instrText>FORMCHECKBOX</w:instrText>
-            </w:r>
-            <w:r>
-              <w:rPr>
-                <w:rFonts w:ascii="Arial" w:hAnsi="Arial" w:cs="Arial"/>
-                <w:sz w:val="20"/>
-              </w:rPr>
-            </w:r>
-            <w:r>
-              <w:rPr>
-                <w:rFonts w:ascii="Arial" w:hAnsi="Arial" w:cs="Arial"/>
-                <w:sz w:val="20"/>
-              </w:rPr>
-              <w:fldChar w:fldCharType="separate"/>
-            </w:r>
-            <w:r>
-              <w:rPr>
-                <w:rFonts w:ascii="Arial" w:hAnsi="Arial" w:cs="Arial"/>
-                <w:sz w:val="20"/>
-              </w:rPr>
-              <w:fldChar w:fldCharType="end"/>
-            </w:r>
-            <w:r>
-              <w:rPr>
-                <w:rFonts w:ascii="Arial" w:hAnsi="Arial" w:cs="Arial"/>
-                <w:sz w:val="20"/>
-              </w:rPr>
-              <w:t xml:space="preserve"> item</w:t>
+            <w:sdt>
+              <w:sdtPr>
+                <w:rPr>
+                  <w:rFonts w:ascii="Arial" w:hAnsi="Arial" w:cs="Arial"/>
+                  <w:b/>
+                  <w:bCs/>
+                  <w:sz w:val="22"/>
+                  <w:szCs w:val="22"/>
+                  <w:lang w:eastAsia="zh-TW"/>
+                </w:rPr>
+                <w:id w:val="-1084220938"/>
+                <w14:checkbox>
+                  <w14:checked w14:val="0"/>
+                  <w14:checkedState w14:val="2612" w14:font="MS Gothic"/>
+                  <w14:uncheckedState w14:val="2610" w14:font="MS Gothic"/>
+                </w14:checkbox>
+              </w:sdtPr>
+              <w:sdtContent>
+                <w:r>
+                  <w:rPr>
+                    <w:rFonts w:ascii="MS Gothic" w:eastAsia="MS Gothic" w:hAnsi="MS Gothic" w:cs="Arial" w:hint="eastAsia"/>
+                    <w:b/>
+                    <w:bCs/>
+                    <w:sz w:val="22"/>
+                    <w:szCs w:val="22"/>
+                    <w:lang w:eastAsia="zh-TW"/>
+                  </w:rPr>
+                  <w:t>☐</w:t>
+                </w:r>
+              </w:sdtContent>
+            </w:sdt>
+            <w:r>
+              <w:rPr>
+                <w:rFonts w:ascii="Arial" w:hAnsi="Arial" w:cs="Arial"/>
+                <w:sz w:val="20"/>
+              </w:rPr>
+              <w:t>item</w:t>
             </w:r>
           </w:p>
         </w:tc>
       </w:tr>
     </w:tbl>
+    <w:p>
+      <w:pPr>
+        <w:rPr>
+          <w:rFonts w:ascii="Arial" w:hAnsi="Arial" w:cs="Arial"/>
+          <w:b/>
+          <w:sz w:val="10"/>
+          <w:szCs w:val="10"/>
+          <w:u w:val="single"/>
+        </w:rPr>
+      </w:pPr>
+    </w:p>
+    <w:p>
+      <w:pPr>
+        <w:rPr>
+          <w:rFonts w:ascii="Arial" w:hAnsi="Arial" w:cs="Arial"/>
+          <w:b/>
+          <w:sz w:val="10"/>
+          <w:szCs w:val="10"/>
+          <w:u w:val="single"/>
+        </w:rPr>
+      </w:pPr>
+    </w:p>
+    <w:p>
+      <w:pPr>
+        <w:rPr>
+          <w:rFonts w:ascii="Arial" w:hAnsi="Arial" w:cs="Arial"/>
+          <w:b/>
+          <w:sz w:val="10"/>
+          <w:szCs w:val="10"/>
+          <w:u w:val="single"/>
+        </w:rPr>
+      </w:pPr>
+    </w:p>
+    <w:p>
+      <w:pPr>
+        <w:rPr>
+          <w:rFonts w:ascii="Arial" w:hAnsi="Arial" w:cs="Arial"/>
+          <w:b/>
+          <w:sz w:val="10"/>
+          <w:szCs w:val="10"/>
+          <w:u w:val="single"/>
+        </w:rPr>
+      </w:pPr>
+    </w:p>
     <w:p>
       <w:pPr>
         <w:rPr>
@@ -10071,8 +8808,8 @@
                 <w:szCs w:val="18"/>
               </w:rPr>
             </w:pPr>
-            <w:bookmarkStart w:id="6" w:name="_E._On-site_Test"/>
-            <w:bookmarkEnd w:id="6"/>
+            <w:bookmarkStart w:id="5" w:name="_E._On-site_Test"/>
+            <w:bookmarkEnd w:id="5"/>
             <w:r>
               <w:t>E. On-site Test</w:t>
             </w:r>
@@ -10181,7 +8918,7 @@
             <w:pPr>
               <w:rPr>
                 <w:rFonts w:ascii="Arial" w:hAnsi="Arial" w:cs="Arial"/>
-                <w:b/>
+                <w:bCs/>
               </w:rPr>
             </w:pPr>
             <w:r>
@@ -10601,6 +9338,7 @@
                 <w:sz w:val="20"/>
                 <w:lang w:val="en-US" w:eastAsia="zh-CN"/>
               </w:rPr>
+              <w:lastRenderedPageBreak/>
               <w:t>Assembly Test</w:t>
             </w:r>
           </w:p>
@@ -12431,7 +11169,6 @@
                 <w:sz w:val="20"/>
                 <w:lang w:val="en-US" w:eastAsia="zh-CN"/>
               </w:rPr>
-              <w:lastRenderedPageBreak/>
               <w:t>Leakage test</w:t>
             </w:r>
           </w:p>
@@ -13773,6 +12510,39 @@
         </w:rPr>
       </w:pPr>
     </w:p>
+    <w:p>
+      <w:pPr>
+        <w:rPr>
+          <w:rFonts w:ascii="Arial" w:hAnsi="Arial" w:cs="Arial"/>
+          <w:b/>
+          <w:sz w:val="10"/>
+          <w:szCs w:val="10"/>
+          <w:u w:val="single"/>
+        </w:rPr>
+      </w:pPr>
+    </w:p>
+    <w:p>
+      <w:pPr>
+        <w:rPr>
+          <w:rFonts w:ascii="Arial" w:hAnsi="Arial" w:cs="Arial"/>
+          <w:b/>
+          <w:sz w:val="10"/>
+          <w:szCs w:val="10"/>
+          <w:u w:val="single"/>
+        </w:rPr>
+      </w:pPr>
+    </w:p>
+    <w:p>
+      <w:pPr>
+        <w:rPr>
+          <w:rFonts w:ascii="Arial" w:hAnsi="Arial" w:cs="Arial"/>
+          <w:b/>
+          <w:sz w:val="10"/>
+          <w:szCs w:val="10"/>
+          <w:u w:val="single"/>
+        </w:rPr>
+      </w:pPr>
+    </w:p>
     <w:tbl>
       <w:tblPr>
         <w:tblW w:w="10800" w:type="dxa"/>
@@ -13817,8 +12587,8 @@
                 <w:lang w:eastAsia="zh-CN"/>
               </w:rPr>
             </w:pPr>
-            <w:bookmarkStart w:id="7" w:name="_H._INSPECTION_PHOTOS"/>
-            <w:bookmarkEnd w:id="7"/>
+            <w:bookmarkStart w:id="6" w:name="_H._INSPECTION_PHOTOS"/>
+            <w:bookmarkEnd w:id="6"/>
             <w:r>
               <w:rPr>
                 <w:rFonts w:hint="eastAsia"/>
@@ -13826,6 +12596,7 @@
                 <w:bCs/>
                 <w:lang w:eastAsia="zh-CN"/>
               </w:rPr>
+              <w:lastRenderedPageBreak/>
               <w:t xml:space="preserve">H. </w:t>
             </w:r>
             <w:r>
@@ -16208,14 +14979,6 @@
         </w:rPr>
         <w:t>----End of Report----</w:t>
       </w:r>
-    </w:p>
-    <w:p>
-      <w:pPr>
-        <w:jc w:val="center"/>
-        <w:rPr>
-          <w:rFonts w:ascii="Arial" w:hAnsi="Arial" w:cs="Arial"/>
-        </w:rPr>
-      </w:pPr>
     </w:p>
     <w:p>
       <w:pPr>
@@ -16243,8 +15006,8 @@
         </w:rPr>
         <w:t xml:space="preserve"> 1. This report reflects our findings at the time and the place of inspection based on random samples selected.  2. This report does not relieve the sellers from their contractual obligations nor does it prejudice buyer’s right for compensation for any apparent and/or hidden defects not detected during our inspection or occurring thereafter.  3. This report does not evidence shipment.</w:t>
       </w:r>
-      <w:bookmarkStart w:id="8" w:name="insert_1"/>
-      <w:bookmarkEnd w:id="8"/>
+      <w:bookmarkStart w:id="7" w:name="insert_1"/>
+      <w:bookmarkEnd w:id="7"/>
     </w:p>
     <w:sectPr>
       <w:headerReference w:type="default" r:id="rId8"/>
@@ -16291,7 +15054,6 @@
   <w:p>
     <w:pPr>
       <w:pStyle w:val="Footer"/>
-      <w:ind w:firstLineChars="50" w:firstLine="80"/>
       <w:rPr>
         <w:rFonts w:ascii="Arial" w:hAnsi="Arial" w:cs="Arial"/>
         <w:sz w:val="16"/>
@@ -16390,7 +15152,15 @@
         <w:color w:val="A6A6A6" w:themeColor="background1" w:themeShade="A6"/>
         <w:lang w:eastAsia="zh-CN"/>
       </w:rPr>
-      <w:t xml:space="preserve">         </w:t>
+      <w:t xml:space="preserve">        </w:t>
+    </w:r>
+    <w:r>
+      <w:rPr>
+        <w:rFonts w:ascii="Arial" w:hAnsi="Arial" w:cs="Arial" w:hint="eastAsia"/>
+        <w:color w:val="A6A6A6" w:themeColor="background1" w:themeShade="A6"/>
+        <w:lang w:eastAsia="zh-CN"/>
+      </w:rPr>
+      <w:t xml:space="preserve"> </w:t>
     </w:r>
     <w:r>
       <w:rPr>
@@ -16398,15 +15168,15 @@
         <w:color w:val="A6A6A6" w:themeColor="background1" w:themeShade="A6"/>
         <w:lang w:eastAsia="zh-CN"/>
       </w:rPr>
-      <w:t xml:space="preserve">      </w:t>
+      <w:t xml:space="preserve"> </w:t>
     </w:r>
     <w:r>
       <w:rPr>
-        <w:rFonts w:ascii="Arial" w:hAnsi="Arial" w:cs="Arial" w:hint="eastAsia"/>
+        <w:rFonts w:ascii="Arial" w:hAnsi="Arial" w:cs="Arial"/>
         <w:color w:val="A6A6A6" w:themeColor="background1" w:themeShade="A6"/>
         <w:lang w:eastAsia="zh-CN"/>
       </w:rPr>
-      <w:t xml:space="preserve">  </w:t>
+      <w:t xml:space="preserve"> </w:t>
     </w:r>
     <w:r>
       <w:rPr>
@@ -16430,7 +15200,7 @@
         <w:color w:val="A6A6A6" w:themeColor="background1" w:themeShade="A6"/>
         <w:lang w:eastAsia="zh-CN"/>
       </w:rPr>
-      <w:t>cn-Q</w:t>
+      <w:t>ChinaQualityService</w:t>
     </w:r>
     <w:r>
       <w:rPr>
@@ -16454,22 +15224,6 @@
         <w:color w:val="A6A6A6" w:themeColor="background1" w:themeShade="A6"/>
         <w:lang w:eastAsia="zh-CN"/>
       </w:rPr>
-      <w:t xml:space="preserve">     </w:t>
-    </w:r>
-    <w:r>
-      <w:rPr>
-        <w:rFonts w:ascii="Arial" w:hAnsi="Arial" w:cs="Arial"/>
-        <w:color w:val="A6A6A6" w:themeColor="background1" w:themeShade="A6"/>
-        <w:lang w:eastAsia="zh-CN"/>
-      </w:rPr>
-      <w:t xml:space="preserve">      </w:t>
-    </w:r>
-    <w:r>
-      <w:rPr>
-        <w:rFonts w:ascii="Arial" w:hAnsi="Arial" w:cs="Arial" w:hint="eastAsia"/>
-        <w:color w:val="A6A6A6" w:themeColor="background1" w:themeShade="A6"/>
-        <w:lang w:eastAsia="zh-CN"/>
-      </w:rPr>
       <w:t xml:space="preserve">  </w:t>
     </w:r>
     <w:r>
@@ -16478,15 +15232,7 @@
         <w:color w:val="A6A6A6" w:themeColor="background1" w:themeShade="A6"/>
         <w:lang w:eastAsia="zh-CN"/>
       </w:rPr>
-      <w:t xml:space="preserve">           </w:t>
-    </w:r>
-    <w:r>
-      <w:rPr>
-        <w:rFonts w:ascii="Arial" w:hAnsi="Arial" w:cs="Arial" w:hint="eastAsia"/>
-        <w:color w:val="A6A6A6" w:themeColor="background1" w:themeShade="A6"/>
-        <w:lang w:eastAsia="zh-CN"/>
-      </w:rPr>
-      <w:t xml:space="preserve"> </w:t>
+      <w:t xml:space="preserve">    </w:t>
     </w:r>
     <w:r>
       <w:rPr>
@@ -16494,7 +15240,7 @@
         <w:color w:val="A6A6A6" w:themeColor="background1" w:themeShade="A6"/>
         <w:lang w:eastAsia="zh-CN"/>
       </w:rPr>
-      <w:t xml:space="preserve">  </w:t>
+      <w:t xml:space="preserve"> </w:t>
     </w:r>
     <w:r>
       <w:rPr>
@@ -18321,7 +17067,7 @@
         <w:noProof/>
       </w:rPr>
       <w:drawing>
-        <wp:anchor distT="0" distB="0" distL="114300" distR="114300" simplePos="0" relativeHeight="251657728" behindDoc="0" locked="0" layoutInCell="1" allowOverlap="1" wp14:anchorId="2111B080" wp14:editId="1795E2B3">
+        <wp:anchor distT="0" distB="0" distL="114300" distR="114300" simplePos="0" relativeHeight="251657728" behindDoc="0" locked="0" layoutInCell="1" allowOverlap="1" wp14:anchorId="2111B080" wp14:editId="69F64519">
           <wp:simplePos x="0" y="0"/>
           <wp:positionH relativeFrom="margin">
             <wp:posOffset>27940</wp:posOffset>
@@ -18437,7 +17183,7 @@
         <w:sz w:val="18"/>
         <w:lang w:eastAsia="zh-CN"/>
       </w:rPr>
-      <w:t xml:space="preserve">      </w:t>
+      <w:t xml:space="preserve">          </w:t>
     </w:r>
     <w:r>
       <w:rPr>
@@ -18446,7 +17192,7 @@
         <w:sz w:val="18"/>
         <w:lang w:eastAsia="zh-CN"/>
       </w:rPr>
-      <w:t xml:space="preserve">   </w:t>
+      <w:t xml:space="preserve">     </w:t>
     </w:r>
     <w:r>
       <w:rPr>
@@ -18455,7 +17201,7 @@
         <w:sz w:val="18"/>
         <w:lang w:eastAsia="zh-CN"/>
       </w:rPr>
-      <w:t xml:space="preserve">      </w:t>
+      <w:t xml:space="preserve">  </w:t>
     </w:r>
     <w:r>
       <w:rPr>
@@ -18505,7 +17251,7 @@
         <w:tab w:val="right" w:pos="10807"/>
       </w:tabs>
       <w:rPr>
-        <w:rFonts w:ascii="Arial" w:hAnsi="Arial" w:cs="Arial"/>
+        <w:rFonts w:ascii="Arial" w:hAnsi="Arial" w:cs="Arial" w:hint="eastAsia"/>
         <w:lang w:eastAsia="zh-CN"/>
       </w:rPr>
     </w:pPr>
@@ -18549,35 +17295,28 @@
         <w:rFonts w:ascii="Arial" w:hAnsi="Arial" w:cs="Arial"/>
         <w:lang w:eastAsia="zh-CN"/>
       </w:rPr>
-      <w:t xml:space="preserve">   </w:t>
+      <w:t xml:space="preserve">  </w:t>
+    </w:r>
+    <w:r>
+      <w:rPr>
+        <w:rFonts w:ascii="Arial" w:hAnsi="Arial" w:cs="Arial" w:hint="eastAsia"/>
+        <w:lang w:eastAsia="zh-CN"/>
+      </w:rPr>
+      <w:t xml:space="preserve">         </w:t>
     </w:r>
     <w:r>
       <w:rPr>
         <w:rFonts w:ascii="Arial" w:hAnsi="Arial" w:cs="Arial"/>
         <w:lang w:eastAsia="zh-CN"/>
       </w:rPr>
-      <w:t>Report No.:</w:t>
+      <w:t xml:space="preserve"> </w:t>
     </w:r>
     <w:r>
       <w:rPr>
         <w:rFonts w:ascii="Arial" w:hAnsi="Arial" w:cs="Arial" w:hint="eastAsia"/>
         <w:lang w:eastAsia="zh-CN"/>
       </w:rPr>
-      <w:t xml:space="preserve"> </w:t>
-    </w:r>
-    <w:r>
-      <w:rPr>
-        <w:rFonts w:ascii="Arial" w:hAnsi="Arial" w:cs="Arial"/>
-        <w:lang w:eastAsia="zh-CN"/>
-      </w:rPr>
-      <w:t>260508C03</w:t>
-    </w:r>
-    <w:r>
-      <w:rPr>
-        <w:rFonts w:ascii="Arial" w:hAnsi="Arial" w:cs="Arial"/>
-        <w:lang w:eastAsia="zh-CN"/>
-      </w:rPr>
-      <w:t xml:space="preserve">   </w:t>
+      <w:t>China Quality Service</w:t>
     </w:r>
   </w:p>
   <w:p>
@@ -21158,6 +19897,92 @@
     </w:lvl>
   </w:abstractNum>
   <w:abstractNum w:abstractNumId="30" w15:restartNumberingAfterBreak="0">
+    <w:nsid w:val="536D40D0"/>
+    <w:multiLevelType w:val="hybridMultilevel"/>
+    <w:tmpl w:val="6430F3E6"/>
+    <w:lvl w:ilvl="0" w:tplc="0809000F">
+      <w:start w:val="1"/>
+      <w:numFmt w:val="decimal"/>
+      <w:lvlText w:val="%1."/>
+      <w:lvlJc w:val="left"/>
+      <w:pPr>
+        <w:ind w:left="720" w:hanging="360"/>
+      </w:pPr>
+    </w:lvl>
+    <w:lvl w:ilvl="1" w:tplc="08090019" w:tentative="1">
+      <w:start w:val="1"/>
+      <w:numFmt w:val="lowerLetter"/>
+      <w:lvlText w:val="%2."/>
+      <w:lvlJc w:val="left"/>
+      <w:pPr>
+        <w:ind w:left="1440" w:hanging="360"/>
+      </w:pPr>
+    </w:lvl>
+    <w:lvl w:ilvl="2" w:tplc="0809001B" w:tentative="1">
+      <w:start w:val="1"/>
+      <w:numFmt w:val="lowerRoman"/>
+      <w:lvlText w:val="%3."/>
+      <w:lvlJc w:val="right"/>
+      <w:pPr>
+        <w:ind w:left="2160" w:hanging="180"/>
+      </w:pPr>
+    </w:lvl>
+    <w:lvl w:ilvl="3" w:tplc="0809000F" w:tentative="1">
+      <w:start w:val="1"/>
+      <w:numFmt w:val="decimal"/>
+      <w:lvlText w:val="%4."/>
+      <w:lvlJc w:val="left"/>
+      <w:pPr>
+        <w:ind w:left="2880" w:hanging="360"/>
+      </w:pPr>
+    </w:lvl>
+    <w:lvl w:ilvl="4" w:tplc="08090019" w:tentative="1">
+      <w:start w:val="1"/>
+      <w:numFmt w:val="lowerLetter"/>
+      <w:lvlText w:val="%5."/>
+      <w:lvlJc w:val="left"/>
+      <w:pPr>
+        <w:ind w:left="3600" w:hanging="360"/>
+      </w:pPr>
+    </w:lvl>
+    <w:lvl w:ilvl="5" w:tplc="0809001B" w:tentative="1">
+      <w:start w:val="1"/>
+      <w:numFmt w:val="lowerRoman"/>
+      <w:lvlText w:val="%6."/>
+      <w:lvlJc w:val="right"/>
+      <w:pPr>
+        <w:ind w:left="4320" w:hanging="180"/>
+      </w:pPr>
+    </w:lvl>
+    <w:lvl w:ilvl="6" w:tplc="0809000F" w:tentative="1">
+      <w:start w:val="1"/>
+      <w:numFmt w:val="decimal"/>
+      <w:lvlText w:val="%7."/>
+      <w:lvlJc w:val="left"/>
+      <w:pPr>
+        <w:ind w:left="5040" w:hanging="360"/>
+      </w:pPr>
+    </w:lvl>
+    <w:lvl w:ilvl="7" w:tplc="08090019" w:tentative="1">
+      <w:start w:val="1"/>
+      <w:numFmt w:val="lowerLetter"/>
+      <w:lvlText w:val="%8."/>
+      <w:lvlJc w:val="left"/>
+      <w:pPr>
+        <w:ind w:left="5760" w:hanging="360"/>
+      </w:pPr>
+    </w:lvl>
+    <w:lvl w:ilvl="8" w:tplc="0809001B" w:tentative="1">
+      <w:start w:val="1"/>
+      <w:numFmt w:val="lowerRoman"/>
+      <w:lvlText w:val="%9."/>
+      <w:lvlJc w:val="right"/>
+      <w:pPr>
+        <w:ind w:left="6480" w:hanging="180"/>
+      </w:pPr>
+    </w:lvl>
+  </w:abstractNum>
+  <w:abstractNum w:abstractNumId="31" w15:restartNumberingAfterBreak="0">
     <w:nsid w:val="5CF4574A"/>
     <w:multiLevelType w:val="hybridMultilevel"/>
     <w:tmpl w:val="1DA25074"/>
@@ -21298,7 +20123,7 @@
       </w:rPr>
     </w:lvl>
   </w:abstractNum>
-  <w:abstractNum w:abstractNumId="31" w15:restartNumberingAfterBreak="0">
+  <w:abstractNum w:abstractNumId="32" w15:restartNumberingAfterBreak="0">
     <w:nsid w:val="624A7D4D"/>
     <w:multiLevelType w:val="hybridMultilevel"/>
     <w:tmpl w:val="37809820"/>
@@ -21387,7 +20212,7 @@
       </w:pPr>
     </w:lvl>
   </w:abstractNum>
-  <w:abstractNum w:abstractNumId="32" w15:restartNumberingAfterBreak="0">
+  <w:abstractNum w:abstractNumId="33" w15:restartNumberingAfterBreak="0">
     <w:nsid w:val="6912375D"/>
     <w:multiLevelType w:val="hybridMultilevel"/>
     <w:tmpl w:val="4AA88438"/>
@@ -21473,7 +20298,7 @@
       </w:pPr>
     </w:lvl>
   </w:abstractNum>
-  <w:abstractNum w:abstractNumId="33" w15:restartNumberingAfterBreak="0">
+  <w:abstractNum w:abstractNumId="34" w15:restartNumberingAfterBreak="0">
     <w:nsid w:val="73B40442"/>
     <w:multiLevelType w:val="hybridMultilevel"/>
     <w:tmpl w:val="1E38A988"/>
@@ -21589,7 +20414,7 @@
       </w:pPr>
     </w:lvl>
   </w:abstractNum>
-  <w:abstractNum w:abstractNumId="34" w15:restartNumberingAfterBreak="0">
+  <w:abstractNum w:abstractNumId="35" w15:restartNumberingAfterBreak="0">
     <w:nsid w:val="756E5E4F"/>
     <w:multiLevelType w:val="hybridMultilevel"/>
     <w:tmpl w:val="7B4A57F6"/>
@@ -21745,7 +20570,7 @@
     <w:abstractNumId w:val="21"/>
   </w:num>
   <w:num w:numId="14" w16cid:durableId="1164470998">
-    <w:abstractNumId w:val="32"/>
+    <w:abstractNumId w:val="33"/>
   </w:num>
   <w:num w:numId="15" w16cid:durableId="1664316473">
     <w:abstractNumId w:val="11"/>
@@ -21766,10 +20591,10 @@
     <w:abstractNumId w:val="22"/>
   </w:num>
   <w:num w:numId="21" w16cid:durableId="770244753">
-    <w:abstractNumId w:val="34"/>
+    <w:abstractNumId w:val="35"/>
   </w:num>
   <w:num w:numId="22" w16cid:durableId="1950776094">
-    <w:abstractNumId w:val="33"/>
+    <w:abstractNumId w:val="34"/>
   </w:num>
   <w:num w:numId="23" w16cid:durableId="129445703">
     <w:abstractNumId w:val="12"/>
@@ -21809,13 +20634,13 @@
     <w:abstractNumId w:val="25"/>
   </w:num>
   <w:num w:numId="27" w16cid:durableId="1637490285">
-    <w:abstractNumId w:val="30"/>
+    <w:abstractNumId w:val="31"/>
   </w:num>
   <w:num w:numId="28" w16cid:durableId="1946112008">
     <w:abstractNumId w:val="28"/>
   </w:num>
   <w:num w:numId="29" w16cid:durableId="133566402">
-    <w:abstractNumId w:val="31"/>
+    <w:abstractNumId w:val="32"/>
   </w:num>
   <w:num w:numId="30" w16cid:durableId="822432041">
     <w:abstractNumId w:val="14"/>
@@ -21837,6 +20662,9 @@
   </w:num>
   <w:num w:numId="36" w16cid:durableId="2094544898">
     <w:abstractNumId w:val="19"/>
+  </w:num>
+  <w:num w:numId="37" w16cid:durableId="838495789">
+    <w:abstractNumId w:val="30"/>
   </w:num>
   <w:numIdMacAtCleanup w:val="11"/>
 </w:numbering>
@@ -23763,36 +22591,6 @@
   <w:docParts>
     <w:docPart>
       <w:docPartPr>
-        <w:name w:val="DBB53E582E7A4053BBA2AE52FF5FC9CB"/>
-        <w:category>
-          <w:name w:val="General"/>
-          <w:gallery w:val="placeholder"/>
-        </w:category>
-        <w:types>
-          <w:type w:val="bbPlcHdr"/>
-        </w:types>
-        <w:behaviors>
-          <w:behavior w:val="content"/>
-        </w:behaviors>
-        <w:guid w:val="{FB1BA2A7-75E3-4325-88E9-E2AC2939BAC9}"/>
-      </w:docPartPr>
-      <w:docPartBody>
-        <w:p>
-          <w:pPr>
-            <w:pStyle w:val="DBB53E582E7A4053BBA2AE52FF5FC9CB"/>
-          </w:pPr>
-          <w:r>
-            <w:rPr>
-              <w:rStyle w:val="PlaceholderText"/>
-              <w:rFonts w:ascii="Verdana" w:hAnsi="Verdana"/>
-            </w:rPr>
-            <w:t>Choose an item.</w:t>
-          </w:r>
-        </w:p>
-      </w:docPartBody>
-    </w:docPart>
-    <w:docPart>
-      <w:docPartPr>
         <w:name w:val="13B952CE3C3240DA905687FF559EBD69"/>
         <w:category>
           <w:name w:val="General"/>
@@ -24990,6 +23788,156 @@
         </w:p>
       </w:docPartBody>
     </w:docPart>
+    <w:docPart>
+      <w:docPartPr>
+        <w:name w:val="E33454C25D2E409E8343565247D5B007"/>
+        <w:category>
+          <w:name w:val="General"/>
+          <w:gallery w:val="placeholder"/>
+        </w:category>
+        <w:types>
+          <w:type w:val="bbPlcHdr"/>
+        </w:types>
+        <w:behaviors>
+          <w:behavior w:val="content"/>
+        </w:behaviors>
+        <w:guid w:val="{209CA266-9C6E-440C-AB64-2F1D471DBBBA}"/>
+      </w:docPartPr>
+      <w:docPartBody>
+        <w:p>
+          <w:pPr>
+            <w:pStyle w:val="E33454C25D2E409E8343565247D5B007"/>
+          </w:pPr>
+          <w:r>
+            <w:rPr>
+              <w:rStyle w:val="PlaceholderText"/>
+              <w:rFonts w:ascii="Verdana" w:hAnsi="Verdana"/>
+            </w:rPr>
+            <w:t>Choose an item.</w:t>
+          </w:r>
+        </w:p>
+      </w:docPartBody>
+    </w:docPart>
+    <w:docPart>
+      <w:docPartPr>
+        <w:name w:val="BA6D9F253EA1497C8A6CA4F65273B063"/>
+        <w:category>
+          <w:name w:val="General"/>
+          <w:gallery w:val="placeholder"/>
+        </w:category>
+        <w:types>
+          <w:type w:val="bbPlcHdr"/>
+        </w:types>
+        <w:behaviors>
+          <w:behavior w:val="content"/>
+        </w:behaviors>
+        <w:guid w:val="{BFAD7F37-B422-4B54-AAC0-669C36AAFAC6}"/>
+      </w:docPartPr>
+      <w:docPartBody>
+        <w:p>
+          <w:pPr>
+            <w:pStyle w:val="BA6D9F253EA1497C8A6CA4F65273B063"/>
+          </w:pPr>
+          <w:r>
+            <w:rPr>
+              <w:rStyle w:val="PlaceholderText"/>
+              <w:rFonts w:ascii="Verdana" w:hAnsi="Verdana"/>
+            </w:rPr>
+            <w:t>Choose an item.</w:t>
+          </w:r>
+        </w:p>
+      </w:docPartBody>
+    </w:docPart>
+    <w:docPart>
+      <w:docPartPr>
+        <w:name w:val="A14A91BFC58D410A8B8CE8EACF828959"/>
+        <w:category>
+          <w:name w:val="General"/>
+          <w:gallery w:val="placeholder"/>
+        </w:category>
+        <w:types>
+          <w:type w:val="bbPlcHdr"/>
+        </w:types>
+        <w:behaviors>
+          <w:behavior w:val="content"/>
+        </w:behaviors>
+        <w:guid w:val="{6630CF42-8A9B-43F3-92C3-78404BE1B7EF}"/>
+      </w:docPartPr>
+      <w:docPartBody>
+        <w:p>
+          <w:pPr>
+            <w:pStyle w:val="A14A91BFC58D410A8B8CE8EACF828959"/>
+          </w:pPr>
+          <w:r>
+            <w:rPr>
+              <w:rStyle w:val="PlaceholderText"/>
+              <w:rFonts w:ascii="Verdana" w:hAnsi="Verdana"/>
+            </w:rPr>
+            <w:t>Choose an item.</w:t>
+          </w:r>
+        </w:p>
+      </w:docPartBody>
+    </w:docPart>
+    <w:docPart>
+      <w:docPartPr>
+        <w:name w:val="06F457986C0E4449A2E52954385CCB8F"/>
+        <w:category>
+          <w:name w:val="General"/>
+          <w:gallery w:val="placeholder"/>
+        </w:category>
+        <w:types>
+          <w:type w:val="bbPlcHdr"/>
+        </w:types>
+        <w:behaviors>
+          <w:behavior w:val="content"/>
+        </w:behaviors>
+        <w:guid w:val="{944C5521-3693-4249-96C2-F6063963F752}"/>
+      </w:docPartPr>
+      <w:docPartBody>
+        <w:p>
+          <w:pPr>
+            <w:pStyle w:val="06F457986C0E4449A2E52954385CCB8F"/>
+          </w:pPr>
+          <w:r>
+            <w:rPr>
+              <w:rStyle w:val="PlaceholderText"/>
+              <w:rFonts w:ascii="Verdana" w:hAnsi="Verdana"/>
+            </w:rPr>
+            <w:t>Choose an item.</w:t>
+          </w:r>
+        </w:p>
+      </w:docPartBody>
+    </w:docPart>
+    <w:docPart>
+      <w:docPartPr>
+        <w:name w:val="640A08F030774CFA9EC298E3CF3FB759"/>
+        <w:category>
+          <w:name w:val="General"/>
+          <w:gallery w:val="placeholder"/>
+        </w:category>
+        <w:types>
+          <w:type w:val="bbPlcHdr"/>
+        </w:types>
+        <w:behaviors>
+          <w:behavior w:val="content"/>
+        </w:behaviors>
+        <w:guid w:val="{F41B6AA8-900B-4727-BA9E-CE0E5BB5EE75}"/>
+      </w:docPartPr>
+      <w:docPartBody>
+        <w:p>
+          <w:pPr>
+            <w:pStyle w:val="640A08F030774CFA9EC298E3CF3FB759"/>
+          </w:pPr>
+          <w:r>
+            <w:rPr>
+              <w:rStyle w:val="PlaceholderText"/>
+              <w:rFonts w:ascii="Verdana" w:hAnsi="Verdana"/>
+            </w:rPr>
+            <w:t>Choose an item.</w:t>
+          </w:r>
+        </w:p>
+      </w:docPartBody>
+    </w:docPart>
   </w:docParts>
 </w:glossaryDocument>
 </file>
@@ -25074,6 +24022,14 @@
     <w:pitch w:val="variable"/>
     <w:sig w:usb0="80000287" w:usb1="2ACF3C50" w:usb2="00000016" w:usb3="00000000" w:csb0="0004001F" w:csb1="00000000"/>
   </w:font>
+  <w:font w:name="MS Gothic">
+    <w:altName w:val="ＭＳ ゴシック"/>
+    <w:panose1 w:val="020B0609070205080204"/>
+    <w:charset w:val="80"/>
+    <w:family w:val="modern"/>
+    <w:pitch w:val="fixed"/>
+    <w:sig w:usb0="E00002FF" w:usb1="6AC7FDFB" w:usb2="08000012" w:usb3="00000000" w:csb0="0002009F" w:csb1="00000000"/>
+  </w:font>
   <w:font w:name="等线">
     <w:altName w:val="DengXian"/>
     <w:panose1 w:val="02010600030101010101"/>
@@ -25149,37 +24105,54 @@
     <w:rsid w:val="00021354"/>
     <w:rsid w:val="0005612F"/>
     <w:rsid w:val="00057DFF"/>
+    <w:rsid w:val="00095C7D"/>
+    <w:rsid w:val="000F3A4F"/>
     <w:rsid w:val="00126AE8"/>
+    <w:rsid w:val="001353CF"/>
     <w:rsid w:val="001432C8"/>
     <w:rsid w:val="00163832"/>
     <w:rsid w:val="001F1A60"/>
     <w:rsid w:val="00285E2F"/>
+    <w:rsid w:val="003279CA"/>
+    <w:rsid w:val="00330B44"/>
     <w:rsid w:val="00344966"/>
     <w:rsid w:val="003610E2"/>
+    <w:rsid w:val="00383E61"/>
     <w:rsid w:val="00387981"/>
     <w:rsid w:val="00396AC6"/>
     <w:rsid w:val="003E21BE"/>
     <w:rsid w:val="0049283F"/>
-    <w:rsid w:val="004F532A"/>
     <w:rsid w:val="00527E79"/>
     <w:rsid w:val="00546AE7"/>
     <w:rsid w:val="00547260"/>
+    <w:rsid w:val="005B2FA5"/>
+    <w:rsid w:val="006327C8"/>
     <w:rsid w:val="00636D4E"/>
+    <w:rsid w:val="006518B6"/>
     <w:rsid w:val="0066323F"/>
     <w:rsid w:val="00685600"/>
     <w:rsid w:val="00692191"/>
     <w:rsid w:val="006A0F3E"/>
-    <w:rsid w:val="006C339F"/>
+    <w:rsid w:val="006B5D40"/>
     <w:rsid w:val="00761851"/>
     <w:rsid w:val="007A5DC5"/>
     <w:rsid w:val="007A796C"/>
+    <w:rsid w:val="007F6132"/>
     <w:rsid w:val="00822B44"/>
+    <w:rsid w:val="00823D61"/>
+    <w:rsid w:val="008D06D7"/>
     <w:rsid w:val="008E18F2"/>
     <w:rsid w:val="008E6244"/>
+    <w:rsid w:val="008F4ABA"/>
+    <w:rsid w:val="00993AA3"/>
     <w:rsid w:val="009B2FE5"/>
     <w:rsid w:val="009D1FD5"/>
     <w:rsid w:val="009E0393"/>
+    <w:rsid w:val="00A452E5"/>
     <w:rsid w:val="00AD022A"/>
+    <w:rsid w:val="00AD4A20"/>
+    <w:rsid w:val="00B50477"/>
+    <w:rsid w:val="00B70EF5"/>
     <w:rsid w:val="00B951CE"/>
     <w:rsid w:val="00CF2755"/>
     <w:rsid w:val="00D316CC"/>
@@ -25187,8 +24160,12 @@
     <w:rsid w:val="00DA72E8"/>
     <w:rsid w:val="00DE4646"/>
     <w:rsid w:val="00DE67C8"/>
+    <w:rsid w:val="00E142DC"/>
     <w:rsid w:val="00E522F2"/>
+    <w:rsid w:val="00E676EB"/>
+    <w:rsid w:val="00EE5609"/>
     <w:rsid w:val="00EF07C5"/>
+    <w:rsid w:val="00F31F30"/>
   </w:rsids>
   <m:mathPr>
     <m:mathFont m:val="Cambria Math"/>
@@ -25644,14 +24621,10 @@
     <w:basedOn w:val="DefaultParagraphFont"/>
     <w:uiPriority w:val="99"/>
     <w:semiHidden/>
-    <w:rsid w:val="00547260"/>
+    <w:rsid w:val="00B70EF5"/>
     <w:rPr>
       <w:color w:val="808080"/>
     </w:rPr>
-  </w:style>
-  <w:style w:type="paragraph" w:customStyle="1" w:styleId="DBB53E582E7A4053BBA2AE52FF5FC9CB">
-    <w:name w:val="DBB53E582E7A4053BBA2AE52FF5FC9CB"/>
-    <w:rsid w:val="003E21BE"/>
   </w:style>
   <w:style w:type="paragraph" w:customStyle="1" w:styleId="13B952CE3C3240DA905687FF559EBD691">
     <w:name w:val="13B952CE3C3240DA905687FF559EBD691"/>
@@ -25825,6 +24798,30 @@
   <w:style w:type="paragraph" w:customStyle="1" w:styleId="0BC78D458D9347A6871A4ED06E3B509F">
     <w:name w:val="0BC78D458D9347A6871A4ED06E3B509F"/>
     <w:rsid w:val="00547260"/>
+  </w:style>
+  <w:style w:type="paragraph" w:customStyle="1" w:styleId="E33454C25D2E409E8343565247D5B007">
+    <w:name w:val="E33454C25D2E409E8343565247D5B007"/>
+    <w:rsid w:val="00E676EB"/>
+  </w:style>
+  <w:style w:type="paragraph" w:customStyle="1" w:styleId="06F457986C0E4449A2E52954385CCB8F">
+    <w:name w:val="06F457986C0E4449A2E52954385CCB8F"/>
+    <w:rsid w:val="00F31F30"/>
+  </w:style>
+  <w:style w:type="paragraph" w:customStyle="1" w:styleId="BA6D9F253EA1497C8A6CA4F65273B063">
+    <w:name w:val="BA6D9F253EA1497C8A6CA4F65273B063"/>
+    <w:rsid w:val="00E676EB"/>
+  </w:style>
+  <w:style w:type="paragraph" w:customStyle="1" w:styleId="A14A91BFC58D410A8B8CE8EACF828959">
+    <w:name w:val="A14A91BFC58D410A8B8CE8EACF828959"/>
+    <w:rsid w:val="00E676EB"/>
+  </w:style>
+  <w:style w:type="paragraph" w:customStyle="1" w:styleId="B4BBE87737854F78AB4688B799CA4018">
+    <w:name w:val="B4BBE87737854F78AB4688B799CA4018"/>
+    <w:rsid w:val="00E142DC"/>
+  </w:style>
+  <w:style w:type="paragraph" w:customStyle="1" w:styleId="640A08F030774CFA9EC298E3CF3FB759">
+    <w:name w:val="640A08F030774CFA9EC298E3CF3FB759"/>
+    <w:rsid w:val="00B70EF5"/>
   </w:style>
 </w:styles>
 </file>
